--- a/docs/US P System obsługi warsztatu samochodowego.docx
+++ b/docs/US P System obsługi warsztatu samochodowego.docx
@@ -330,6 +330,77 @@
                 <w:szCs w:val="24"/>
               </w:rPr>
               <w:t>16.06.2026</w:t>
+            </w:r>
+          </w:p>
+        </w:tc>
+        <w:tc>
+          <w:tcPr>
+            <w:tcW w:w="2706" w:type="dxa"/>
+          </w:tcPr>
+          <w:p>
+            <w:pPr>
+              <w:spacing w:before="240" w:after="240"/>
+              <w:jc w:val="left"/>
+              <w:rPr>
+                <w:rFonts w:ascii="Calibri" w:hAnsi="Calibri" w:cs="Calibri"/>
+                <w:szCs w:val="24"/>
+              </w:rPr>
+            </w:pPr>
+          </w:p>
+        </w:tc>
+      </w:tr>
+      <w:tr>
+        <w:tc>
+          <w:tcPr>
+            <w:tcW w:w="1939" w:type="dxa"/>
+          </w:tcPr>
+          <w:p>
+            <w:pPr>
+              <w:spacing w:before="240" w:after="240"/>
+              <w:jc w:val="left"/>
+              <w:rPr>
+                <w:rFonts w:ascii="Calibri" w:hAnsi="Calibri" w:cs="Calibri"/>
+                <w:szCs w:val="24"/>
+              </w:rPr>
+            </w:pPr>
+            <w:r>
+              <w:rPr>
+                <w:rFonts w:ascii="Calibri" w:hAnsi="Calibri" w:cs="Calibri"/>
+                <w:szCs w:val="24"/>
+              </w:rPr>
+              <w:t>Repozytorium</w:t>
+            </w:r>
+          </w:p>
+        </w:tc>
+        <w:tc>
+          <w:tcPr>
+            <w:tcW w:w="4417" w:type="dxa"/>
+          </w:tcPr>
+          <w:p>
+            <w:pPr>
+              <w:spacing w:before="240" w:after="240"/>
+              <w:jc w:val="left"/>
+              <w:rPr>
+                <w:rFonts w:ascii="Calibri" w:hAnsi="Calibri" w:cs="Calibri"/>
+                <w:szCs w:val="24"/>
+              </w:rPr>
+            </w:pPr>
+            <w:hyperlink r:id="rId7" w:history="1">
+              <w:r>
+                <w:rPr>
+                  <w:rStyle w:val="Hipercze"/>
+                  <w:rFonts w:ascii="Calibri" w:hAnsi="Calibri" w:cs="Calibri"/>
+                  <w:szCs w:val="24"/>
+                </w:rPr>
+                <w:t>https://github.com/Tech-Bank/car-service.git</w:t>
+              </w:r>
+            </w:hyperlink>
+            <w:r>
+              <w:rPr>
+                <w:rFonts w:ascii="Calibri" w:hAnsi="Calibri" w:cs="Calibri"/>
+                <w:szCs w:val="24"/>
+              </w:rPr>
+              <w:t xml:space="preserve"> </w:t>
             </w:r>
           </w:p>
         </w:tc>
@@ -2711,7 +2782,7 @@
                     <pic:cNvPicPr/>
                   </pic:nvPicPr>
                   <pic:blipFill>
-                    <a:blip r:embed="rId7"/>
+                    <a:blip r:embed="rId8"/>
                     <a:stretch>
                       <a:fillRect/>
                     </a:stretch>
@@ -2966,7 +3037,7 @@
                     <pic:cNvPicPr/>
                   </pic:nvPicPr>
                   <pic:blipFill>
-                    <a:blip r:embed="rId8"/>
+                    <a:blip r:embed="rId9"/>
                     <a:stretch>
                       <a:fillRect/>
                     </a:stretch>
@@ -3049,7 +3120,7 @@
                     </pic:cNvPicPr>
                   </pic:nvPicPr>
                   <pic:blipFill>
-                    <a:blip r:embed="rId9">
+                    <a:blip r:embed="rId10">
                       <a:extLst>
                         <a:ext uri="{28A0092B-C50C-407E-A947-70E740481C1C}">
                           <a14:useLocalDpi xmlns:a14="http://schemas.microsoft.com/office/drawing/2010/main" val="0"/>
@@ -3164,7 +3235,7 @@
                     <pic:cNvPicPr/>
                   </pic:nvPicPr>
                   <pic:blipFill>
-                    <a:blip r:embed="rId10"/>
+                    <a:blip r:embed="rId11"/>
                     <a:stretch>
                       <a:fillRect/>
                     </a:stretch>
@@ -3209,7 +3280,7 @@
                     <pic:cNvPicPr/>
                   </pic:nvPicPr>
                   <pic:blipFill>
-                    <a:blip r:embed="rId11"/>
+                    <a:blip r:embed="rId12"/>
                     <a:stretch>
                       <a:fillRect/>
                     </a:stretch>
@@ -3254,7 +3325,7 @@
                     <pic:cNvPicPr/>
                   </pic:nvPicPr>
                   <pic:blipFill>
-                    <a:blip r:embed="rId12"/>
+                    <a:blip r:embed="rId13"/>
                     <a:stretch>
                       <a:fillRect/>
                     </a:stretch>
@@ -3300,7 +3371,7 @@
                     <pic:cNvPicPr/>
                   </pic:nvPicPr>
                   <pic:blipFill>
-                    <a:blip r:embed="rId13"/>
+                    <a:blip r:embed="rId14"/>
                     <a:stretch>
                       <a:fillRect/>
                     </a:stretch>
@@ -3357,7 +3428,7 @@
                     </pic:cNvPicPr>
                   </pic:nvPicPr>
                   <pic:blipFill>
-                    <a:blip r:embed="rId14">
+                    <a:blip r:embed="rId15">
                       <a:extLst>
                         <a:ext uri="{28A0092B-C50C-407E-A947-70E740481C1C}">
                           <a14:useLocalDpi xmlns:a14="http://schemas.microsoft.com/office/drawing/2010/main" val="0"/>
@@ -3414,7 +3485,7 @@
                     <pic:cNvPicPr/>
                   </pic:nvPicPr>
                   <pic:blipFill>
-                    <a:blip r:embed="rId15"/>
+                    <a:blip r:embed="rId16"/>
                     <a:stretch>
                       <a:fillRect/>
                     </a:stretch>
@@ -3459,7 +3530,7 @@
                     <pic:cNvPicPr/>
                   </pic:nvPicPr>
                   <pic:blipFill>
-                    <a:blip r:embed="rId16"/>
+                    <a:blip r:embed="rId17"/>
                     <a:stretch>
                       <a:fillRect/>
                     </a:stretch>
@@ -3504,7 +3575,7 @@
                     <pic:cNvPicPr/>
                   </pic:nvPicPr>
                   <pic:blipFill>
-                    <a:blip r:embed="rId17"/>
+                    <a:blip r:embed="rId18"/>
                     <a:stretch>
                       <a:fillRect/>
                     </a:stretch>
@@ -3550,7 +3621,7 @@
                     <pic:cNvPicPr/>
                   </pic:nvPicPr>
                   <pic:blipFill>
-                    <a:blip r:embed="rId18"/>
+                    <a:blip r:embed="rId19"/>
                     <a:stretch>
                       <a:fillRect/>
                     </a:stretch>
@@ -5051,6 +5122,18 @@
       <w:ind w:left="480"/>
     </w:pPr>
   </w:style>
+  <w:style w:type="character" w:styleId="Nierozpoznanawzmianka">
+    <w:name w:val="Unresolved Mention"/>
+    <w:basedOn w:val="Domylnaczcionkaakapitu"/>
+    <w:uiPriority w:val="99"/>
+    <w:semiHidden/>
+    <w:unhideWhenUsed/>
+    <w:rsid w:val="00EC5698"/>
+    <w:rPr>
+      <w:color w:val="605E5C"/>
+      <w:shd w:val="clear" w:color="auto" w:fill="E1DFDD"/>
+    </w:rPr>
+  </w:style>
 </w:styles>
 </file>
 

--- a/docs/US P System obsługi warsztatu samochodowego.docx
+++ b/docs/US P System obsługi warsztatu samochodowego.docx
@@ -499,7 +499,13 @@
         <w:t>katalog</w:t>
       </w:r>
       <w:r>
-        <w:t xml:space="preserve"> przypadków użycia w postaci diagramu UML, opis przypadków użycia.</w:t>
+        <w:t xml:space="preserve"> przypadków użycia w postaci diagramu UML, opis </w:t>
+      </w:r>
+      <w:r>
+        <w:t xml:space="preserve">odpowiedzialności </w:t>
+      </w:r>
+      <w:r>
+        <w:t>przypadków użycia.</w:t>
       </w:r>
     </w:p>
     <w:p>
@@ -633,6 +639,18 @@
       </w:pPr>
       <w:r>
         <w:t>Rozmiar modelu dziedziny: 20 encji.</w:t>
+      </w:r>
+    </w:p>
+    <w:p>
+      <w:pPr>
+        <w:pStyle w:val="Akapitzlist"/>
+        <w:numPr>
+          <w:ilvl w:val="0"/>
+          <w:numId w:val="2"/>
+        </w:numPr>
+      </w:pPr>
+      <w:r>
+        <w:t>Liczba zamodelowanych agregatów: 3, w tym jeden składający się z &gt;1 encji.</w:t>
       </w:r>
     </w:p>
     <w:p>
@@ -770,7 +788,7 @@
           <w:r>
             <w:fldChar w:fldCharType="separate"/>
           </w:r>
-          <w:hyperlink w:anchor="_Toc229480532" w:history="1">
+          <w:hyperlink w:anchor="_Toc229934185" w:history="1">
             <w:r>
               <w:rPr>
                 <w:rStyle w:val="Hipercze"/>
@@ -813,7 +831,7 @@
                 <w:noProof/>
                 <w:webHidden/>
               </w:rPr>
-              <w:instrText xml:space="preserve"> PAGEREF _Toc229480532 \h </w:instrText>
+              <w:instrText xml:space="preserve"> PAGEREF _Toc229934185 \h </w:instrText>
             </w:r>
             <w:r>
               <w:rPr>
@@ -858,7 +876,7 @@
               <w:lang w:eastAsia="pl-PL"/>
             </w:rPr>
           </w:pPr>
-          <w:hyperlink w:anchor="_Toc229480533" w:history="1">
+          <w:hyperlink w:anchor="_Toc229934186" w:history="1">
             <w:r>
               <w:rPr>
                 <w:rStyle w:val="Hipercze"/>
@@ -901,7 +919,7 @@
                 <w:noProof/>
                 <w:webHidden/>
               </w:rPr>
-              <w:instrText xml:space="preserve"> PAGEREF _Toc229480533 \h </w:instrText>
+              <w:instrText xml:space="preserve"> PAGEREF _Toc229934186 \h </w:instrText>
             </w:r>
             <w:r>
               <w:rPr>
@@ -946,7 +964,7 @@
               <w:lang w:eastAsia="pl-PL"/>
             </w:rPr>
           </w:pPr>
-          <w:hyperlink w:anchor="_Toc229480534" w:history="1">
+          <w:hyperlink w:anchor="_Toc229934187" w:history="1">
             <w:r>
               <w:rPr>
                 <w:rStyle w:val="Hipercze"/>
@@ -989,7 +1007,7 @@
                 <w:noProof/>
                 <w:webHidden/>
               </w:rPr>
-              <w:instrText xml:space="preserve"> PAGEREF _Toc229480534 \h </w:instrText>
+              <w:instrText xml:space="preserve"> PAGEREF _Toc229934187 \h </w:instrText>
             </w:r>
             <w:r>
               <w:rPr>
@@ -1034,7 +1052,7 @@
               <w:lang w:eastAsia="pl-PL"/>
             </w:rPr>
           </w:pPr>
-          <w:hyperlink w:anchor="_Toc229480535" w:history="1">
+          <w:hyperlink w:anchor="_Toc229934188" w:history="1">
             <w:r>
               <w:rPr>
                 <w:rStyle w:val="Hipercze"/>
@@ -1077,7 +1095,7 @@
                 <w:noProof/>
                 <w:webHidden/>
               </w:rPr>
-              <w:instrText xml:space="preserve"> PAGEREF _Toc229480535 \h </w:instrText>
+              <w:instrText xml:space="preserve"> PAGEREF _Toc229934188 \h </w:instrText>
             </w:r>
             <w:r>
               <w:rPr>
@@ -1122,7 +1140,7 @@
               <w:lang w:eastAsia="pl-PL"/>
             </w:rPr>
           </w:pPr>
-          <w:hyperlink w:anchor="_Toc229480536" w:history="1">
+          <w:hyperlink w:anchor="_Toc229934189" w:history="1">
             <w:r>
               <w:rPr>
                 <w:rStyle w:val="Hipercze"/>
@@ -1165,7 +1183,7 @@
                 <w:noProof/>
                 <w:webHidden/>
               </w:rPr>
-              <w:instrText xml:space="preserve"> PAGEREF _Toc229480536 \h </w:instrText>
+              <w:instrText xml:space="preserve"> PAGEREF _Toc229934189 \h </w:instrText>
             </w:r>
             <w:r>
               <w:rPr>
@@ -1210,7 +1228,7 @@
               <w:lang w:eastAsia="pl-PL"/>
             </w:rPr>
           </w:pPr>
-          <w:hyperlink w:anchor="_Toc229480537" w:history="1">
+          <w:hyperlink w:anchor="_Toc229934190" w:history="1">
             <w:r>
               <w:rPr>
                 <w:rStyle w:val="Hipercze"/>
@@ -1253,7 +1271,7 @@
                 <w:noProof/>
                 <w:webHidden/>
               </w:rPr>
-              <w:instrText xml:space="preserve"> PAGEREF _Toc229480537 \h </w:instrText>
+              <w:instrText xml:space="preserve"> PAGEREF _Toc229934190 \h </w:instrText>
             </w:r>
             <w:r>
               <w:rPr>
@@ -1298,7 +1316,7 @@
               <w:lang w:eastAsia="pl-PL"/>
             </w:rPr>
           </w:pPr>
-          <w:hyperlink w:anchor="_Toc229480538" w:history="1">
+          <w:hyperlink w:anchor="_Toc229934191" w:history="1">
             <w:r>
               <w:rPr>
                 <w:rStyle w:val="Hipercze"/>
@@ -1341,7 +1359,7 @@
                 <w:noProof/>
                 <w:webHidden/>
               </w:rPr>
-              <w:instrText xml:space="preserve"> PAGEREF _Toc229480538 \h </w:instrText>
+              <w:instrText xml:space="preserve"> PAGEREF _Toc229934191 \h </w:instrText>
             </w:r>
             <w:r>
               <w:rPr>
@@ -1386,7 +1404,7 @@
               <w:lang w:eastAsia="pl-PL"/>
             </w:rPr>
           </w:pPr>
-          <w:hyperlink w:anchor="_Toc229480539" w:history="1">
+          <w:hyperlink w:anchor="_Toc229934192" w:history="1">
             <w:r>
               <w:rPr>
                 <w:rStyle w:val="Hipercze"/>
@@ -1429,7 +1447,7 @@
                 <w:noProof/>
                 <w:webHidden/>
               </w:rPr>
-              <w:instrText xml:space="preserve"> PAGEREF _Toc229480539 \h </w:instrText>
+              <w:instrText xml:space="preserve"> PAGEREF _Toc229934192 \h </w:instrText>
             </w:r>
             <w:r>
               <w:rPr>
@@ -1474,7 +1492,7 @@
               <w:lang w:eastAsia="pl-PL"/>
             </w:rPr>
           </w:pPr>
-          <w:hyperlink w:anchor="_Toc229480540" w:history="1">
+          <w:hyperlink w:anchor="_Toc229934193" w:history="1">
             <w:r>
               <w:rPr>
                 <w:rStyle w:val="Hipercze"/>
@@ -1517,7 +1535,7 @@
                 <w:noProof/>
                 <w:webHidden/>
               </w:rPr>
-              <w:instrText xml:space="preserve"> PAGEREF _Toc229480540 \h </w:instrText>
+              <w:instrText xml:space="preserve"> PAGEREF _Toc229934193 \h </w:instrText>
             </w:r>
             <w:r>
               <w:rPr>
@@ -1562,7 +1580,7 @@
               <w:lang w:eastAsia="pl-PL"/>
             </w:rPr>
           </w:pPr>
-          <w:hyperlink w:anchor="_Toc229480541" w:history="1">
+          <w:hyperlink w:anchor="_Toc229934194" w:history="1">
             <w:r>
               <w:rPr>
                 <w:rStyle w:val="Hipercze"/>
@@ -1605,7 +1623,7 @@
                 <w:noProof/>
                 <w:webHidden/>
               </w:rPr>
-              <w:instrText xml:space="preserve"> PAGEREF _Toc229480541 \h </w:instrText>
+              <w:instrText xml:space="preserve"> PAGEREF _Toc229934194 \h </w:instrText>
             </w:r>
             <w:r>
               <w:rPr>
@@ -1650,7 +1668,7 @@
               <w:lang w:eastAsia="pl-PL"/>
             </w:rPr>
           </w:pPr>
-          <w:hyperlink w:anchor="_Toc229480542" w:history="1">
+          <w:hyperlink w:anchor="_Toc229934195" w:history="1">
             <w:r>
               <w:rPr>
                 <w:rStyle w:val="Hipercze"/>
@@ -1693,7 +1711,7 @@
                 <w:noProof/>
                 <w:webHidden/>
               </w:rPr>
-              <w:instrText xml:space="preserve"> PAGEREF _Toc229480542 \h </w:instrText>
+              <w:instrText xml:space="preserve"> PAGEREF _Toc229934195 \h </w:instrText>
             </w:r>
             <w:r>
               <w:rPr>
@@ -1738,7 +1756,7 @@
               <w:lang w:eastAsia="pl-PL"/>
             </w:rPr>
           </w:pPr>
-          <w:hyperlink w:anchor="_Toc229480543" w:history="1">
+          <w:hyperlink w:anchor="_Toc229934196" w:history="1">
             <w:r>
               <w:rPr>
                 <w:rStyle w:val="Hipercze"/>
@@ -1781,7 +1799,7 @@
                 <w:noProof/>
                 <w:webHidden/>
               </w:rPr>
-              <w:instrText xml:space="preserve"> PAGEREF _Toc229480543 \h </w:instrText>
+              <w:instrText xml:space="preserve"> PAGEREF _Toc229934196 \h </w:instrText>
             </w:r>
             <w:r>
               <w:rPr>
@@ -1826,7 +1844,7 @@
               <w:lang w:eastAsia="pl-PL"/>
             </w:rPr>
           </w:pPr>
-          <w:hyperlink w:anchor="_Toc229480544" w:history="1">
+          <w:hyperlink w:anchor="_Toc229934197" w:history="1">
             <w:r>
               <w:rPr>
                 <w:rStyle w:val="Hipercze"/>
@@ -1869,7 +1887,7 @@
                 <w:noProof/>
                 <w:webHidden/>
               </w:rPr>
-              <w:instrText xml:space="preserve"> PAGEREF _Toc229480544 \h </w:instrText>
+              <w:instrText xml:space="preserve"> PAGEREF _Toc229934197 \h </w:instrText>
             </w:r>
             <w:r>
               <w:rPr>
@@ -1914,7 +1932,7 @@
               <w:lang w:eastAsia="pl-PL"/>
             </w:rPr>
           </w:pPr>
-          <w:hyperlink w:anchor="_Toc229480545" w:history="1">
+          <w:hyperlink w:anchor="_Toc229934198" w:history="1">
             <w:r>
               <w:rPr>
                 <w:rStyle w:val="Hipercze"/>
@@ -1957,7 +1975,7 @@
                 <w:noProof/>
                 <w:webHidden/>
               </w:rPr>
-              <w:instrText xml:space="preserve"> PAGEREF _Toc229480545 \h </w:instrText>
+              <w:instrText xml:space="preserve"> PAGEREF _Toc229934198 \h </w:instrText>
             </w:r>
             <w:r>
               <w:rPr>
@@ -2002,7 +2020,7 @@
               <w:lang w:eastAsia="pl-PL"/>
             </w:rPr>
           </w:pPr>
-          <w:hyperlink w:anchor="_Toc229480546" w:history="1">
+          <w:hyperlink w:anchor="_Toc229934199" w:history="1">
             <w:r>
               <w:rPr>
                 <w:rStyle w:val="Hipercze"/>
@@ -2045,7 +2063,7 @@
                 <w:noProof/>
                 <w:webHidden/>
               </w:rPr>
-              <w:instrText xml:space="preserve"> PAGEREF _Toc229480546 \h </w:instrText>
+              <w:instrText xml:space="preserve"> PAGEREF _Toc229934199 \h </w:instrText>
             </w:r>
             <w:r>
               <w:rPr>
@@ -2066,6 +2084,182 @@
                 <w:webHidden/>
               </w:rPr>
               <w:t>10</w:t>
+            </w:r>
+            <w:r>
+              <w:rPr>
+                <w:noProof/>
+                <w:webHidden/>
+              </w:rPr>
+              <w:fldChar w:fldCharType="end"/>
+            </w:r>
+          </w:hyperlink>
+        </w:p>
+        <w:p>
+          <w:pPr>
+            <w:pStyle w:val="Spistreci2"/>
+            <w:tabs>
+              <w:tab w:val="left" w:pos="960"/>
+              <w:tab w:val="right" w:leader="dot" w:pos="9062"/>
+            </w:tabs>
+            <w:rPr>
+              <w:rFonts w:asciiTheme="minorHAnsi" w:eastAsiaTheme="minorEastAsia" w:hAnsiTheme="minorHAnsi"/>
+              <w:noProof/>
+              <w:szCs w:val="24"/>
+              <w:lang w:eastAsia="pl-PL"/>
+            </w:rPr>
+          </w:pPr>
+          <w:hyperlink w:anchor="_Toc229934200" w:history="1">
+            <w:r>
+              <w:rPr>
+                <w:rStyle w:val="Hipercze"/>
+                <w:noProof/>
+              </w:rPr>
+              <w:t>3.1</w:t>
+            </w:r>
+            <w:r>
+              <w:rPr>
+                <w:rFonts w:asciiTheme="minorHAnsi" w:eastAsiaTheme="minorEastAsia" w:hAnsiTheme="minorHAnsi"/>
+                <w:noProof/>
+                <w:szCs w:val="24"/>
+                <w:lang w:eastAsia="pl-PL"/>
+              </w:rPr>
+              <w:tab/>
+            </w:r>
+            <w:r>
+              <w:rPr>
+                <w:rStyle w:val="Hipercze"/>
+                <w:noProof/>
+              </w:rPr>
+              <w:t>Założenia projektowe</w:t>
+            </w:r>
+            <w:r>
+              <w:rPr>
+                <w:noProof/>
+                <w:webHidden/>
+              </w:rPr>
+              <w:tab/>
+            </w:r>
+            <w:r>
+              <w:rPr>
+                <w:noProof/>
+                <w:webHidden/>
+              </w:rPr>
+              <w:fldChar w:fldCharType="begin"/>
+            </w:r>
+            <w:r>
+              <w:rPr>
+                <w:noProof/>
+                <w:webHidden/>
+              </w:rPr>
+              <w:instrText xml:space="preserve"> PAGEREF _Toc229934200 \h </w:instrText>
+            </w:r>
+            <w:r>
+              <w:rPr>
+                <w:noProof/>
+                <w:webHidden/>
+              </w:rPr>
+            </w:r>
+            <w:r>
+              <w:rPr>
+                <w:noProof/>
+                <w:webHidden/>
+              </w:rPr>
+              <w:fldChar w:fldCharType="separate"/>
+            </w:r>
+            <w:r>
+              <w:rPr>
+                <w:noProof/>
+                <w:webHidden/>
+              </w:rPr>
+              <w:t>10</w:t>
+            </w:r>
+            <w:r>
+              <w:rPr>
+                <w:noProof/>
+                <w:webHidden/>
+              </w:rPr>
+              <w:fldChar w:fldCharType="end"/>
+            </w:r>
+          </w:hyperlink>
+        </w:p>
+        <w:p>
+          <w:pPr>
+            <w:pStyle w:val="Spistreci2"/>
+            <w:tabs>
+              <w:tab w:val="left" w:pos="960"/>
+              <w:tab w:val="right" w:leader="dot" w:pos="9062"/>
+            </w:tabs>
+            <w:rPr>
+              <w:rFonts w:asciiTheme="minorHAnsi" w:eastAsiaTheme="minorEastAsia" w:hAnsiTheme="minorHAnsi"/>
+              <w:noProof/>
+              <w:szCs w:val="24"/>
+              <w:lang w:eastAsia="pl-PL"/>
+            </w:rPr>
+          </w:pPr>
+          <w:hyperlink w:anchor="_Toc229934201" w:history="1">
+            <w:r>
+              <w:rPr>
+                <w:rStyle w:val="Hipercze"/>
+                <w:noProof/>
+              </w:rPr>
+              <w:t>3.2</w:t>
+            </w:r>
+            <w:r>
+              <w:rPr>
+                <w:rFonts w:asciiTheme="minorHAnsi" w:eastAsiaTheme="minorEastAsia" w:hAnsiTheme="minorHAnsi"/>
+                <w:noProof/>
+                <w:szCs w:val="24"/>
+                <w:lang w:eastAsia="pl-PL"/>
+              </w:rPr>
+              <w:tab/>
+            </w:r>
+            <w:r>
+              <w:rPr>
+                <w:rStyle w:val="Hipercze"/>
+                <w:noProof/>
+              </w:rPr>
+              <w:t>Model projektowy</w:t>
+            </w:r>
+            <w:r>
+              <w:rPr>
+                <w:noProof/>
+                <w:webHidden/>
+              </w:rPr>
+              <w:tab/>
+            </w:r>
+            <w:r>
+              <w:rPr>
+                <w:noProof/>
+                <w:webHidden/>
+              </w:rPr>
+              <w:fldChar w:fldCharType="begin"/>
+            </w:r>
+            <w:r>
+              <w:rPr>
+                <w:noProof/>
+                <w:webHidden/>
+              </w:rPr>
+              <w:instrText xml:space="preserve"> PAGEREF _Toc229934201 \h </w:instrText>
+            </w:r>
+            <w:r>
+              <w:rPr>
+                <w:noProof/>
+                <w:webHidden/>
+              </w:rPr>
+            </w:r>
+            <w:r>
+              <w:rPr>
+                <w:noProof/>
+                <w:webHidden/>
+              </w:rPr>
+              <w:fldChar w:fldCharType="separate"/>
+            </w:r>
+            <w:r>
+              <w:rPr>
+                <w:noProof/>
+                <w:webHidden/>
+              </w:rPr>
+              <w:t>11</w:t>
             </w:r>
             <w:r>
               <w:rPr>
@@ -2090,7 +2284,7 @@
               <w:lang w:eastAsia="pl-PL"/>
             </w:rPr>
           </w:pPr>
-          <w:hyperlink w:anchor="_Toc229480547" w:history="1">
+          <w:hyperlink w:anchor="_Toc229934202" w:history="1">
             <w:r>
               <w:rPr>
                 <w:rStyle w:val="Hipercze"/>
@@ -2133,7 +2327,7 @@
                 <w:noProof/>
                 <w:webHidden/>
               </w:rPr>
-              <w:instrText xml:space="preserve"> PAGEREF _Toc229480547 \h </w:instrText>
+              <w:instrText xml:space="preserve"> PAGEREF _Toc229934202 \h </w:instrText>
             </w:r>
             <w:r>
               <w:rPr>
@@ -2153,7 +2347,7 @@
                 <w:noProof/>
                 <w:webHidden/>
               </w:rPr>
-              <w:t>10</w:t>
+              <w:t>11</w:t>
             </w:r>
             <w:r>
               <w:rPr>
@@ -2178,7 +2372,7 @@
               <w:lang w:eastAsia="pl-PL"/>
             </w:rPr>
           </w:pPr>
-          <w:hyperlink w:anchor="_Toc229480548" w:history="1">
+          <w:hyperlink w:anchor="_Toc229934203" w:history="1">
             <w:r>
               <w:rPr>
                 <w:rStyle w:val="Hipercze"/>
@@ -2221,7 +2415,7 @@
                 <w:noProof/>
                 <w:webHidden/>
               </w:rPr>
-              <w:instrText xml:space="preserve"> PAGEREF _Toc229480548 \h </w:instrText>
+              <w:instrText xml:space="preserve"> PAGEREF _Toc229934203 \h </w:instrText>
             </w:r>
             <w:r>
               <w:rPr>
@@ -2241,7 +2435,7 @@
                 <w:noProof/>
                 <w:webHidden/>
               </w:rPr>
-              <w:t>10</w:t>
+              <w:t>11</w:t>
             </w:r>
             <w:r>
               <w:rPr>
@@ -2266,7 +2460,7 @@
               <w:lang w:eastAsia="pl-PL"/>
             </w:rPr>
           </w:pPr>
-          <w:hyperlink w:anchor="_Toc229480549" w:history="1">
+          <w:hyperlink w:anchor="_Toc229934204" w:history="1">
             <w:r>
               <w:rPr>
                 <w:rStyle w:val="Hipercze"/>
@@ -2288,7 +2482,7 @@
                 <w:rStyle w:val="Hipercze"/>
                 <w:noProof/>
               </w:rPr>
-              <w:t>Informacje dodatkowe</w:t>
+              <w:t>Role w projekcie</w:t>
             </w:r>
             <w:r>
               <w:rPr>
@@ -2309,7 +2503,7 @@
                 <w:noProof/>
                 <w:webHidden/>
               </w:rPr>
-              <w:instrText xml:space="preserve"> PAGEREF _Toc229480549 \h </w:instrText>
+              <w:instrText xml:space="preserve"> PAGEREF _Toc229934204 \h </w:instrText>
             </w:r>
             <w:r>
               <w:rPr>
@@ -2329,95 +2523,7 @@
                 <w:noProof/>
                 <w:webHidden/>
               </w:rPr>
-              <w:t>10</w:t>
-            </w:r>
-            <w:r>
-              <w:rPr>
-                <w:noProof/>
-                <w:webHidden/>
-              </w:rPr>
-              <w:fldChar w:fldCharType="end"/>
-            </w:r>
-          </w:hyperlink>
-        </w:p>
-        <w:p>
-          <w:pPr>
-            <w:pStyle w:val="Spistreci2"/>
-            <w:tabs>
-              <w:tab w:val="left" w:pos="960"/>
-              <w:tab w:val="right" w:leader="dot" w:pos="9062"/>
-            </w:tabs>
-            <w:rPr>
-              <w:rFonts w:asciiTheme="minorHAnsi" w:eastAsiaTheme="minorEastAsia" w:hAnsiTheme="minorHAnsi"/>
-              <w:noProof/>
-              <w:szCs w:val="24"/>
-              <w:lang w:eastAsia="pl-PL"/>
-            </w:rPr>
-          </w:pPr>
-          <w:hyperlink w:anchor="_Toc229480550" w:history="1">
-            <w:r>
-              <w:rPr>
-                <w:rStyle w:val="Hipercze"/>
-                <w:noProof/>
-              </w:rPr>
-              <w:t>6.1</w:t>
-            </w:r>
-            <w:r>
-              <w:rPr>
-                <w:rFonts w:asciiTheme="minorHAnsi" w:eastAsiaTheme="minorEastAsia" w:hAnsiTheme="minorHAnsi"/>
-                <w:noProof/>
-                <w:szCs w:val="24"/>
-                <w:lang w:eastAsia="pl-PL"/>
-              </w:rPr>
-              <w:tab/>
-            </w:r>
-            <w:r>
-              <w:rPr>
-                <w:rStyle w:val="Hipercze"/>
-                <w:noProof/>
-              </w:rPr>
-              <w:t>Role w projekcie</w:t>
-            </w:r>
-            <w:r>
-              <w:rPr>
-                <w:noProof/>
-                <w:webHidden/>
-              </w:rPr>
-              <w:tab/>
-            </w:r>
-            <w:r>
-              <w:rPr>
-                <w:noProof/>
-                <w:webHidden/>
-              </w:rPr>
-              <w:fldChar w:fldCharType="begin"/>
-            </w:r>
-            <w:r>
-              <w:rPr>
-                <w:noProof/>
-                <w:webHidden/>
-              </w:rPr>
-              <w:instrText xml:space="preserve"> PAGEREF _Toc229480550 \h </w:instrText>
-            </w:r>
-            <w:r>
-              <w:rPr>
-                <w:noProof/>
-                <w:webHidden/>
-              </w:rPr>
-            </w:r>
-            <w:r>
-              <w:rPr>
-                <w:noProof/>
-                <w:webHidden/>
-              </w:rPr>
-              <w:fldChar w:fldCharType="separate"/>
-            </w:r>
-            <w:r>
-              <w:rPr>
-                <w:noProof/>
-                <w:webHidden/>
-              </w:rPr>
-              <w:t>10</w:t>
+              <w:t>11</w:t>
             </w:r>
             <w:r>
               <w:rPr>
@@ -2449,7 +2555,7 @@
       <w:pPr>
         <w:pStyle w:val="Nagwek1"/>
       </w:pPr>
-      <w:bookmarkStart w:id="0" w:name="_Toc229480532"/>
+      <w:bookmarkStart w:id="0" w:name="_Toc229934185"/>
       <w:r>
         <w:t>Wprowadzenie</w:t>
       </w:r>
@@ -2488,7 +2594,7 @@
       <w:pPr>
         <w:pStyle w:val="Nagwek1"/>
       </w:pPr>
-      <w:bookmarkStart w:id="1" w:name="_Toc229480533"/>
+      <w:bookmarkStart w:id="1" w:name="_Toc229934186"/>
       <w:r>
         <w:t>Analiza</w:t>
       </w:r>
@@ -2498,7 +2604,7 @@
       <w:pPr>
         <w:pStyle w:val="Nagwek2"/>
       </w:pPr>
-      <w:bookmarkStart w:id="2" w:name="_Toc229480534"/>
+      <w:bookmarkStart w:id="2" w:name="_Toc229934187"/>
       <w:r>
         <w:t>Opis wymagań</w:t>
       </w:r>
@@ -2506,11 +2612,11 @@
     </w:p>
     <w:p>
       <w:r>
-        <w:t xml:space="preserve">System umożliwia wprowadzenie zgłoszenia pojazdu do serwisu, a następnie rejestrację wszystkich istotnych danych dotyczących wykonywanej usługi. Każda usługa dotyczy konkretnego pojazdu i jest rejestrowana w karcie serwisowej tego pojazdu z podaniem takich informacji jak ogólny opis usługi, warsztat realizujący usługę, planowana data rozpoczęcia, </w:t>
+        <w:t xml:space="preserve">System umożliwia wprowadzenie zgłoszenia pojazdu do serwisu, a następnie rejestrację wszystkich istotnych danych dotyczących wykonywanej usługi. Każda usługa dotyczy </w:t>
       </w:r>
       <w:r>
         <w:lastRenderedPageBreak/>
-        <w:t>planowana data zakończenia. W ramach usługi są wykonywane czynności serwisowe, które powinny być rejestrowane z podaniem pracownika wykonującego czynność, daty i czasu rozpoczęcia i zakończenia, liczby godzin realizacji oraz opisu wykonanej pracy.</w:t>
+        <w:t>konkretnego pojazdu i jest rejestrowana w karcie serwisowej tego pojazdu z podaniem takich informacji jak ogólny opis usługi, warsztat realizujący usługę, planowana data rozpoczęcia, planowana data zakończenia. W ramach usługi są wykonywane czynności serwisowe, które powinny być rejestrowane z podaniem pracownika wykonującego czynność, daty i czasu rozpoczęcia i zakończenia, liczby godzin realizacji oraz opisu wykonanej pracy.</w:t>
       </w:r>
     </w:p>
     <w:p>
@@ -2539,7 +2645,7 @@
       <w:pPr>
         <w:pStyle w:val="Nagwek2"/>
       </w:pPr>
-      <w:bookmarkStart w:id="3" w:name="_Toc229480535"/>
+      <w:bookmarkStart w:id="3" w:name="_Toc229934188"/>
       <w:r>
         <w:t xml:space="preserve">Model </w:t>
       </w:r>
@@ -2555,7 +2661,7 @@
       <w:pPr>
         <w:pStyle w:val="Nagwek3"/>
       </w:pPr>
-      <w:bookmarkStart w:id="4" w:name="_Toc229480536"/>
+      <w:bookmarkStart w:id="4" w:name="_Toc229934189"/>
       <w:r>
         <w:t>Odk</w:t>
       </w:r>
@@ -2751,7 +2857,7 @@
       <w:pPr>
         <w:pStyle w:val="Nagwek3"/>
       </w:pPr>
-      <w:bookmarkStart w:id="5" w:name="_Toc229480537"/>
+      <w:bookmarkStart w:id="5" w:name="_Toc229934190"/>
       <w:r>
         <w:lastRenderedPageBreak/>
         <w:t>Szkic modelu dziedziny</w:t>
@@ -2807,7 +2913,7 @@
       <w:pPr>
         <w:pStyle w:val="Nagwek3"/>
       </w:pPr>
-      <w:bookmarkStart w:id="6" w:name="_Toc229480538"/>
+      <w:bookmarkStart w:id="6" w:name="_Toc229934191"/>
       <w:r>
         <w:t>Wyjaśnienie modelu</w:t>
       </w:r>
@@ -2879,7 +2985,7 @@
       <w:pPr>
         <w:pStyle w:val="Nagwek2"/>
       </w:pPr>
-      <w:bookmarkStart w:id="7" w:name="_Toc229480539"/>
+      <w:bookmarkStart w:id="7" w:name="_Toc229934192"/>
       <w:r>
         <w:lastRenderedPageBreak/>
         <w:t>Model przypadków użycia</w:t>
@@ -2890,7 +2996,7 @@
       <w:pPr>
         <w:pStyle w:val="Nagwek3"/>
       </w:pPr>
-      <w:bookmarkStart w:id="8" w:name="_Toc229480540"/>
+      <w:bookmarkStart w:id="8" w:name="_Toc229934193"/>
       <w:r>
         <w:t>Odkrywanie przypadków użycia</w:t>
       </w:r>
@@ -3007,7 +3113,7 @@
       <w:pPr>
         <w:pStyle w:val="Nagwek3"/>
       </w:pPr>
-      <w:bookmarkStart w:id="9" w:name="_Toc229480541"/>
+      <w:bookmarkStart w:id="9" w:name="_Toc229934194"/>
       <w:r>
         <w:t>Diagram przypadków użycia</w:t>
       </w:r>
@@ -3022,10 +3128,10 @@
           <w:noProof/>
         </w:rPr>
         <w:drawing>
-          <wp:inline distT="0" distB="0" distL="0" distR="0" wp14:anchorId="5BDC767E" wp14:editId="3223CD2D">
-            <wp:extent cx="4746990" cy="4142629"/>
+          <wp:inline distT="0" distB="0" distL="0" distR="0" wp14:anchorId="02A4A1CC" wp14:editId="4813F600">
+            <wp:extent cx="4746380" cy="4142096"/>
             <wp:effectExtent l="0" t="0" r="0" b="0"/>
-            <wp:docPr id="93017339" name="Obraz 1"/>
+            <wp:docPr id="1625924091" name="Obraz 1"/>
             <wp:cNvGraphicFramePr>
               <a:graphicFrameLocks xmlns:a="http://schemas.openxmlformats.org/drawingml/2006/main" noChangeAspect="1"/>
             </wp:cNvGraphicFramePr>
@@ -3033,7 +3139,7 @@
               <a:graphicData uri="http://schemas.openxmlformats.org/drawingml/2006/picture">
                 <pic:pic xmlns:pic="http://schemas.openxmlformats.org/drawingml/2006/picture">
                   <pic:nvPicPr>
-                    <pic:cNvPr id="93017339" name=""/>
+                    <pic:cNvPr id="1625924091" name=""/>
                     <pic:cNvPicPr/>
                   </pic:nvPicPr>
                   <pic:blipFill>
@@ -3045,7 +3151,7 @@
                   <pic:spPr>
                     <a:xfrm>
                       <a:off x="0" y="0"/>
-                      <a:ext cx="4758387" cy="4152575"/>
+                      <a:ext cx="4762683" cy="4156323"/>
                     </a:xfrm>
                     <a:prstGeom prst="rect">
                       <a:avLst/>
@@ -3062,24 +3168,172 @@
       <w:pPr>
         <w:pStyle w:val="Nagwek3"/>
       </w:pPr>
-      <w:bookmarkStart w:id="10" w:name="_Toc229480542"/>
+      <w:bookmarkStart w:id="10" w:name="_Toc229934195"/>
       <w:r>
         <w:t>Opis przypadków użycia</w:t>
       </w:r>
       <w:bookmarkEnd w:id="10"/>
     </w:p>
     <w:p>
-      <w:r>
-        <w:t>PU.01 Rejestracja zgłoszenia</w:t>
+      <w:pPr>
+        <w:rPr>
+          <w:u w:val="single"/>
+        </w:rPr>
+      </w:pPr>
+      <w:r>
+        <w:rPr>
+          <w:u w:val="single"/>
+        </w:rPr>
+        <w:t>Rejestracja zgłoszenia</w:t>
+      </w:r>
+    </w:p>
+    <w:p>
+      <w:r>
+        <w:lastRenderedPageBreak/>
+        <w:t>PU odpowiada za wprowadzenie do systemu nowego zgłoszenia (encja Zgłoszenie).</w:t>
+      </w:r>
+    </w:p>
+    <w:p>
+      <w:pPr>
+        <w:rPr>
+          <w:u w:val="single"/>
+        </w:rPr>
+      </w:pPr>
+      <w:r>
+        <w:rPr>
+          <w:u w:val="single"/>
+        </w:rPr>
+        <w:t>Rejestracja usługi</w:t>
+      </w:r>
+    </w:p>
+    <w:p>
+      <w:r>
+        <w:t>PU odpowiada za wprowadzenie do systemu nowe</w:t>
+      </w:r>
+      <w:r>
+        <w:t xml:space="preserve"> usługi serwisowej </w:t>
+      </w:r>
+      <w:r>
+        <w:t xml:space="preserve">(encja </w:t>
+      </w:r>
+      <w:r>
+        <w:t>Usługa</w:t>
+      </w:r>
+      <w:r>
+        <w:t>)</w:t>
+      </w:r>
+      <w:r>
+        <w:t xml:space="preserve"> wraz z opcjonalnymi czynnościami (encja Czynność serwisowa)</w:t>
+      </w:r>
+      <w:r>
+        <w:t>.</w:t>
+      </w:r>
+      <w:r>
+        <w:t xml:space="preserve"> Usługa zawsze jest wykonywana w konkretnym warsztacie (encja Warsztat). Czynności serwisowa może być przypisana do pracownika (encja Pracownik). Na tym etapie przypisane do pracownika jest opcjonalne.</w:t>
+      </w:r>
+    </w:p>
+    <w:p>
+      <w:pPr>
+        <w:rPr>
+          <w:u w:val="single"/>
+        </w:rPr>
+      </w:pPr>
+      <w:r>
+        <w:rPr>
+          <w:u w:val="single"/>
+        </w:rPr>
+        <w:t>Rejestracja danych pojazdu</w:t>
+      </w:r>
+    </w:p>
+    <w:p>
+      <w:r>
+        <w:t>PU odpowiada za wprowadzenie do systemu nowej kartoteki pojazdu (encja Pojazd) określonego modelu i marki (encje Model i Marka). Opcjonalnie można także wskazać właściciela pojazdu (encja Klient).</w:t>
+      </w:r>
+    </w:p>
+    <w:p>
+      <w:pPr>
+        <w:rPr>
+          <w:u w:val="single"/>
+        </w:rPr>
+      </w:pPr>
+      <w:r>
+        <w:rPr>
+          <w:u w:val="single"/>
+        </w:rPr>
+        <w:t>Rejestracja czynności serwisowej</w:t>
+      </w:r>
+    </w:p>
+    <w:p>
+      <w:r>
+        <w:t xml:space="preserve">PU odpowiada za wprowadzenie nowej czynności serwisowej (encja Czynność serwisowa) do istniejącej usługi serwisowej (encja </w:t>
+      </w:r>
+      <w:r>
+        <w:t>Usługa</w:t>
+      </w:r>
+      <w:r>
+        <w:t>).</w:t>
+      </w:r>
+    </w:p>
+    <w:p>
+      <w:pPr>
+        <w:rPr>
+          <w:u w:val="single"/>
+        </w:rPr>
+      </w:pPr>
+      <w:r>
+        <w:rPr>
+          <w:u w:val="single"/>
+        </w:rPr>
+        <w:t>Rejestracja kartoteki klienta</w:t>
+      </w:r>
+    </w:p>
+    <w:p>
+      <w:r>
+        <w:t>PU odpowiada za wprowadzenie do systemu nowej kartoteki klienta (encja Klient).</w:t>
+      </w:r>
+    </w:p>
+    <w:p>
+      <w:pPr>
+        <w:rPr>
+          <w:u w:val="single"/>
+        </w:rPr>
+      </w:pPr>
+      <w:r>
+        <w:rPr>
+          <w:u w:val="single"/>
+        </w:rPr>
+        <w:t>Rejestracja mark</w:t>
+      </w:r>
+      <w:r>
+        <w:rPr>
+          <w:u w:val="single"/>
+        </w:rPr>
+        <w:t>i</w:t>
+      </w:r>
+      <w:r>
+        <w:rPr>
+          <w:u w:val="single"/>
+        </w:rPr>
+        <w:t xml:space="preserve"> i modeli pojazd</w:t>
+      </w:r>
+      <w:r>
+        <w:rPr>
+          <w:u w:val="single"/>
+        </w:rPr>
+        <w:t>u</w:t>
+      </w:r>
+    </w:p>
+    <w:p>
+      <w:r>
+        <w:t>PU odpowiada za wprowadzenie nowej marki (encja Marka) do katalogu marek pojazdów. Opcjonalnie można także wskazać model lub modele pojazdu (encja Model).</w:t>
       </w:r>
     </w:p>
     <w:p>
       <w:pPr>
         <w:pStyle w:val="Nagwek2"/>
       </w:pPr>
-      <w:bookmarkStart w:id="11" w:name="_Toc229480543"/>
-      <w:r>
-        <w:lastRenderedPageBreak/>
+      <w:bookmarkStart w:id="11" w:name="_Toc229934196"/>
+      <w:r>
         <w:t>Podział na konteksty</w:t>
       </w:r>
       <w:bookmarkEnd w:id="11"/>
@@ -3088,7 +3342,7 @@
       <w:pPr>
         <w:pStyle w:val="Nagwek3"/>
       </w:pPr>
-      <w:bookmarkStart w:id="12" w:name="_Toc229480544"/>
+      <w:bookmarkStart w:id="12" w:name="_Toc229934197"/>
       <w:r>
         <w:t>Dziedzina</w:t>
       </w:r>
@@ -3190,6 +3444,7 @@
         </w:numPr>
       </w:pPr>
       <w:r>
+        <w:lastRenderedPageBreak/>
         <w:t>Pojazdy – kartoteka pojazdów obsługiwanych przez Serwis,</w:t>
       </w:r>
     </w:p>
@@ -3218,7 +3473,6 @@
         <w:rPr>
           <w:noProof/>
         </w:rPr>
-        <w:lastRenderedPageBreak/>
         <w:drawing>
           <wp:inline distT="0" distB="0" distL="0" distR="0" wp14:anchorId="0A99A42C" wp14:editId="6E877D0A">
             <wp:extent cx="5760720" cy="4174490"/>
@@ -3265,9 +3519,9 @@
           <w:noProof/>
         </w:rPr>
         <w:drawing>
-          <wp:inline distT="0" distB="0" distL="0" distR="0" wp14:anchorId="36260580" wp14:editId="13D33E14">
-            <wp:extent cx="1966648" cy="1959624"/>
-            <wp:effectExtent l="0" t="0" r="0" b="2540"/>
+          <wp:inline distT="0" distB="0" distL="0" distR="0" wp14:anchorId="36260580" wp14:editId="75704602">
+            <wp:extent cx="1931158" cy="1924260"/>
+            <wp:effectExtent l="0" t="0" r="0" b="0"/>
             <wp:docPr id="1874579267" name="Obraz 1"/>
             <wp:cNvGraphicFramePr>
               <a:graphicFrameLocks xmlns:a="http://schemas.openxmlformats.org/drawingml/2006/main" noChangeAspect="1"/>
@@ -3288,7 +3542,7 @@
                   <pic:spPr>
                     <a:xfrm>
                       <a:off x="0" y="0"/>
-                      <a:ext cx="1986736" cy="1979640"/>
+                      <a:ext cx="1959376" cy="1952377"/>
                     </a:xfrm>
                     <a:prstGeom prst="rect">
                       <a:avLst/>
@@ -3396,7 +3650,7 @@
       <w:pPr>
         <w:pStyle w:val="Nagwek3"/>
       </w:pPr>
-      <w:bookmarkStart w:id="13" w:name="_Toc229480545"/>
+      <w:bookmarkStart w:id="13" w:name="_Toc229934198"/>
       <w:r>
         <w:t>Przypadki użycia</w:t>
       </w:r>
@@ -3560,10 +3814,10 @@
           <w:noProof/>
         </w:rPr>
         <w:drawing>
-          <wp:inline distT="0" distB="0" distL="0" distR="0" wp14:anchorId="23DDEB64" wp14:editId="0D6CC4A2">
-            <wp:extent cx="3442997" cy="3047330"/>
-            <wp:effectExtent l="0" t="0" r="5080" b="1270"/>
-            <wp:docPr id="324065155" name="Obraz 1"/>
+          <wp:inline distT="0" distB="0" distL="0" distR="0" wp14:anchorId="548574F8" wp14:editId="33821BAC">
+            <wp:extent cx="3461744" cy="3063922"/>
+            <wp:effectExtent l="0" t="0" r="5715" b="3175"/>
+            <wp:docPr id="1409326431" name="Obraz 1"/>
             <wp:cNvGraphicFramePr>
               <a:graphicFrameLocks xmlns:a="http://schemas.openxmlformats.org/drawingml/2006/main" noChangeAspect="1"/>
             </wp:cNvGraphicFramePr>
@@ -3571,7 +3825,7 @@
               <a:graphicData uri="http://schemas.openxmlformats.org/drawingml/2006/picture">
                 <pic:pic xmlns:pic="http://schemas.openxmlformats.org/drawingml/2006/picture">
                   <pic:nvPicPr>
-                    <pic:cNvPr id="324065155" name=""/>
+                    <pic:cNvPr id="1409326431" name=""/>
                     <pic:cNvPicPr/>
                   </pic:nvPicPr>
                   <pic:blipFill>
@@ -3583,7 +3837,7 @@
                   <pic:spPr>
                     <a:xfrm>
                       <a:off x="0" y="0"/>
-                      <a:ext cx="3450685" cy="3054134"/>
+                      <a:ext cx="3477449" cy="3077822"/>
                     </a:xfrm>
                     <a:prstGeom prst="rect">
                       <a:avLst/>
@@ -3651,54 +3905,531 @@
       <w:pPr>
         <w:pStyle w:val="Nagwek1"/>
       </w:pPr>
-      <w:bookmarkStart w:id="14" w:name="_Toc229480546"/>
+      <w:bookmarkStart w:id="14" w:name="_Toc229934199"/>
       <w:r>
         <w:t>Projekt</w:t>
       </w:r>
       <w:bookmarkEnd w:id="14"/>
     </w:p>
+    <w:p>
+      <w:pPr>
+        <w:pStyle w:val="Nagwek2"/>
+      </w:pPr>
+      <w:bookmarkStart w:id="15" w:name="_Toc229934200"/>
+      <w:r>
+        <w:t>Założenia projektowe</w:t>
+      </w:r>
+      <w:bookmarkEnd w:id="15"/>
+    </w:p>
+    <w:p>
+      <w:r>
+        <w:t>Należy przyjąć następujące z</w:t>
+      </w:r>
+      <w:r>
+        <w:t xml:space="preserve">ałożenia </w:t>
+      </w:r>
+      <w:r>
+        <w:t>projektowe.</w:t>
+      </w:r>
+    </w:p>
+    <w:p>
+      <w:r>
+        <w:t>T</w:t>
+      </w:r>
+      <w:r>
+        <w:t>echnologiczne</w:t>
+      </w:r>
+    </w:p>
+    <w:p>
+      <w:pPr>
+        <w:pStyle w:val="Akapitzlist"/>
+        <w:numPr>
+          <w:ilvl w:val="0"/>
+          <w:numId w:val="4"/>
+        </w:numPr>
+      </w:pPr>
+      <w:r>
+        <w:t>E</w:t>
+      </w:r>
+      <w:r>
+        <w:t>ncja dziedziny jest mapowana wprost na encję JPA</w:t>
+      </w:r>
+      <w:r>
+        <w:t>.</w:t>
+      </w:r>
+    </w:p>
+    <w:p>
+      <w:pPr>
+        <w:pStyle w:val="Akapitzlist"/>
+        <w:numPr>
+          <w:ilvl w:val="0"/>
+          <w:numId w:val="4"/>
+        </w:numPr>
+      </w:pPr>
+      <w:r>
+        <w:t>K</w:t>
+      </w:r>
+      <w:r>
+        <w:t xml:space="preserve">onteksty ograniczone są </w:t>
+      </w:r>
+      <w:r>
+        <w:t>modelowane</w:t>
+      </w:r>
+      <w:r>
+        <w:t xml:space="preserve"> jako pakiety Java</w:t>
+      </w:r>
+      <w:r>
+        <w:t>.</w:t>
+      </w:r>
+    </w:p>
+    <w:p>
+      <w:pPr>
+        <w:pStyle w:val="Akapitzlist"/>
+        <w:numPr>
+          <w:ilvl w:val="0"/>
+          <w:numId w:val="4"/>
+        </w:numPr>
+      </w:pPr>
+      <w:r>
+        <w:t>I</w:t>
+      </w:r>
+      <w:r>
+        <w:t>dentyfikator encji jest generowany automatycznie mechanizmami bazy danych</w:t>
+      </w:r>
+      <w:r>
+        <w:t>.</w:t>
+      </w:r>
+    </w:p>
+    <w:p>
+      <w:r>
+        <w:t>Struktura modelu</w:t>
+      </w:r>
+    </w:p>
+    <w:p>
+      <w:pPr>
+        <w:pStyle w:val="Akapitzlist"/>
+        <w:numPr>
+          <w:ilvl w:val="0"/>
+          <w:numId w:val="5"/>
+        </w:numPr>
+      </w:pPr>
+      <w:r>
+        <w:t>K</w:t>
+      </w:r>
+      <w:r>
+        <w:t xml:space="preserve">ażda encja rozszerza </w:t>
+      </w:r>
+      <w:r>
+        <w:t>klasę bazową (</w:t>
+      </w:r>
+      <w:proofErr w:type="spellStart"/>
+      <w:r>
+        <w:t>BaseEntity</w:t>
+      </w:r>
+      <w:proofErr w:type="spellEnd"/>
+      <w:r>
+        <w:t>).</w:t>
+      </w:r>
+    </w:p>
+    <w:p>
+      <w:pPr>
+        <w:pStyle w:val="Akapitzlist"/>
+        <w:numPr>
+          <w:ilvl w:val="0"/>
+          <w:numId w:val="5"/>
+        </w:numPr>
+      </w:pPr>
+      <w:r>
+        <w:t>I</w:t>
+      </w:r>
+      <w:r>
+        <w:t xml:space="preserve">dentyfikator encji wewnątrz kontekstu jest </w:t>
+      </w:r>
+      <w:r>
+        <w:t xml:space="preserve">numeryczny i </w:t>
+      </w:r>
+      <w:r>
+        <w:t xml:space="preserve">modelowany jako </w:t>
+      </w:r>
+      <w:proofErr w:type="spellStart"/>
+      <w:r>
+        <w:t>Long</w:t>
+      </w:r>
+      <w:proofErr w:type="spellEnd"/>
+      <w:r>
+        <w:t>.</w:t>
+      </w:r>
+    </w:p>
+    <w:p>
+      <w:pPr>
+        <w:pStyle w:val="Akapitzlist"/>
+        <w:numPr>
+          <w:ilvl w:val="0"/>
+          <w:numId w:val="5"/>
+        </w:numPr>
+      </w:pPr>
+      <w:r>
+        <w:t>K</w:t>
+      </w:r>
+      <w:r>
+        <w:t xml:space="preserve">ażda fabryka implementuje </w:t>
+      </w:r>
+      <w:r>
+        <w:t xml:space="preserve">interfejs </w:t>
+      </w:r>
+      <w:r>
+        <w:t>(</w:t>
+      </w:r>
+      <w:proofErr w:type="spellStart"/>
+      <w:r>
+        <w:t>StandardFactory</w:t>
+      </w:r>
+      <w:proofErr w:type="spellEnd"/>
+      <w:r>
+        <w:t>)</w:t>
+      </w:r>
+      <w:r>
+        <w:t xml:space="preserve">, w którym znajduje się metoda </w:t>
+      </w:r>
+      <w:proofErr w:type="spellStart"/>
+      <w:r>
+        <w:rPr>
+          <w:i/>
+          <w:iCs/>
+        </w:rPr>
+        <w:t>create</w:t>
+      </w:r>
+      <w:proofErr w:type="spellEnd"/>
+      <w:r>
+        <w:t>.</w:t>
+      </w:r>
+    </w:p>
+    <w:p>
+      <w:r>
+        <w:t>Odpowiedzialność warstw</w:t>
+      </w:r>
+    </w:p>
+    <w:p>
+      <w:pPr>
+        <w:pStyle w:val="Akapitzlist"/>
+        <w:numPr>
+          <w:ilvl w:val="0"/>
+          <w:numId w:val="6"/>
+        </w:numPr>
+      </w:pPr>
+      <w:r>
+        <w:t>A</w:t>
+      </w:r>
+      <w:r>
+        <w:t>gregaty są tworzone w warstwie aplikacyjnej za pomocą fabryk z warstwy dziedziny</w:t>
+      </w:r>
+      <w:r>
+        <w:t>.</w:t>
+      </w:r>
+    </w:p>
+    <w:p>
+      <w:pPr>
+        <w:pStyle w:val="Akapitzlist"/>
+        <w:numPr>
+          <w:ilvl w:val="0"/>
+          <w:numId w:val="6"/>
+        </w:numPr>
+      </w:pPr>
+      <w:r>
+        <w:t>A</w:t>
+      </w:r>
+      <w:r>
+        <w:t>gregaty są utrwalane w warstwie aplikacyjnej za pomocą repozytoriów z warstwy dziedziny</w:t>
+      </w:r>
+      <w:r>
+        <w:t>.</w:t>
+      </w:r>
+    </w:p>
+    <w:p>
+      <w:pPr>
+        <w:pStyle w:val="Akapitzlist"/>
+        <w:numPr>
+          <w:ilvl w:val="0"/>
+          <w:numId w:val="6"/>
+        </w:numPr>
+      </w:pPr>
+      <w:r>
+        <w:t>W</w:t>
+      </w:r>
+      <w:r>
+        <w:t xml:space="preserve"> warstwie aplikacyjnej są budowane komponenty reprezentujące przypadki użycia</w:t>
+      </w:r>
+      <w:r>
+        <w:t>.</w:t>
+      </w:r>
+    </w:p>
+    <w:p>
+      <w:pPr>
+        <w:pStyle w:val="Akapitzlist"/>
+        <w:numPr>
+          <w:ilvl w:val="0"/>
+          <w:numId w:val="6"/>
+        </w:numPr>
+      </w:pPr>
+      <w:r>
+        <w:t>O</w:t>
+      </w:r>
+      <w:r>
+        <w:t>bsługa transakcji jest realizowana wyłącznie przez warstwę aplikacyjną</w:t>
+      </w:r>
+      <w:r>
+        <w:t>.</w:t>
+      </w:r>
+    </w:p>
+    <w:p>
+      <w:pPr>
+        <w:pStyle w:val="Akapitzlist"/>
+        <w:numPr>
+          <w:ilvl w:val="0"/>
+          <w:numId w:val="6"/>
+        </w:numPr>
+      </w:pPr>
+      <w:r>
+        <w:t>P</w:t>
+      </w:r>
+      <w:r>
+        <w:t>ubliczny interfejs modelu dziedziny jest widoczny w warstwie aplikacyjnej</w:t>
+      </w:r>
+      <w:r>
+        <w:t>.</w:t>
+      </w:r>
+    </w:p>
+    <w:p>
+      <w:r>
+        <w:t>Integracja kontekstów</w:t>
+      </w:r>
+    </w:p>
+    <w:p>
+      <w:pPr>
+        <w:pStyle w:val="Akapitzlist"/>
+        <w:numPr>
+          <w:ilvl w:val="0"/>
+          <w:numId w:val="9"/>
+        </w:numPr>
+      </w:pPr>
+      <w:r>
+        <w:t>K</w:t>
+      </w:r>
+      <w:r>
+        <w:t>ontekst wymagający usługi innego kontekstu definiuje port, drugi kontekst implementuje usługę za pomocą adaptera</w:t>
+      </w:r>
+      <w:r>
+        <w:t>.</w:t>
+      </w:r>
+    </w:p>
+    <w:p>
+      <w:pPr>
+        <w:pStyle w:val="Akapitzlist"/>
+        <w:numPr>
+          <w:ilvl w:val="0"/>
+          <w:numId w:val="9"/>
+        </w:numPr>
+      </w:pPr>
+      <w:r>
+        <w:t>I</w:t>
+      </w:r>
+      <w:r>
+        <w:t xml:space="preserve">dentyfikatory agregatów pomiędzy kontekstami są modelowane za pomocą dedykowanych obiektów Identity zdefiniowanych w </w:t>
+      </w:r>
+      <w:proofErr w:type="spellStart"/>
+      <w:r>
+        <w:t>shared</w:t>
+      </w:r>
+      <w:proofErr w:type="spellEnd"/>
+      <w:r>
+        <w:t xml:space="preserve"> </w:t>
+      </w:r>
+      <w:proofErr w:type="spellStart"/>
+      <w:r>
+        <w:t>kernel</w:t>
+      </w:r>
+      <w:proofErr w:type="spellEnd"/>
+      <w:r>
+        <w:t>.</w:t>
+      </w:r>
+    </w:p>
+    <w:p>
+      <w:r>
+        <w:lastRenderedPageBreak/>
+        <w:t>REST API</w:t>
+      </w:r>
+    </w:p>
+    <w:p>
+      <w:pPr>
+        <w:pStyle w:val="Akapitzlist"/>
+        <w:numPr>
+          <w:ilvl w:val="0"/>
+          <w:numId w:val="10"/>
+        </w:numPr>
+      </w:pPr>
+      <w:r>
+        <w:t>A</w:t>
+      </w:r>
+      <w:r>
+        <w:t>gregat jest publikowany jako zasób REST</w:t>
+      </w:r>
+      <w:r>
+        <w:t>.</w:t>
+      </w:r>
+    </w:p>
+    <w:p>
+      <w:pPr>
+        <w:pStyle w:val="Akapitzlist"/>
+        <w:numPr>
+          <w:ilvl w:val="0"/>
+          <w:numId w:val="10"/>
+        </w:numPr>
+      </w:pPr>
+      <w:r>
+        <w:t>W</w:t>
+      </w:r>
+      <w:r>
+        <w:t>ykorzystywane są polecenia HTTP: GET, POST, PUT, DELETE</w:t>
+      </w:r>
+      <w:r>
+        <w:t>.</w:t>
+      </w:r>
+    </w:p>
+    <w:p>
+      <w:pPr>
+        <w:pStyle w:val="Akapitzlist"/>
+        <w:numPr>
+          <w:ilvl w:val="0"/>
+          <w:numId w:val="10"/>
+        </w:numPr>
+      </w:pPr>
+      <w:r>
+        <w:t>W</w:t>
+      </w:r>
+      <w:r>
+        <w:t xml:space="preserve"> usługach GET dla pojedynczego elementu jest udostępniany model agregatu</w:t>
+      </w:r>
+      <w:r>
+        <w:t>.</w:t>
+      </w:r>
+    </w:p>
+    <w:p>
+      <w:pPr>
+        <w:pStyle w:val="Akapitzlist"/>
+        <w:numPr>
+          <w:ilvl w:val="0"/>
+          <w:numId w:val="10"/>
+        </w:numPr>
+      </w:pPr>
+      <w:r>
+        <w:t>U</w:t>
+      </w:r>
+      <w:r>
+        <w:t>sługi POST i PUT otrzymują na wejściu dedykowane obiekty żądania</w:t>
+      </w:r>
+      <w:r>
+        <w:t>.</w:t>
+      </w:r>
+    </w:p>
+    <w:p>
+      <w:pPr>
+        <w:pStyle w:val="Nagwek2"/>
+      </w:pPr>
+      <w:bookmarkStart w:id="16" w:name="_Toc229934201"/>
+      <w:r>
+        <w:t>Model projektowy</w:t>
+      </w:r>
+      <w:bookmarkEnd w:id="16"/>
+    </w:p>
+    <w:p>
+      <w:r>
+        <w:t>Kontekst</w:t>
+      </w:r>
+      <w:r>
+        <w:t xml:space="preserve"> </w:t>
+      </w:r>
+      <w:proofErr w:type="spellStart"/>
+      <w:r>
+        <w:t>Maintenance</w:t>
+      </w:r>
+      <w:proofErr w:type="spellEnd"/>
+      <w:r>
+        <w:t xml:space="preserve"> (dziedzina główna)</w:t>
+      </w:r>
+    </w:p>
+    <w:p>
+      <w:r>
+        <w:rPr>
+          <w:noProof/>
+        </w:rPr>
+        <w:drawing>
+          <wp:inline distT="0" distB="0" distL="0" distR="0" wp14:anchorId="3A4E2CCA" wp14:editId="0F1EDFC1">
+            <wp:extent cx="5760720" cy="4006850"/>
+            <wp:effectExtent l="0" t="0" r="0" b="0"/>
+            <wp:docPr id="1013928124" name="Obraz 1"/>
+            <wp:cNvGraphicFramePr>
+              <a:graphicFrameLocks xmlns:a="http://schemas.openxmlformats.org/drawingml/2006/main" noChangeAspect="1"/>
+            </wp:cNvGraphicFramePr>
+            <a:graphic xmlns:a="http://schemas.openxmlformats.org/drawingml/2006/main">
+              <a:graphicData uri="http://schemas.openxmlformats.org/drawingml/2006/picture">
+                <pic:pic xmlns:pic="http://schemas.openxmlformats.org/drawingml/2006/picture">
+                  <pic:nvPicPr>
+                    <pic:cNvPr id="1013928124" name=""/>
+                    <pic:cNvPicPr/>
+                  </pic:nvPicPr>
+                  <pic:blipFill>
+                    <a:blip r:embed="rId20"/>
+                    <a:stretch>
+                      <a:fillRect/>
+                    </a:stretch>
+                  </pic:blipFill>
+                  <pic:spPr>
+                    <a:xfrm>
+                      <a:off x="0" y="0"/>
+                      <a:ext cx="5760720" cy="4006850"/>
+                    </a:xfrm>
+                    <a:prstGeom prst="rect">
+                      <a:avLst/>
+                    </a:prstGeom>
+                  </pic:spPr>
+                </pic:pic>
+              </a:graphicData>
+            </a:graphic>
+          </wp:inline>
+        </w:drawing>
+      </w:r>
+    </w:p>
+    <w:p>
+      <w:pPr>
+        <w:pStyle w:val="Nagwek1"/>
+      </w:pPr>
+      <w:bookmarkStart w:id="17" w:name="_Toc229934202"/>
+      <w:r>
+        <w:t>Implementacja</w:t>
+      </w:r>
+      <w:bookmarkEnd w:id="17"/>
+    </w:p>
     <w:p/>
     <w:p>
       <w:pPr>
         <w:pStyle w:val="Nagwek1"/>
       </w:pPr>
-      <w:bookmarkStart w:id="15" w:name="_Toc229480547"/>
-      <w:r>
-        <w:t>Implementacja</w:t>
-      </w:r>
-      <w:bookmarkEnd w:id="15"/>
+      <w:bookmarkStart w:id="18" w:name="_Toc229934203"/>
+      <w:r>
+        <w:t>Testy</w:t>
+      </w:r>
+      <w:bookmarkEnd w:id="18"/>
     </w:p>
     <w:p/>
     <w:p>
       <w:pPr>
         <w:pStyle w:val="Nagwek1"/>
       </w:pPr>
-      <w:bookmarkStart w:id="16" w:name="_Toc229480548"/>
-      <w:r>
-        <w:t>Testy</w:t>
-      </w:r>
-      <w:bookmarkEnd w:id="16"/>
-    </w:p>
-    <w:p/>
-    <w:p>
-      <w:pPr>
-        <w:pStyle w:val="Nagwek1"/>
-      </w:pPr>
-      <w:bookmarkStart w:id="17" w:name="_Toc229480549"/>
-      <w:r>
-        <w:t>Informacje dodatkowe</w:t>
-      </w:r>
-      <w:bookmarkEnd w:id="17"/>
-    </w:p>
-    <w:p>
-      <w:pPr>
-        <w:pStyle w:val="Nagwek2"/>
-      </w:pPr>
-      <w:bookmarkStart w:id="18" w:name="_Toc229480550"/>
+      <w:bookmarkStart w:id="19" w:name="_Toc229934204"/>
       <w:r>
         <w:t>Role w projekcie</w:t>
       </w:r>
-      <w:bookmarkEnd w:id="18"/>
+      <w:bookmarkEnd w:id="19"/>
     </w:p>
     <w:p/>
     <w:sectPr>
@@ -3714,6 +4445,540 @@
 <file path=word/numbering.xml><?xml version="1.0" encoding="utf-8"?>
 <w:numbering xmlns:wpc="http://schemas.microsoft.com/office/word/2010/wordprocessingCanvas" xmlns:cx="http://schemas.microsoft.com/office/drawing/2014/chartex" xmlns:cx1="http://schemas.microsoft.com/office/drawing/2015/9/8/chartex" xmlns:cx2="http://schemas.microsoft.com/office/drawing/2015/10/21/chartex" xmlns:cx3="http://schemas.microsoft.com/office/drawing/2016/5/9/chartex" xmlns:cx4="http://schemas.microsoft.com/office/drawing/2016/5/10/chartex" xmlns:cx5="http://schemas.microsoft.com/office/drawing/2016/5/11/chartex" xmlns:cx6="http://schemas.microsoft.com/office/drawing/2016/5/12/chartex" xmlns:cx7="http://schemas.microsoft.com/office/drawing/2016/5/13/chartex" xmlns:cx8="http://schemas.microsoft.com/office/drawing/2016/5/14/chartex" xmlns:mc="http://schemas.openxmlformats.org/markup-compatibility/2006" xmlns:aink="http://schemas.microsoft.com/office/drawing/2016/ink" xmlns:am3d="http://schemas.microsoft.com/office/drawing/2017/model3d" xmlns:o="urn:schemas-microsoft-com:office:office" xmlns:oel="http://schemas.microsoft.com/office/2019/extlst" xmlns:r="http://schemas.openxmlformats.org/officeDocument/2006/relationships" xmlns:m="http://schemas.openxmlformats.org/officeDocument/2006/math" xmlns:v="urn:schemas-microsoft-com:vml" xmlns:wp14="http://schemas.microsoft.com/office/word/2010/wordprocessingDrawing" xmlns:wp="http://schemas.openxmlformats.org/drawingml/2006/wordprocessingDrawing" xmlns:w10="urn:schemas-microsoft-com:office:word" xmlns:w="http://schemas.openxmlformats.org/wordprocessingml/2006/main" xmlns:w14="http://schemas.microsoft.com/office/word/2010/wordml" xmlns:w15="http://schemas.microsoft.com/office/word/2012/wordml" xmlns:w16cex="http://schemas.microsoft.com/office/word/2018/wordml/cex" xmlns:w16cid="http://schemas.microsoft.com/office/word/2016/wordml/cid" xmlns:w16="http://schemas.microsoft.com/office/word/2018/wordml" xmlns:w16du="http://schemas.microsoft.com/office/word/2023/wordml/word16du" xmlns:w16sdtdh="http://schemas.microsoft.com/office/word/2020/wordml/sdtdatahash" xmlns:w16sdtfl="http://schemas.microsoft.com/office/word/2024/wordml/sdtformatlock" xmlns:w16se="http://schemas.microsoft.com/office/word/2015/wordml/symex" xmlns:wpg="http://schemas.microsoft.com/office/word/2010/wordprocessingGroup" xmlns:wpi="http://schemas.microsoft.com/office/word/2010/wordprocessingInk" xmlns:wne="http://schemas.microsoft.com/office/word/2006/wordml" xmlns:wps="http://schemas.microsoft.com/office/word/2010/wordprocessingShape" mc:Ignorable="w14 w15 w16se w16cid w16 w16cex w16sdtdh w16sdtfl w16du wp14">
   <w:abstractNum w:abstractNumId="0" w15:restartNumberingAfterBreak="0">
+    <w:nsid w:val="07625886"/>
+    <w:multiLevelType w:val="hybridMultilevel"/>
+    <w:tmpl w:val="F072DED2"/>
+    <w:lvl w:ilvl="0" w:tplc="FFFFFFFF">
+      <w:start w:val="1"/>
+      <w:numFmt w:val="decimal"/>
+      <w:lvlText w:val="%1."/>
+      <w:lvlJc w:val="left"/>
+      <w:pPr>
+        <w:ind w:left="720" w:hanging="360"/>
+      </w:pPr>
+      <w:rPr>
+        <w:rFonts w:hint="default"/>
+      </w:rPr>
+    </w:lvl>
+    <w:lvl w:ilvl="1" w:tplc="FFFFFFFF" w:tentative="1">
+      <w:start w:val="1"/>
+      <w:numFmt w:val="lowerLetter"/>
+      <w:lvlText w:val="%2."/>
+      <w:lvlJc w:val="left"/>
+      <w:pPr>
+        <w:ind w:left="1440" w:hanging="360"/>
+      </w:pPr>
+    </w:lvl>
+    <w:lvl w:ilvl="2" w:tplc="FFFFFFFF" w:tentative="1">
+      <w:start w:val="1"/>
+      <w:numFmt w:val="lowerRoman"/>
+      <w:lvlText w:val="%3."/>
+      <w:lvlJc w:val="right"/>
+      <w:pPr>
+        <w:ind w:left="2160" w:hanging="180"/>
+      </w:pPr>
+    </w:lvl>
+    <w:lvl w:ilvl="3" w:tplc="FFFFFFFF" w:tentative="1">
+      <w:start w:val="1"/>
+      <w:numFmt w:val="decimal"/>
+      <w:lvlText w:val="%4."/>
+      <w:lvlJc w:val="left"/>
+      <w:pPr>
+        <w:ind w:left="2880" w:hanging="360"/>
+      </w:pPr>
+    </w:lvl>
+    <w:lvl w:ilvl="4" w:tplc="FFFFFFFF" w:tentative="1">
+      <w:start w:val="1"/>
+      <w:numFmt w:val="lowerLetter"/>
+      <w:lvlText w:val="%5."/>
+      <w:lvlJc w:val="left"/>
+      <w:pPr>
+        <w:ind w:left="3600" w:hanging="360"/>
+      </w:pPr>
+    </w:lvl>
+    <w:lvl w:ilvl="5" w:tplc="FFFFFFFF" w:tentative="1">
+      <w:start w:val="1"/>
+      <w:numFmt w:val="lowerRoman"/>
+      <w:lvlText w:val="%6."/>
+      <w:lvlJc w:val="right"/>
+      <w:pPr>
+        <w:ind w:left="4320" w:hanging="180"/>
+      </w:pPr>
+    </w:lvl>
+    <w:lvl w:ilvl="6" w:tplc="FFFFFFFF" w:tentative="1">
+      <w:start w:val="1"/>
+      <w:numFmt w:val="decimal"/>
+      <w:lvlText w:val="%7."/>
+      <w:lvlJc w:val="left"/>
+      <w:pPr>
+        <w:ind w:left="5040" w:hanging="360"/>
+      </w:pPr>
+    </w:lvl>
+    <w:lvl w:ilvl="7" w:tplc="FFFFFFFF" w:tentative="1">
+      <w:start w:val="1"/>
+      <w:numFmt w:val="lowerLetter"/>
+      <w:lvlText w:val="%8."/>
+      <w:lvlJc w:val="left"/>
+      <w:pPr>
+        <w:ind w:left="5760" w:hanging="360"/>
+      </w:pPr>
+    </w:lvl>
+    <w:lvl w:ilvl="8" w:tplc="FFFFFFFF" w:tentative="1">
+      <w:start w:val="1"/>
+      <w:numFmt w:val="lowerRoman"/>
+      <w:lvlText w:val="%9."/>
+      <w:lvlJc w:val="right"/>
+      <w:pPr>
+        <w:ind w:left="6480" w:hanging="180"/>
+      </w:pPr>
+    </w:lvl>
+  </w:abstractNum>
+  <w:abstractNum w:abstractNumId="1" w15:restartNumberingAfterBreak="0">
+    <w:nsid w:val="0CE73E95"/>
+    <w:multiLevelType w:val="hybridMultilevel"/>
+    <w:tmpl w:val="F072DED2"/>
+    <w:lvl w:ilvl="0" w:tplc="FFFFFFFF">
+      <w:start w:val="1"/>
+      <w:numFmt w:val="decimal"/>
+      <w:lvlText w:val="%1."/>
+      <w:lvlJc w:val="left"/>
+      <w:pPr>
+        <w:ind w:left="720" w:hanging="360"/>
+      </w:pPr>
+      <w:rPr>
+        <w:rFonts w:hint="default"/>
+      </w:rPr>
+    </w:lvl>
+    <w:lvl w:ilvl="1" w:tplc="FFFFFFFF" w:tentative="1">
+      <w:start w:val="1"/>
+      <w:numFmt w:val="lowerLetter"/>
+      <w:lvlText w:val="%2."/>
+      <w:lvlJc w:val="left"/>
+      <w:pPr>
+        <w:ind w:left="1440" w:hanging="360"/>
+      </w:pPr>
+    </w:lvl>
+    <w:lvl w:ilvl="2" w:tplc="FFFFFFFF" w:tentative="1">
+      <w:start w:val="1"/>
+      <w:numFmt w:val="lowerRoman"/>
+      <w:lvlText w:val="%3."/>
+      <w:lvlJc w:val="right"/>
+      <w:pPr>
+        <w:ind w:left="2160" w:hanging="180"/>
+      </w:pPr>
+    </w:lvl>
+    <w:lvl w:ilvl="3" w:tplc="FFFFFFFF" w:tentative="1">
+      <w:start w:val="1"/>
+      <w:numFmt w:val="decimal"/>
+      <w:lvlText w:val="%4."/>
+      <w:lvlJc w:val="left"/>
+      <w:pPr>
+        <w:ind w:left="2880" w:hanging="360"/>
+      </w:pPr>
+    </w:lvl>
+    <w:lvl w:ilvl="4" w:tplc="FFFFFFFF" w:tentative="1">
+      <w:start w:val="1"/>
+      <w:numFmt w:val="lowerLetter"/>
+      <w:lvlText w:val="%5."/>
+      <w:lvlJc w:val="left"/>
+      <w:pPr>
+        <w:ind w:left="3600" w:hanging="360"/>
+      </w:pPr>
+    </w:lvl>
+    <w:lvl w:ilvl="5" w:tplc="FFFFFFFF" w:tentative="1">
+      <w:start w:val="1"/>
+      <w:numFmt w:val="lowerRoman"/>
+      <w:lvlText w:val="%6."/>
+      <w:lvlJc w:val="right"/>
+      <w:pPr>
+        <w:ind w:left="4320" w:hanging="180"/>
+      </w:pPr>
+    </w:lvl>
+    <w:lvl w:ilvl="6" w:tplc="FFFFFFFF" w:tentative="1">
+      <w:start w:val="1"/>
+      <w:numFmt w:val="decimal"/>
+      <w:lvlText w:val="%7."/>
+      <w:lvlJc w:val="left"/>
+      <w:pPr>
+        <w:ind w:left="5040" w:hanging="360"/>
+      </w:pPr>
+    </w:lvl>
+    <w:lvl w:ilvl="7" w:tplc="FFFFFFFF" w:tentative="1">
+      <w:start w:val="1"/>
+      <w:numFmt w:val="lowerLetter"/>
+      <w:lvlText w:val="%8."/>
+      <w:lvlJc w:val="left"/>
+      <w:pPr>
+        <w:ind w:left="5760" w:hanging="360"/>
+      </w:pPr>
+    </w:lvl>
+    <w:lvl w:ilvl="8" w:tplc="FFFFFFFF" w:tentative="1">
+      <w:start w:val="1"/>
+      <w:numFmt w:val="lowerRoman"/>
+      <w:lvlText w:val="%9."/>
+      <w:lvlJc w:val="right"/>
+      <w:pPr>
+        <w:ind w:left="6480" w:hanging="180"/>
+      </w:pPr>
+    </w:lvl>
+  </w:abstractNum>
+  <w:abstractNum w:abstractNumId="2" w15:restartNumberingAfterBreak="0">
+    <w:nsid w:val="17221FC5"/>
+    <w:multiLevelType w:val="hybridMultilevel"/>
+    <w:tmpl w:val="F072DED2"/>
+    <w:lvl w:ilvl="0" w:tplc="FFFFFFFF">
+      <w:start w:val="1"/>
+      <w:numFmt w:val="decimal"/>
+      <w:lvlText w:val="%1."/>
+      <w:lvlJc w:val="left"/>
+      <w:pPr>
+        <w:ind w:left="720" w:hanging="360"/>
+      </w:pPr>
+      <w:rPr>
+        <w:rFonts w:hint="default"/>
+      </w:rPr>
+    </w:lvl>
+    <w:lvl w:ilvl="1" w:tplc="FFFFFFFF" w:tentative="1">
+      <w:start w:val="1"/>
+      <w:numFmt w:val="lowerLetter"/>
+      <w:lvlText w:val="%2."/>
+      <w:lvlJc w:val="left"/>
+      <w:pPr>
+        <w:ind w:left="1440" w:hanging="360"/>
+      </w:pPr>
+    </w:lvl>
+    <w:lvl w:ilvl="2" w:tplc="FFFFFFFF" w:tentative="1">
+      <w:start w:val="1"/>
+      <w:numFmt w:val="lowerRoman"/>
+      <w:lvlText w:val="%3."/>
+      <w:lvlJc w:val="right"/>
+      <w:pPr>
+        <w:ind w:left="2160" w:hanging="180"/>
+      </w:pPr>
+    </w:lvl>
+    <w:lvl w:ilvl="3" w:tplc="FFFFFFFF" w:tentative="1">
+      <w:start w:val="1"/>
+      <w:numFmt w:val="decimal"/>
+      <w:lvlText w:val="%4."/>
+      <w:lvlJc w:val="left"/>
+      <w:pPr>
+        <w:ind w:left="2880" w:hanging="360"/>
+      </w:pPr>
+    </w:lvl>
+    <w:lvl w:ilvl="4" w:tplc="FFFFFFFF" w:tentative="1">
+      <w:start w:val="1"/>
+      <w:numFmt w:val="lowerLetter"/>
+      <w:lvlText w:val="%5."/>
+      <w:lvlJc w:val="left"/>
+      <w:pPr>
+        <w:ind w:left="3600" w:hanging="360"/>
+      </w:pPr>
+    </w:lvl>
+    <w:lvl w:ilvl="5" w:tplc="FFFFFFFF" w:tentative="1">
+      <w:start w:val="1"/>
+      <w:numFmt w:val="lowerRoman"/>
+      <w:lvlText w:val="%6."/>
+      <w:lvlJc w:val="right"/>
+      <w:pPr>
+        <w:ind w:left="4320" w:hanging="180"/>
+      </w:pPr>
+    </w:lvl>
+    <w:lvl w:ilvl="6" w:tplc="FFFFFFFF" w:tentative="1">
+      <w:start w:val="1"/>
+      <w:numFmt w:val="decimal"/>
+      <w:lvlText w:val="%7."/>
+      <w:lvlJc w:val="left"/>
+      <w:pPr>
+        <w:ind w:left="5040" w:hanging="360"/>
+      </w:pPr>
+    </w:lvl>
+    <w:lvl w:ilvl="7" w:tplc="FFFFFFFF" w:tentative="1">
+      <w:start w:val="1"/>
+      <w:numFmt w:val="lowerLetter"/>
+      <w:lvlText w:val="%8."/>
+      <w:lvlJc w:val="left"/>
+      <w:pPr>
+        <w:ind w:left="5760" w:hanging="360"/>
+      </w:pPr>
+    </w:lvl>
+    <w:lvl w:ilvl="8" w:tplc="FFFFFFFF" w:tentative="1">
+      <w:start w:val="1"/>
+      <w:numFmt w:val="lowerRoman"/>
+      <w:lvlText w:val="%9."/>
+      <w:lvlJc w:val="right"/>
+      <w:pPr>
+        <w:ind w:left="6480" w:hanging="180"/>
+      </w:pPr>
+    </w:lvl>
+  </w:abstractNum>
+  <w:abstractNum w:abstractNumId="3" w15:restartNumberingAfterBreak="0">
+    <w:nsid w:val="219D422E"/>
+    <w:multiLevelType w:val="hybridMultilevel"/>
+    <w:tmpl w:val="AB30CE8A"/>
+    <w:lvl w:ilvl="0" w:tplc="0415000F">
+      <w:start w:val="1"/>
+      <w:numFmt w:val="decimal"/>
+      <w:lvlText w:val="%1."/>
+      <w:lvlJc w:val="left"/>
+      <w:pPr>
+        <w:ind w:left="720" w:hanging="360"/>
+      </w:pPr>
+      <w:rPr>
+        <w:rFonts w:hint="default"/>
+      </w:rPr>
+    </w:lvl>
+    <w:lvl w:ilvl="1" w:tplc="04150019" w:tentative="1">
+      <w:start w:val="1"/>
+      <w:numFmt w:val="lowerLetter"/>
+      <w:lvlText w:val="%2."/>
+      <w:lvlJc w:val="left"/>
+      <w:pPr>
+        <w:ind w:left="1440" w:hanging="360"/>
+      </w:pPr>
+    </w:lvl>
+    <w:lvl w:ilvl="2" w:tplc="0415001B" w:tentative="1">
+      <w:start w:val="1"/>
+      <w:numFmt w:val="lowerRoman"/>
+      <w:lvlText w:val="%3."/>
+      <w:lvlJc w:val="right"/>
+      <w:pPr>
+        <w:ind w:left="2160" w:hanging="180"/>
+      </w:pPr>
+    </w:lvl>
+    <w:lvl w:ilvl="3" w:tplc="0415000F" w:tentative="1">
+      <w:start w:val="1"/>
+      <w:numFmt w:val="decimal"/>
+      <w:lvlText w:val="%4."/>
+      <w:lvlJc w:val="left"/>
+      <w:pPr>
+        <w:ind w:left="2880" w:hanging="360"/>
+      </w:pPr>
+    </w:lvl>
+    <w:lvl w:ilvl="4" w:tplc="04150019" w:tentative="1">
+      <w:start w:val="1"/>
+      <w:numFmt w:val="lowerLetter"/>
+      <w:lvlText w:val="%5."/>
+      <w:lvlJc w:val="left"/>
+      <w:pPr>
+        <w:ind w:left="3600" w:hanging="360"/>
+      </w:pPr>
+    </w:lvl>
+    <w:lvl w:ilvl="5" w:tplc="0415001B" w:tentative="1">
+      <w:start w:val="1"/>
+      <w:numFmt w:val="lowerRoman"/>
+      <w:lvlText w:val="%6."/>
+      <w:lvlJc w:val="right"/>
+      <w:pPr>
+        <w:ind w:left="4320" w:hanging="180"/>
+      </w:pPr>
+    </w:lvl>
+    <w:lvl w:ilvl="6" w:tplc="0415000F" w:tentative="1">
+      <w:start w:val="1"/>
+      <w:numFmt w:val="decimal"/>
+      <w:lvlText w:val="%7."/>
+      <w:lvlJc w:val="left"/>
+      <w:pPr>
+        <w:ind w:left="5040" w:hanging="360"/>
+      </w:pPr>
+    </w:lvl>
+    <w:lvl w:ilvl="7" w:tplc="04150019" w:tentative="1">
+      <w:start w:val="1"/>
+      <w:numFmt w:val="lowerLetter"/>
+      <w:lvlText w:val="%8."/>
+      <w:lvlJc w:val="left"/>
+      <w:pPr>
+        <w:ind w:left="5760" w:hanging="360"/>
+      </w:pPr>
+    </w:lvl>
+    <w:lvl w:ilvl="8" w:tplc="0415001B" w:tentative="1">
+      <w:start w:val="1"/>
+      <w:numFmt w:val="lowerRoman"/>
+      <w:lvlText w:val="%9."/>
+      <w:lvlJc w:val="right"/>
+      <w:pPr>
+        <w:ind w:left="6480" w:hanging="180"/>
+      </w:pPr>
+    </w:lvl>
+  </w:abstractNum>
+  <w:abstractNum w:abstractNumId="4" w15:restartNumberingAfterBreak="0">
+    <w:nsid w:val="32412629"/>
+    <w:multiLevelType w:val="hybridMultilevel"/>
+    <w:tmpl w:val="9216D9C4"/>
+    <w:lvl w:ilvl="0" w:tplc="0415000F">
+      <w:start w:val="1"/>
+      <w:numFmt w:val="decimal"/>
+      <w:lvlText w:val="%1."/>
+      <w:lvlJc w:val="left"/>
+      <w:pPr>
+        <w:ind w:left="720" w:hanging="360"/>
+      </w:pPr>
+      <w:rPr>
+        <w:rFonts w:hint="default"/>
+      </w:rPr>
+    </w:lvl>
+    <w:lvl w:ilvl="1" w:tplc="04150019" w:tentative="1">
+      <w:start w:val="1"/>
+      <w:numFmt w:val="lowerLetter"/>
+      <w:lvlText w:val="%2."/>
+      <w:lvlJc w:val="left"/>
+      <w:pPr>
+        <w:ind w:left="1440" w:hanging="360"/>
+      </w:pPr>
+    </w:lvl>
+    <w:lvl w:ilvl="2" w:tplc="0415001B" w:tentative="1">
+      <w:start w:val="1"/>
+      <w:numFmt w:val="lowerRoman"/>
+      <w:lvlText w:val="%3."/>
+      <w:lvlJc w:val="right"/>
+      <w:pPr>
+        <w:ind w:left="2160" w:hanging="180"/>
+      </w:pPr>
+    </w:lvl>
+    <w:lvl w:ilvl="3" w:tplc="0415000F" w:tentative="1">
+      <w:start w:val="1"/>
+      <w:numFmt w:val="decimal"/>
+      <w:lvlText w:val="%4."/>
+      <w:lvlJc w:val="left"/>
+      <w:pPr>
+        <w:ind w:left="2880" w:hanging="360"/>
+      </w:pPr>
+    </w:lvl>
+    <w:lvl w:ilvl="4" w:tplc="04150019" w:tentative="1">
+      <w:start w:val="1"/>
+      <w:numFmt w:val="lowerLetter"/>
+      <w:lvlText w:val="%5."/>
+      <w:lvlJc w:val="left"/>
+      <w:pPr>
+        <w:ind w:left="3600" w:hanging="360"/>
+      </w:pPr>
+    </w:lvl>
+    <w:lvl w:ilvl="5" w:tplc="0415001B" w:tentative="1">
+      <w:start w:val="1"/>
+      <w:numFmt w:val="lowerRoman"/>
+      <w:lvlText w:val="%6."/>
+      <w:lvlJc w:val="right"/>
+      <w:pPr>
+        <w:ind w:left="4320" w:hanging="180"/>
+      </w:pPr>
+    </w:lvl>
+    <w:lvl w:ilvl="6" w:tplc="0415000F" w:tentative="1">
+      <w:start w:val="1"/>
+      <w:numFmt w:val="decimal"/>
+      <w:lvlText w:val="%7."/>
+      <w:lvlJc w:val="left"/>
+      <w:pPr>
+        <w:ind w:left="5040" w:hanging="360"/>
+      </w:pPr>
+    </w:lvl>
+    <w:lvl w:ilvl="7" w:tplc="04150019" w:tentative="1">
+      <w:start w:val="1"/>
+      <w:numFmt w:val="lowerLetter"/>
+      <w:lvlText w:val="%8."/>
+      <w:lvlJc w:val="left"/>
+      <w:pPr>
+        <w:ind w:left="5760" w:hanging="360"/>
+      </w:pPr>
+    </w:lvl>
+    <w:lvl w:ilvl="8" w:tplc="0415001B" w:tentative="1">
+      <w:start w:val="1"/>
+      <w:numFmt w:val="lowerRoman"/>
+      <w:lvlText w:val="%9."/>
+      <w:lvlJc w:val="right"/>
+      <w:pPr>
+        <w:ind w:left="6480" w:hanging="180"/>
+      </w:pPr>
+    </w:lvl>
+  </w:abstractNum>
+  <w:abstractNum w:abstractNumId="5" w15:restartNumberingAfterBreak="0">
+    <w:nsid w:val="37BE39A8"/>
+    <w:multiLevelType w:val="hybridMultilevel"/>
+    <w:tmpl w:val="A150106E"/>
+    <w:lvl w:ilvl="0" w:tplc="0415000F">
+      <w:start w:val="1"/>
+      <w:numFmt w:val="decimal"/>
+      <w:lvlText w:val="%1."/>
+      <w:lvlJc w:val="left"/>
+      <w:pPr>
+        <w:ind w:left="720" w:hanging="360"/>
+      </w:pPr>
+      <w:rPr>
+        <w:rFonts w:hint="default"/>
+      </w:rPr>
+    </w:lvl>
+    <w:lvl w:ilvl="1" w:tplc="04150019" w:tentative="1">
+      <w:start w:val="1"/>
+      <w:numFmt w:val="lowerLetter"/>
+      <w:lvlText w:val="%2."/>
+      <w:lvlJc w:val="left"/>
+      <w:pPr>
+        <w:ind w:left="1440" w:hanging="360"/>
+      </w:pPr>
+    </w:lvl>
+    <w:lvl w:ilvl="2" w:tplc="0415001B" w:tentative="1">
+      <w:start w:val="1"/>
+      <w:numFmt w:val="lowerRoman"/>
+      <w:lvlText w:val="%3."/>
+      <w:lvlJc w:val="right"/>
+      <w:pPr>
+        <w:ind w:left="2160" w:hanging="180"/>
+      </w:pPr>
+    </w:lvl>
+    <w:lvl w:ilvl="3" w:tplc="0415000F" w:tentative="1">
+      <w:start w:val="1"/>
+      <w:numFmt w:val="decimal"/>
+      <w:lvlText w:val="%4."/>
+      <w:lvlJc w:val="left"/>
+      <w:pPr>
+        <w:ind w:left="2880" w:hanging="360"/>
+      </w:pPr>
+    </w:lvl>
+    <w:lvl w:ilvl="4" w:tplc="04150019" w:tentative="1">
+      <w:start w:val="1"/>
+      <w:numFmt w:val="lowerLetter"/>
+      <w:lvlText w:val="%5."/>
+      <w:lvlJc w:val="left"/>
+      <w:pPr>
+        <w:ind w:left="3600" w:hanging="360"/>
+      </w:pPr>
+    </w:lvl>
+    <w:lvl w:ilvl="5" w:tplc="0415001B" w:tentative="1">
+      <w:start w:val="1"/>
+      <w:numFmt w:val="lowerRoman"/>
+      <w:lvlText w:val="%6."/>
+      <w:lvlJc w:val="right"/>
+      <w:pPr>
+        <w:ind w:left="4320" w:hanging="180"/>
+      </w:pPr>
+    </w:lvl>
+    <w:lvl w:ilvl="6" w:tplc="0415000F" w:tentative="1">
+      <w:start w:val="1"/>
+      <w:numFmt w:val="decimal"/>
+      <w:lvlText w:val="%7."/>
+      <w:lvlJc w:val="left"/>
+      <w:pPr>
+        <w:ind w:left="5040" w:hanging="360"/>
+      </w:pPr>
+    </w:lvl>
+    <w:lvl w:ilvl="7" w:tplc="04150019" w:tentative="1">
+      <w:start w:val="1"/>
+      <w:numFmt w:val="lowerLetter"/>
+      <w:lvlText w:val="%8."/>
+      <w:lvlJc w:val="left"/>
+      <w:pPr>
+        <w:ind w:left="5760" w:hanging="360"/>
+      </w:pPr>
+    </w:lvl>
+    <w:lvl w:ilvl="8" w:tplc="0415001B" w:tentative="1">
+      <w:start w:val="1"/>
+      <w:numFmt w:val="lowerRoman"/>
+      <w:lvlText w:val="%9."/>
+      <w:lvlJc w:val="right"/>
+      <w:pPr>
+        <w:ind w:left="6480" w:hanging="180"/>
+      </w:pPr>
+    </w:lvl>
+  </w:abstractNum>
+  <w:abstractNum w:abstractNumId="6" w15:restartNumberingAfterBreak="0">
     <w:nsid w:val="3CE00D2B"/>
     <w:multiLevelType w:val="hybridMultilevel"/>
     <w:tmpl w:val="A448E240"/>
@@ -3799,7 +5064,96 @@
       </w:pPr>
     </w:lvl>
   </w:abstractNum>
-  <w:abstractNum w:abstractNumId="1" w15:restartNumberingAfterBreak="0">
+  <w:abstractNum w:abstractNumId="7" w15:restartNumberingAfterBreak="0">
+    <w:nsid w:val="46D36010"/>
+    <w:multiLevelType w:val="hybridMultilevel"/>
+    <w:tmpl w:val="735C0E12"/>
+    <w:lvl w:ilvl="0" w:tplc="75FA7956">
+      <w:start w:val="1"/>
+      <w:numFmt w:val="decimal"/>
+      <w:lvlText w:val="%1."/>
+      <w:lvlJc w:val="left"/>
+      <w:pPr>
+        <w:ind w:left="1080" w:hanging="360"/>
+      </w:pPr>
+      <w:rPr>
+        <w:rFonts w:hint="default"/>
+      </w:rPr>
+    </w:lvl>
+    <w:lvl w:ilvl="1" w:tplc="04150019" w:tentative="1">
+      <w:start w:val="1"/>
+      <w:numFmt w:val="lowerLetter"/>
+      <w:lvlText w:val="%2."/>
+      <w:lvlJc w:val="left"/>
+      <w:pPr>
+        <w:ind w:left="1800" w:hanging="360"/>
+      </w:pPr>
+    </w:lvl>
+    <w:lvl w:ilvl="2" w:tplc="0415001B" w:tentative="1">
+      <w:start w:val="1"/>
+      <w:numFmt w:val="lowerRoman"/>
+      <w:lvlText w:val="%3."/>
+      <w:lvlJc w:val="right"/>
+      <w:pPr>
+        <w:ind w:left="2520" w:hanging="180"/>
+      </w:pPr>
+    </w:lvl>
+    <w:lvl w:ilvl="3" w:tplc="0415000F" w:tentative="1">
+      <w:start w:val="1"/>
+      <w:numFmt w:val="decimal"/>
+      <w:lvlText w:val="%4."/>
+      <w:lvlJc w:val="left"/>
+      <w:pPr>
+        <w:ind w:left="3240" w:hanging="360"/>
+      </w:pPr>
+    </w:lvl>
+    <w:lvl w:ilvl="4" w:tplc="04150019" w:tentative="1">
+      <w:start w:val="1"/>
+      <w:numFmt w:val="lowerLetter"/>
+      <w:lvlText w:val="%5."/>
+      <w:lvlJc w:val="left"/>
+      <w:pPr>
+        <w:ind w:left="3960" w:hanging="360"/>
+      </w:pPr>
+    </w:lvl>
+    <w:lvl w:ilvl="5" w:tplc="0415001B" w:tentative="1">
+      <w:start w:val="1"/>
+      <w:numFmt w:val="lowerRoman"/>
+      <w:lvlText w:val="%6."/>
+      <w:lvlJc w:val="right"/>
+      <w:pPr>
+        <w:ind w:left="4680" w:hanging="180"/>
+      </w:pPr>
+    </w:lvl>
+    <w:lvl w:ilvl="6" w:tplc="0415000F" w:tentative="1">
+      <w:start w:val="1"/>
+      <w:numFmt w:val="decimal"/>
+      <w:lvlText w:val="%7."/>
+      <w:lvlJc w:val="left"/>
+      <w:pPr>
+        <w:ind w:left="5400" w:hanging="360"/>
+      </w:pPr>
+    </w:lvl>
+    <w:lvl w:ilvl="7" w:tplc="04150019" w:tentative="1">
+      <w:start w:val="1"/>
+      <w:numFmt w:val="lowerLetter"/>
+      <w:lvlText w:val="%8."/>
+      <w:lvlJc w:val="left"/>
+      <w:pPr>
+        <w:ind w:left="6120" w:hanging="360"/>
+      </w:pPr>
+    </w:lvl>
+    <w:lvl w:ilvl="8" w:tplc="0415001B" w:tentative="1">
+      <w:start w:val="1"/>
+      <w:numFmt w:val="lowerRoman"/>
+      <w:lvlText w:val="%9."/>
+      <w:lvlJc w:val="right"/>
+      <w:pPr>
+        <w:ind w:left="6840" w:hanging="180"/>
+      </w:pPr>
+    </w:lvl>
+  </w:abstractNum>
+  <w:abstractNum w:abstractNumId="8" w15:restartNumberingAfterBreak="0">
     <w:nsid w:val="48F9312D"/>
     <w:multiLevelType w:val="multilevel"/>
     <w:tmpl w:val="04150025"/>
@@ -3894,7 +5248,7 @@
       </w:pPr>
     </w:lvl>
   </w:abstractNum>
-  <w:abstractNum w:abstractNumId="2" w15:restartNumberingAfterBreak="0">
+  <w:abstractNum w:abstractNumId="9" w15:restartNumberingAfterBreak="0">
     <w:nsid w:val="65221211"/>
     <w:multiLevelType w:val="hybridMultilevel"/>
     <w:tmpl w:val="AE80D56C"/>
@@ -4008,12 +5362,33 @@
     </w:lvl>
   </w:abstractNum>
   <w:num w:numId="1" w16cid:durableId="1709257362">
+    <w:abstractNumId w:val="8"/>
+  </w:num>
+  <w:num w:numId="2" w16cid:durableId="727071145">
+    <w:abstractNumId w:val="6"/>
+  </w:num>
+  <w:num w:numId="3" w16cid:durableId="397829646">
+    <w:abstractNumId w:val="9"/>
+  </w:num>
+  <w:num w:numId="4" w16cid:durableId="1134830716">
+    <w:abstractNumId w:val="3"/>
+  </w:num>
+  <w:num w:numId="5" w16cid:durableId="2064671298">
+    <w:abstractNumId w:val="4"/>
+  </w:num>
+  <w:num w:numId="6" w16cid:durableId="1044332050">
+    <w:abstractNumId w:val="5"/>
+  </w:num>
+  <w:num w:numId="7" w16cid:durableId="1900743931">
+    <w:abstractNumId w:val="7"/>
+  </w:num>
+  <w:num w:numId="8" w16cid:durableId="606691639">
     <w:abstractNumId w:val="1"/>
   </w:num>
-  <w:num w:numId="2" w16cid:durableId="727071145">
+  <w:num w:numId="9" w16cid:durableId="1319308912">
     <w:abstractNumId w:val="0"/>
   </w:num>
-  <w:num w:numId="3" w16cid:durableId="397829646">
+  <w:num w:numId="10" w16cid:durableId="1859538004">
     <w:abstractNumId w:val="2"/>
   </w:num>
 </w:numbering>
@@ -4665,7 +6040,6 @@
   <w:style w:type="character" w:default="1" w:styleId="Domylnaczcionkaakapitu">
     <w:name w:val="Default Paragraph Font"/>
     <w:uiPriority w:val="1"/>
-    <w:semiHidden/>
     <w:unhideWhenUsed/>
   </w:style>
   <w:style w:type="table" w:default="1" w:styleId="Standardowy">

--- a/docs/US P System obsługi warsztatu samochodowego.docx
+++ b/docs/US P System obsługi warsztatu samochodowego.docx
@@ -788,7 +788,7 @@
           <w:r>
             <w:fldChar w:fldCharType="separate"/>
           </w:r>
-          <w:hyperlink w:anchor="_Toc229934185" w:history="1">
+          <w:hyperlink w:anchor="_Toc229994252" w:history="1">
             <w:r>
               <w:rPr>
                 <w:rStyle w:val="Hipercze"/>
@@ -831,7 +831,7 @@
                 <w:noProof/>
                 <w:webHidden/>
               </w:rPr>
-              <w:instrText xml:space="preserve"> PAGEREF _Toc229934185 \h </w:instrText>
+              <w:instrText xml:space="preserve"> PAGEREF _Toc229994252 \h </w:instrText>
             </w:r>
             <w:r>
               <w:rPr>
@@ -876,7 +876,7 @@
               <w:lang w:eastAsia="pl-PL"/>
             </w:rPr>
           </w:pPr>
-          <w:hyperlink w:anchor="_Toc229934186" w:history="1">
+          <w:hyperlink w:anchor="_Toc229994253" w:history="1">
             <w:r>
               <w:rPr>
                 <w:rStyle w:val="Hipercze"/>
@@ -919,7 +919,7 @@
                 <w:noProof/>
                 <w:webHidden/>
               </w:rPr>
-              <w:instrText xml:space="preserve"> PAGEREF _Toc229934186 \h </w:instrText>
+              <w:instrText xml:space="preserve"> PAGEREF _Toc229994253 \h </w:instrText>
             </w:r>
             <w:r>
               <w:rPr>
@@ -939,7 +939,7 @@
                 <w:noProof/>
                 <w:webHidden/>
               </w:rPr>
-              <w:t>2</w:t>
+              <w:t>3</w:t>
             </w:r>
             <w:r>
               <w:rPr>
@@ -964,7 +964,7 @@
               <w:lang w:eastAsia="pl-PL"/>
             </w:rPr>
           </w:pPr>
-          <w:hyperlink w:anchor="_Toc229934187" w:history="1">
+          <w:hyperlink w:anchor="_Toc229994254" w:history="1">
             <w:r>
               <w:rPr>
                 <w:rStyle w:val="Hipercze"/>
@@ -1007,7 +1007,7 @@
                 <w:noProof/>
                 <w:webHidden/>
               </w:rPr>
-              <w:instrText xml:space="preserve"> PAGEREF _Toc229934187 \h </w:instrText>
+              <w:instrText xml:space="preserve"> PAGEREF _Toc229994254 \h </w:instrText>
             </w:r>
             <w:r>
               <w:rPr>
@@ -1027,7 +1027,7 @@
                 <w:noProof/>
                 <w:webHidden/>
               </w:rPr>
-              <w:t>2</w:t>
+              <w:t>3</w:t>
             </w:r>
             <w:r>
               <w:rPr>
@@ -1052,7 +1052,7 @@
               <w:lang w:eastAsia="pl-PL"/>
             </w:rPr>
           </w:pPr>
-          <w:hyperlink w:anchor="_Toc229934188" w:history="1">
+          <w:hyperlink w:anchor="_Toc229994255" w:history="1">
             <w:r>
               <w:rPr>
                 <w:rStyle w:val="Hipercze"/>
@@ -1095,7 +1095,7 @@
                 <w:noProof/>
                 <w:webHidden/>
               </w:rPr>
-              <w:instrText xml:space="preserve"> PAGEREF _Toc229934188 \h </w:instrText>
+              <w:instrText xml:space="preserve"> PAGEREF _Toc229994255 \h </w:instrText>
             </w:r>
             <w:r>
               <w:rPr>
@@ -1140,7 +1140,7 @@
               <w:lang w:eastAsia="pl-PL"/>
             </w:rPr>
           </w:pPr>
-          <w:hyperlink w:anchor="_Toc229934189" w:history="1">
+          <w:hyperlink w:anchor="_Toc229994256" w:history="1">
             <w:r>
               <w:rPr>
                 <w:rStyle w:val="Hipercze"/>
@@ -1183,7 +1183,7 @@
                 <w:noProof/>
                 <w:webHidden/>
               </w:rPr>
-              <w:instrText xml:space="preserve"> PAGEREF _Toc229934189 \h </w:instrText>
+              <w:instrText xml:space="preserve"> PAGEREF _Toc229994256 \h </w:instrText>
             </w:r>
             <w:r>
               <w:rPr>
@@ -1228,7 +1228,7 @@
               <w:lang w:eastAsia="pl-PL"/>
             </w:rPr>
           </w:pPr>
-          <w:hyperlink w:anchor="_Toc229934190" w:history="1">
+          <w:hyperlink w:anchor="_Toc229994257" w:history="1">
             <w:r>
               <w:rPr>
                 <w:rStyle w:val="Hipercze"/>
@@ -1271,7 +1271,7 @@
                 <w:noProof/>
                 <w:webHidden/>
               </w:rPr>
-              <w:instrText xml:space="preserve"> PAGEREF _Toc229934190 \h </w:instrText>
+              <w:instrText xml:space="preserve"> PAGEREF _Toc229994257 \h </w:instrText>
             </w:r>
             <w:r>
               <w:rPr>
@@ -1316,7 +1316,7 @@
               <w:lang w:eastAsia="pl-PL"/>
             </w:rPr>
           </w:pPr>
-          <w:hyperlink w:anchor="_Toc229934191" w:history="1">
+          <w:hyperlink w:anchor="_Toc229994258" w:history="1">
             <w:r>
               <w:rPr>
                 <w:rStyle w:val="Hipercze"/>
@@ -1359,7 +1359,7 @@
                 <w:noProof/>
                 <w:webHidden/>
               </w:rPr>
-              <w:instrText xml:space="preserve"> PAGEREF _Toc229934191 \h </w:instrText>
+              <w:instrText xml:space="preserve"> PAGEREF _Toc229994258 \h </w:instrText>
             </w:r>
             <w:r>
               <w:rPr>
@@ -1404,7 +1404,7 @@
               <w:lang w:eastAsia="pl-PL"/>
             </w:rPr>
           </w:pPr>
-          <w:hyperlink w:anchor="_Toc229934192" w:history="1">
+          <w:hyperlink w:anchor="_Toc229994259" w:history="1">
             <w:r>
               <w:rPr>
                 <w:rStyle w:val="Hipercze"/>
@@ -1447,7 +1447,7 @@
                 <w:noProof/>
                 <w:webHidden/>
               </w:rPr>
-              <w:instrText xml:space="preserve"> PAGEREF _Toc229934192 \h </w:instrText>
+              <w:instrText xml:space="preserve"> PAGEREF _Toc229994259 \h </w:instrText>
             </w:r>
             <w:r>
               <w:rPr>
@@ -1492,7 +1492,7 @@
               <w:lang w:eastAsia="pl-PL"/>
             </w:rPr>
           </w:pPr>
-          <w:hyperlink w:anchor="_Toc229934193" w:history="1">
+          <w:hyperlink w:anchor="_Toc229994260" w:history="1">
             <w:r>
               <w:rPr>
                 <w:rStyle w:val="Hipercze"/>
@@ -1535,7 +1535,7 @@
                 <w:noProof/>
                 <w:webHidden/>
               </w:rPr>
-              <w:instrText xml:space="preserve"> PAGEREF _Toc229934193 \h </w:instrText>
+              <w:instrText xml:space="preserve"> PAGEREF _Toc229994260 \h </w:instrText>
             </w:r>
             <w:r>
               <w:rPr>
@@ -1580,7 +1580,7 @@
               <w:lang w:eastAsia="pl-PL"/>
             </w:rPr>
           </w:pPr>
-          <w:hyperlink w:anchor="_Toc229934194" w:history="1">
+          <w:hyperlink w:anchor="_Toc229994261" w:history="1">
             <w:r>
               <w:rPr>
                 <w:rStyle w:val="Hipercze"/>
@@ -1623,7 +1623,7 @@
                 <w:noProof/>
                 <w:webHidden/>
               </w:rPr>
-              <w:instrText xml:space="preserve"> PAGEREF _Toc229934194 \h </w:instrText>
+              <w:instrText xml:space="preserve"> PAGEREF _Toc229994261 \h </w:instrText>
             </w:r>
             <w:r>
               <w:rPr>
@@ -1668,7 +1668,7 @@
               <w:lang w:eastAsia="pl-PL"/>
             </w:rPr>
           </w:pPr>
-          <w:hyperlink w:anchor="_Toc229934195" w:history="1">
+          <w:hyperlink w:anchor="_Toc229994262" w:history="1">
             <w:r>
               <w:rPr>
                 <w:rStyle w:val="Hipercze"/>
@@ -1711,7 +1711,7 @@
                 <w:noProof/>
                 <w:webHidden/>
               </w:rPr>
-              <w:instrText xml:space="preserve"> PAGEREF _Toc229934195 \h </w:instrText>
+              <w:instrText xml:space="preserve"> PAGEREF _Toc229994262 \h </w:instrText>
             </w:r>
             <w:r>
               <w:rPr>
@@ -1756,7 +1756,7 @@
               <w:lang w:eastAsia="pl-PL"/>
             </w:rPr>
           </w:pPr>
-          <w:hyperlink w:anchor="_Toc229934196" w:history="1">
+          <w:hyperlink w:anchor="_Toc229994263" w:history="1">
             <w:r>
               <w:rPr>
                 <w:rStyle w:val="Hipercze"/>
@@ -1799,7 +1799,7 @@
                 <w:noProof/>
                 <w:webHidden/>
               </w:rPr>
-              <w:instrText xml:space="preserve"> PAGEREF _Toc229934196 \h </w:instrText>
+              <w:instrText xml:space="preserve"> PAGEREF _Toc229994263 \h </w:instrText>
             </w:r>
             <w:r>
               <w:rPr>
@@ -1844,7 +1844,7 @@
               <w:lang w:eastAsia="pl-PL"/>
             </w:rPr>
           </w:pPr>
-          <w:hyperlink w:anchor="_Toc229934197" w:history="1">
+          <w:hyperlink w:anchor="_Toc229994264" w:history="1">
             <w:r>
               <w:rPr>
                 <w:rStyle w:val="Hipercze"/>
@@ -1887,7 +1887,7 @@
                 <w:noProof/>
                 <w:webHidden/>
               </w:rPr>
-              <w:instrText xml:space="preserve"> PAGEREF _Toc229934197 \h </w:instrText>
+              <w:instrText xml:space="preserve"> PAGEREF _Toc229994264 \h </w:instrText>
             </w:r>
             <w:r>
               <w:rPr>
@@ -1932,7 +1932,7 @@
               <w:lang w:eastAsia="pl-PL"/>
             </w:rPr>
           </w:pPr>
-          <w:hyperlink w:anchor="_Toc229934198" w:history="1">
+          <w:hyperlink w:anchor="_Toc229994265" w:history="1">
             <w:r>
               <w:rPr>
                 <w:rStyle w:val="Hipercze"/>
@@ -1975,7 +1975,7 @@
                 <w:noProof/>
                 <w:webHidden/>
               </w:rPr>
-              <w:instrText xml:space="preserve"> PAGEREF _Toc229934198 \h </w:instrText>
+              <w:instrText xml:space="preserve"> PAGEREF _Toc229994265 \h </w:instrText>
             </w:r>
             <w:r>
               <w:rPr>
@@ -2020,7 +2020,7 @@
               <w:lang w:eastAsia="pl-PL"/>
             </w:rPr>
           </w:pPr>
-          <w:hyperlink w:anchor="_Toc229934199" w:history="1">
+          <w:hyperlink w:anchor="_Toc229994266" w:history="1">
             <w:r>
               <w:rPr>
                 <w:rStyle w:val="Hipercze"/>
@@ -2063,7 +2063,7 @@
                 <w:noProof/>
                 <w:webHidden/>
               </w:rPr>
-              <w:instrText xml:space="preserve"> PAGEREF _Toc229934199 \h </w:instrText>
+              <w:instrText xml:space="preserve"> PAGEREF _Toc229994266 \h </w:instrText>
             </w:r>
             <w:r>
               <w:rPr>
@@ -2108,7 +2108,7 @@
               <w:lang w:eastAsia="pl-PL"/>
             </w:rPr>
           </w:pPr>
-          <w:hyperlink w:anchor="_Toc229934200" w:history="1">
+          <w:hyperlink w:anchor="_Toc229994267" w:history="1">
             <w:r>
               <w:rPr>
                 <w:rStyle w:val="Hipercze"/>
@@ -2151,7 +2151,7 @@
                 <w:noProof/>
                 <w:webHidden/>
               </w:rPr>
-              <w:instrText xml:space="preserve"> PAGEREF _Toc229934200 \h </w:instrText>
+              <w:instrText xml:space="preserve"> PAGEREF _Toc229994267 \h </w:instrText>
             </w:r>
             <w:r>
               <w:rPr>
@@ -2196,7 +2196,7 @@
               <w:lang w:eastAsia="pl-PL"/>
             </w:rPr>
           </w:pPr>
-          <w:hyperlink w:anchor="_Toc229934201" w:history="1">
+          <w:hyperlink w:anchor="_Toc229994268" w:history="1">
             <w:r>
               <w:rPr>
                 <w:rStyle w:val="Hipercze"/>
@@ -2239,7 +2239,95 @@
                 <w:noProof/>
                 <w:webHidden/>
               </w:rPr>
-              <w:instrText xml:space="preserve"> PAGEREF _Toc229934201 \h </w:instrText>
+              <w:instrText xml:space="preserve"> PAGEREF _Toc229994268 \h </w:instrText>
+            </w:r>
+            <w:r>
+              <w:rPr>
+                <w:noProof/>
+                <w:webHidden/>
+              </w:rPr>
+            </w:r>
+            <w:r>
+              <w:rPr>
+                <w:noProof/>
+                <w:webHidden/>
+              </w:rPr>
+              <w:fldChar w:fldCharType="separate"/>
+            </w:r>
+            <w:r>
+              <w:rPr>
+                <w:noProof/>
+                <w:webHidden/>
+              </w:rPr>
+              <w:t>11</w:t>
+            </w:r>
+            <w:r>
+              <w:rPr>
+                <w:noProof/>
+                <w:webHidden/>
+              </w:rPr>
+              <w:fldChar w:fldCharType="end"/>
+            </w:r>
+          </w:hyperlink>
+        </w:p>
+        <w:p>
+          <w:pPr>
+            <w:pStyle w:val="Spistreci3"/>
+            <w:tabs>
+              <w:tab w:val="left" w:pos="1440"/>
+              <w:tab w:val="right" w:leader="dot" w:pos="9062"/>
+            </w:tabs>
+            <w:rPr>
+              <w:rFonts w:asciiTheme="minorHAnsi" w:eastAsiaTheme="minorEastAsia" w:hAnsiTheme="minorHAnsi"/>
+              <w:noProof/>
+              <w:szCs w:val="24"/>
+              <w:lang w:eastAsia="pl-PL"/>
+            </w:rPr>
+          </w:pPr>
+          <w:hyperlink w:anchor="_Toc229994269" w:history="1">
+            <w:r>
+              <w:rPr>
+                <w:rStyle w:val="Hipercze"/>
+                <w:noProof/>
+              </w:rPr>
+              <w:t>3.2.1</w:t>
+            </w:r>
+            <w:r>
+              <w:rPr>
+                <w:rFonts w:asciiTheme="minorHAnsi" w:eastAsiaTheme="minorEastAsia" w:hAnsiTheme="minorHAnsi"/>
+                <w:noProof/>
+                <w:szCs w:val="24"/>
+                <w:lang w:eastAsia="pl-PL"/>
+              </w:rPr>
+              <w:tab/>
+            </w:r>
+            <w:r>
+              <w:rPr>
+                <w:rStyle w:val="Hipercze"/>
+                <w:noProof/>
+              </w:rPr>
+              <w:t>Kontekst Maintenance</w:t>
+            </w:r>
+            <w:r>
+              <w:rPr>
+                <w:noProof/>
+                <w:webHidden/>
+              </w:rPr>
+              <w:tab/>
+            </w:r>
+            <w:r>
+              <w:rPr>
+                <w:noProof/>
+                <w:webHidden/>
+              </w:rPr>
+              <w:fldChar w:fldCharType="begin"/>
+            </w:r>
+            <w:r>
+              <w:rPr>
+                <w:noProof/>
+                <w:webHidden/>
+              </w:rPr>
+              <w:instrText xml:space="preserve"> PAGEREF _Toc229994269 \h </w:instrText>
             </w:r>
             <w:r>
               <w:rPr>
@@ -2284,7 +2372,7 @@
               <w:lang w:eastAsia="pl-PL"/>
             </w:rPr>
           </w:pPr>
-          <w:hyperlink w:anchor="_Toc229934202" w:history="1">
+          <w:hyperlink w:anchor="_Toc229994270" w:history="1">
             <w:r>
               <w:rPr>
                 <w:rStyle w:val="Hipercze"/>
@@ -2327,7 +2415,7 @@
                 <w:noProof/>
                 <w:webHidden/>
               </w:rPr>
-              <w:instrText xml:space="preserve"> PAGEREF _Toc229934202 \h </w:instrText>
+              <w:instrText xml:space="preserve"> PAGEREF _Toc229994270 \h </w:instrText>
             </w:r>
             <w:r>
               <w:rPr>
@@ -2348,6 +2436,446 @@
                 <w:webHidden/>
               </w:rPr>
               <w:t>11</w:t>
+            </w:r>
+            <w:r>
+              <w:rPr>
+                <w:noProof/>
+                <w:webHidden/>
+              </w:rPr>
+              <w:fldChar w:fldCharType="end"/>
+            </w:r>
+          </w:hyperlink>
+        </w:p>
+        <w:p>
+          <w:pPr>
+            <w:pStyle w:val="Spistreci2"/>
+            <w:tabs>
+              <w:tab w:val="left" w:pos="960"/>
+              <w:tab w:val="right" w:leader="dot" w:pos="9062"/>
+            </w:tabs>
+            <w:rPr>
+              <w:rFonts w:asciiTheme="minorHAnsi" w:eastAsiaTheme="minorEastAsia" w:hAnsiTheme="minorHAnsi"/>
+              <w:noProof/>
+              <w:szCs w:val="24"/>
+              <w:lang w:eastAsia="pl-PL"/>
+            </w:rPr>
+          </w:pPr>
+          <w:hyperlink w:anchor="_Toc229994271" w:history="1">
+            <w:r>
+              <w:rPr>
+                <w:rStyle w:val="Hipercze"/>
+                <w:noProof/>
+              </w:rPr>
+              <w:t>4.1</w:t>
+            </w:r>
+            <w:r>
+              <w:rPr>
+                <w:rFonts w:asciiTheme="minorHAnsi" w:eastAsiaTheme="minorEastAsia" w:hAnsiTheme="minorHAnsi"/>
+                <w:noProof/>
+                <w:szCs w:val="24"/>
+                <w:lang w:eastAsia="pl-PL"/>
+              </w:rPr>
+              <w:tab/>
+            </w:r>
+            <w:r>
+              <w:rPr>
+                <w:rStyle w:val="Hipercze"/>
+                <w:noProof/>
+              </w:rPr>
+              <w:t>Dziedzina</w:t>
+            </w:r>
+            <w:r>
+              <w:rPr>
+                <w:noProof/>
+                <w:webHidden/>
+              </w:rPr>
+              <w:tab/>
+            </w:r>
+            <w:r>
+              <w:rPr>
+                <w:noProof/>
+                <w:webHidden/>
+              </w:rPr>
+              <w:fldChar w:fldCharType="begin"/>
+            </w:r>
+            <w:r>
+              <w:rPr>
+                <w:noProof/>
+                <w:webHidden/>
+              </w:rPr>
+              <w:instrText xml:space="preserve"> PAGEREF _Toc229994271 \h </w:instrText>
+            </w:r>
+            <w:r>
+              <w:rPr>
+                <w:noProof/>
+                <w:webHidden/>
+              </w:rPr>
+            </w:r>
+            <w:r>
+              <w:rPr>
+                <w:noProof/>
+                <w:webHidden/>
+              </w:rPr>
+              <w:fldChar w:fldCharType="separate"/>
+            </w:r>
+            <w:r>
+              <w:rPr>
+                <w:noProof/>
+                <w:webHidden/>
+              </w:rPr>
+              <w:t>11</w:t>
+            </w:r>
+            <w:r>
+              <w:rPr>
+                <w:noProof/>
+                <w:webHidden/>
+              </w:rPr>
+              <w:fldChar w:fldCharType="end"/>
+            </w:r>
+          </w:hyperlink>
+        </w:p>
+        <w:p>
+          <w:pPr>
+            <w:pStyle w:val="Spistreci3"/>
+            <w:tabs>
+              <w:tab w:val="left" w:pos="1440"/>
+              <w:tab w:val="right" w:leader="dot" w:pos="9062"/>
+            </w:tabs>
+            <w:rPr>
+              <w:rFonts w:asciiTheme="minorHAnsi" w:eastAsiaTheme="minorEastAsia" w:hAnsiTheme="minorHAnsi"/>
+              <w:noProof/>
+              <w:szCs w:val="24"/>
+              <w:lang w:eastAsia="pl-PL"/>
+            </w:rPr>
+          </w:pPr>
+          <w:hyperlink w:anchor="_Toc229994272" w:history="1">
+            <w:r>
+              <w:rPr>
+                <w:rStyle w:val="Hipercze"/>
+                <w:noProof/>
+              </w:rPr>
+              <w:t>4.1.1</w:t>
+            </w:r>
+            <w:r>
+              <w:rPr>
+                <w:rFonts w:asciiTheme="minorHAnsi" w:eastAsiaTheme="minorEastAsia" w:hAnsiTheme="minorHAnsi"/>
+                <w:noProof/>
+                <w:szCs w:val="24"/>
+                <w:lang w:eastAsia="pl-PL"/>
+              </w:rPr>
+              <w:tab/>
+            </w:r>
+            <w:r>
+              <w:rPr>
+                <w:rStyle w:val="Hipercze"/>
+                <w:noProof/>
+              </w:rPr>
+              <w:t>Kontekst Maintenance</w:t>
+            </w:r>
+            <w:r>
+              <w:rPr>
+                <w:noProof/>
+                <w:webHidden/>
+              </w:rPr>
+              <w:tab/>
+            </w:r>
+            <w:r>
+              <w:rPr>
+                <w:noProof/>
+                <w:webHidden/>
+              </w:rPr>
+              <w:fldChar w:fldCharType="begin"/>
+            </w:r>
+            <w:r>
+              <w:rPr>
+                <w:noProof/>
+                <w:webHidden/>
+              </w:rPr>
+              <w:instrText xml:space="preserve"> PAGEREF _Toc229994272 \h </w:instrText>
+            </w:r>
+            <w:r>
+              <w:rPr>
+                <w:noProof/>
+                <w:webHidden/>
+              </w:rPr>
+            </w:r>
+            <w:r>
+              <w:rPr>
+                <w:noProof/>
+                <w:webHidden/>
+              </w:rPr>
+              <w:fldChar w:fldCharType="separate"/>
+            </w:r>
+            <w:r>
+              <w:rPr>
+                <w:noProof/>
+                <w:webHidden/>
+              </w:rPr>
+              <w:t>11</w:t>
+            </w:r>
+            <w:r>
+              <w:rPr>
+                <w:noProof/>
+                <w:webHidden/>
+              </w:rPr>
+              <w:fldChar w:fldCharType="end"/>
+            </w:r>
+          </w:hyperlink>
+        </w:p>
+        <w:p>
+          <w:pPr>
+            <w:pStyle w:val="Spistreci2"/>
+            <w:tabs>
+              <w:tab w:val="left" w:pos="960"/>
+              <w:tab w:val="right" w:leader="dot" w:pos="9062"/>
+            </w:tabs>
+            <w:rPr>
+              <w:rFonts w:asciiTheme="minorHAnsi" w:eastAsiaTheme="minorEastAsia" w:hAnsiTheme="minorHAnsi"/>
+              <w:noProof/>
+              <w:szCs w:val="24"/>
+              <w:lang w:eastAsia="pl-PL"/>
+            </w:rPr>
+          </w:pPr>
+          <w:hyperlink w:anchor="_Toc229994273" w:history="1">
+            <w:r>
+              <w:rPr>
+                <w:rStyle w:val="Hipercze"/>
+                <w:noProof/>
+              </w:rPr>
+              <w:t>4.2</w:t>
+            </w:r>
+            <w:r>
+              <w:rPr>
+                <w:rFonts w:asciiTheme="minorHAnsi" w:eastAsiaTheme="minorEastAsia" w:hAnsiTheme="minorHAnsi"/>
+                <w:noProof/>
+                <w:szCs w:val="24"/>
+                <w:lang w:eastAsia="pl-PL"/>
+              </w:rPr>
+              <w:tab/>
+            </w:r>
+            <w:r>
+              <w:rPr>
+                <w:rStyle w:val="Hipercze"/>
+                <w:noProof/>
+              </w:rPr>
+              <w:t>Przypadki użycia</w:t>
+            </w:r>
+            <w:r>
+              <w:rPr>
+                <w:noProof/>
+                <w:webHidden/>
+              </w:rPr>
+              <w:tab/>
+            </w:r>
+            <w:r>
+              <w:rPr>
+                <w:noProof/>
+                <w:webHidden/>
+              </w:rPr>
+              <w:fldChar w:fldCharType="begin"/>
+            </w:r>
+            <w:r>
+              <w:rPr>
+                <w:noProof/>
+                <w:webHidden/>
+              </w:rPr>
+              <w:instrText xml:space="preserve"> PAGEREF _Toc229994273 \h </w:instrText>
+            </w:r>
+            <w:r>
+              <w:rPr>
+                <w:noProof/>
+                <w:webHidden/>
+              </w:rPr>
+            </w:r>
+            <w:r>
+              <w:rPr>
+                <w:noProof/>
+                <w:webHidden/>
+              </w:rPr>
+              <w:fldChar w:fldCharType="separate"/>
+            </w:r>
+            <w:r>
+              <w:rPr>
+                <w:noProof/>
+                <w:webHidden/>
+              </w:rPr>
+              <w:t>11</w:t>
+            </w:r>
+            <w:r>
+              <w:rPr>
+                <w:noProof/>
+                <w:webHidden/>
+              </w:rPr>
+              <w:fldChar w:fldCharType="end"/>
+            </w:r>
+          </w:hyperlink>
+        </w:p>
+        <w:p>
+          <w:pPr>
+            <w:pStyle w:val="Spistreci3"/>
+            <w:tabs>
+              <w:tab w:val="left" w:pos="1440"/>
+              <w:tab w:val="right" w:leader="dot" w:pos="9062"/>
+            </w:tabs>
+            <w:rPr>
+              <w:rFonts w:asciiTheme="minorHAnsi" w:eastAsiaTheme="minorEastAsia" w:hAnsiTheme="minorHAnsi"/>
+              <w:noProof/>
+              <w:szCs w:val="24"/>
+              <w:lang w:eastAsia="pl-PL"/>
+            </w:rPr>
+          </w:pPr>
+          <w:hyperlink w:anchor="_Toc229994274" w:history="1">
+            <w:r>
+              <w:rPr>
+                <w:rStyle w:val="Hipercze"/>
+                <w:noProof/>
+              </w:rPr>
+              <w:t>4.2.1</w:t>
+            </w:r>
+            <w:r>
+              <w:rPr>
+                <w:rFonts w:asciiTheme="minorHAnsi" w:eastAsiaTheme="minorEastAsia" w:hAnsiTheme="minorHAnsi"/>
+                <w:noProof/>
+                <w:szCs w:val="24"/>
+                <w:lang w:eastAsia="pl-PL"/>
+              </w:rPr>
+              <w:tab/>
+            </w:r>
+            <w:r>
+              <w:rPr>
+                <w:rStyle w:val="Hipercze"/>
+                <w:noProof/>
+              </w:rPr>
+              <w:t>Uwagi ogólne</w:t>
+            </w:r>
+            <w:r>
+              <w:rPr>
+                <w:noProof/>
+                <w:webHidden/>
+              </w:rPr>
+              <w:tab/>
+            </w:r>
+            <w:r>
+              <w:rPr>
+                <w:noProof/>
+                <w:webHidden/>
+              </w:rPr>
+              <w:fldChar w:fldCharType="begin"/>
+            </w:r>
+            <w:r>
+              <w:rPr>
+                <w:noProof/>
+                <w:webHidden/>
+              </w:rPr>
+              <w:instrText xml:space="preserve"> PAGEREF _Toc229994274 \h </w:instrText>
+            </w:r>
+            <w:r>
+              <w:rPr>
+                <w:noProof/>
+                <w:webHidden/>
+              </w:rPr>
+            </w:r>
+            <w:r>
+              <w:rPr>
+                <w:noProof/>
+                <w:webHidden/>
+              </w:rPr>
+              <w:fldChar w:fldCharType="separate"/>
+            </w:r>
+            <w:r>
+              <w:rPr>
+                <w:noProof/>
+                <w:webHidden/>
+              </w:rPr>
+              <w:t>11</w:t>
+            </w:r>
+            <w:r>
+              <w:rPr>
+                <w:noProof/>
+                <w:webHidden/>
+              </w:rPr>
+              <w:fldChar w:fldCharType="end"/>
+            </w:r>
+          </w:hyperlink>
+        </w:p>
+        <w:p>
+          <w:pPr>
+            <w:pStyle w:val="Spistreci3"/>
+            <w:tabs>
+              <w:tab w:val="left" w:pos="1440"/>
+              <w:tab w:val="right" w:leader="dot" w:pos="9062"/>
+            </w:tabs>
+            <w:rPr>
+              <w:rFonts w:asciiTheme="minorHAnsi" w:eastAsiaTheme="minorEastAsia" w:hAnsiTheme="minorHAnsi"/>
+              <w:noProof/>
+              <w:szCs w:val="24"/>
+              <w:lang w:eastAsia="pl-PL"/>
+            </w:rPr>
+          </w:pPr>
+          <w:hyperlink w:anchor="_Toc229994275" w:history="1">
+            <w:r>
+              <w:rPr>
+                <w:rStyle w:val="Hipercze"/>
+                <w:noProof/>
+              </w:rPr>
+              <w:t>4.2.2</w:t>
+            </w:r>
+            <w:r>
+              <w:rPr>
+                <w:rFonts w:asciiTheme="minorHAnsi" w:eastAsiaTheme="minorEastAsia" w:hAnsiTheme="minorHAnsi"/>
+                <w:noProof/>
+                <w:szCs w:val="24"/>
+                <w:lang w:eastAsia="pl-PL"/>
+              </w:rPr>
+              <w:tab/>
+            </w:r>
+            <w:r>
+              <w:rPr>
+                <w:rStyle w:val="Hipercze"/>
+                <w:noProof/>
+              </w:rPr>
+              <w:t>Kontekst Maintenance</w:t>
+            </w:r>
+            <w:r>
+              <w:rPr>
+                <w:noProof/>
+                <w:webHidden/>
+              </w:rPr>
+              <w:tab/>
+            </w:r>
+            <w:r>
+              <w:rPr>
+                <w:noProof/>
+                <w:webHidden/>
+              </w:rPr>
+              <w:fldChar w:fldCharType="begin"/>
+            </w:r>
+            <w:r>
+              <w:rPr>
+                <w:noProof/>
+                <w:webHidden/>
+              </w:rPr>
+              <w:instrText xml:space="preserve"> PAGEREF _Toc229994275 \h </w:instrText>
+            </w:r>
+            <w:r>
+              <w:rPr>
+                <w:noProof/>
+                <w:webHidden/>
+              </w:rPr>
+            </w:r>
+            <w:r>
+              <w:rPr>
+                <w:noProof/>
+                <w:webHidden/>
+              </w:rPr>
+              <w:fldChar w:fldCharType="separate"/>
+            </w:r>
+            <w:r>
+              <w:rPr>
+                <w:noProof/>
+                <w:webHidden/>
+              </w:rPr>
+              <w:t>12</w:t>
             </w:r>
             <w:r>
               <w:rPr>
@@ -2372,7 +2900,7 @@
               <w:lang w:eastAsia="pl-PL"/>
             </w:rPr>
           </w:pPr>
-          <w:hyperlink w:anchor="_Toc229934203" w:history="1">
+          <w:hyperlink w:anchor="_Toc229994276" w:history="1">
             <w:r>
               <w:rPr>
                 <w:rStyle w:val="Hipercze"/>
@@ -2415,7 +2943,7 @@
                 <w:noProof/>
                 <w:webHidden/>
               </w:rPr>
-              <w:instrText xml:space="preserve"> PAGEREF _Toc229934203 \h </w:instrText>
+              <w:instrText xml:space="preserve"> PAGEREF _Toc229994276 \h </w:instrText>
             </w:r>
             <w:r>
               <w:rPr>
@@ -2435,7 +2963,95 @@
                 <w:noProof/>
                 <w:webHidden/>
               </w:rPr>
-              <w:t>11</w:t>
+              <w:t>12</w:t>
+            </w:r>
+            <w:r>
+              <w:rPr>
+                <w:noProof/>
+                <w:webHidden/>
+              </w:rPr>
+              <w:fldChar w:fldCharType="end"/>
+            </w:r>
+          </w:hyperlink>
+        </w:p>
+        <w:p>
+          <w:pPr>
+            <w:pStyle w:val="Spistreci3"/>
+            <w:tabs>
+              <w:tab w:val="left" w:pos="1440"/>
+              <w:tab w:val="right" w:leader="dot" w:pos="9062"/>
+            </w:tabs>
+            <w:rPr>
+              <w:rFonts w:asciiTheme="minorHAnsi" w:eastAsiaTheme="minorEastAsia" w:hAnsiTheme="minorHAnsi"/>
+              <w:noProof/>
+              <w:szCs w:val="24"/>
+              <w:lang w:eastAsia="pl-PL"/>
+            </w:rPr>
+          </w:pPr>
+          <w:hyperlink w:anchor="_Toc229994277" w:history="1">
+            <w:r>
+              <w:rPr>
+                <w:rStyle w:val="Hipercze"/>
+                <w:noProof/>
+              </w:rPr>
+              <w:t>5.1.1</w:t>
+            </w:r>
+            <w:r>
+              <w:rPr>
+                <w:rFonts w:asciiTheme="minorHAnsi" w:eastAsiaTheme="minorEastAsia" w:hAnsiTheme="minorHAnsi"/>
+                <w:noProof/>
+                <w:szCs w:val="24"/>
+                <w:lang w:eastAsia="pl-PL"/>
+              </w:rPr>
+              <w:tab/>
+            </w:r>
+            <w:r>
+              <w:rPr>
+                <w:rStyle w:val="Hipercze"/>
+                <w:noProof/>
+              </w:rPr>
+              <w:t>Kontekst Maintenance</w:t>
+            </w:r>
+            <w:r>
+              <w:rPr>
+                <w:noProof/>
+                <w:webHidden/>
+              </w:rPr>
+              <w:tab/>
+            </w:r>
+            <w:r>
+              <w:rPr>
+                <w:noProof/>
+                <w:webHidden/>
+              </w:rPr>
+              <w:fldChar w:fldCharType="begin"/>
+            </w:r>
+            <w:r>
+              <w:rPr>
+                <w:noProof/>
+                <w:webHidden/>
+              </w:rPr>
+              <w:instrText xml:space="preserve"> PAGEREF _Toc229994277 \h </w:instrText>
+            </w:r>
+            <w:r>
+              <w:rPr>
+                <w:noProof/>
+                <w:webHidden/>
+              </w:rPr>
+            </w:r>
+            <w:r>
+              <w:rPr>
+                <w:noProof/>
+                <w:webHidden/>
+              </w:rPr>
+              <w:fldChar w:fldCharType="separate"/>
+            </w:r>
+            <w:r>
+              <w:rPr>
+                <w:noProof/>
+                <w:webHidden/>
+              </w:rPr>
+              <w:t>12</w:t>
             </w:r>
             <w:r>
               <w:rPr>
@@ -2460,7 +3076,7 @@
               <w:lang w:eastAsia="pl-PL"/>
             </w:rPr>
           </w:pPr>
-          <w:hyperlink w:anchor="_Toc229934204" w:history="1">
+          <w:hyperlink w:anchor="_Toc229994278" w:history="1">
             <w:r>
               <w:rPr>
                 <w:rStyle w:val="Hipercze"/>
@@ -2503,7 +3119,7 @@
                 <w:noProof/>
                 <w:webHidden/>
               </w:rPr>
-              <w:instrText xml:space="preserve"> PAGEREF _Toc229934204 \h </w:instrText>
+              <w:instrText xml:space="preserve"> PAGEREF _Toc229994278 \h </w:instrText>
             </w:r>
             <w:r>
               <w:rPr>
@@ -2523,7 +3139,7 @@
                 <w:noProof/>
                 <w:webHidden/>
               </w:rPr>
-              <w:t>11</w:t>
+              <w:t>13</w:t>
             </w:r>
             <w:r>
               <w:rPr>
@@ -2555,7 +3171,7 @@
       <w:pPr>
         <w:pStyle w:val="Nagwek1"/>
       </w:pPr>
-      <w:bookmarkStart w:id="0" w:name="_Toc229934185"/>
+      <w:bookmarkStart w:id="0" w:name="_Toc229994252"/>
       <w:r>
         <w:t>Wprowadzenie</w:t>
       </w:r>
@@ -2587,6 +3203,7 @@
           <w:i/>
           <w:iCs/>
         </w:rPr>
+        <w:lastRenderedPageBreak/>
         <w:t>UWAGA: zaprezentowany dalej przykład jest mniejszy niż wymagany – opisuje model składający się z 7 encji zamiast wymaganych 20.</w:t>
       </w:r>
     </w:p>
@@ -2594,7 +3211,7 @@
       <w:pPr>
         <w:pStyle w:val="Nagwek1"/>
       </w:pPr>
-      <w:bookmarkStart w:id="1" w:name="_Toc229934186"/>
+      <w:bookmarkStart w:id="1" w:name="_Toc229994253"/>
       <w:r>
         <w:t>Analiza</w:t>
       </w:r>
@@ -2604,7 +3221,7 @@
       <w:pPr>
         <w:pStyle w:val="Nagwek2"/>
       </w:pPr>
-      <w:bookmarkStart w:id="2" w:name="_Toc229934187"/>
+      <w:bookmarkStart w:id="2" w:name="_Toc229994254"/>
       <w:r>
         <w:t>Opis wymagań</w:t>
       </w:r>
@@ -2612,11 +3229,7 @@
     </w:p>
     <w:p>
       <w:r>
-        <w:t xml:space="preserve">System umożliwia wprowadzenie zgłoszenia pojazdu do serwisu, a następnie rejestrację wszystkich istotnych danych dotyczących wykonywanej usługi. Każda usługa dotyczy </w:t>
-      </w:r>
-      <w:r>
-        <w:lastRenderedPageBreak/>
-        <w:t>konkretnego pojazdu i jest rejestrowana w karcie serwisowej tego pojazdu z podaniem takich informacji jak ogólny opis usługi, warsztat realizujący usługę, planowana data rozpoczęcia, planowana data zakończenia. W ramach usługi są wykonywane czynności serwisowe, które powinny być rejestrowane z podaniem pracownika wykonującego czynność, daty i czasu rozpoczęcia i zakończenia, liczby godzin realizacji oraz opisu wykonanej pracy.</w:t>
+        <w:t>System umożliwia wprowadzenie zgłoszenia pojazdu do serwisu, a następnie rejestrację wszystkich istotnych danych dotyczących wykonywanej usługi. Każda usługa dotyczy konkretnego pojazdu i jest rejestrowana w karcie serwisowej tego pojazdu z podaniem takich informacji jak ogólny opis usługi, warsztat realizujący usługę, planowana data rozpoczęcia, planowana data zakończenia. W ramach usługi są wykonywane czynności serwisowe, które powinny być rejestrowane z podaniem pracownika wykonującego czynność, daty i czasu rozpoczęcia i zakończenia, liczby godzin realizacji oraz opisu wykonanej pracy.</w:t>
       </w:r>
     </w:p>
     <w:p>
@@ -2645,7 +3258,7 @@
       <w:pPr>
         <w:pStyle w:val="Nagwek2"/>
       </w:pPr>
-      <w:bookmarkStart w:id="3" w:name="_Toc229934188"/>
+      <w:bookmarkStart w:id="3" w:name="_Toc229994255"/>
       <w:r>
         <w:t xml:space="preserve">Model </w:t>
       </w:r>
@@ -2661,7 +3274,7 @@
       <w:pPr>
         <w:pStyle w:val="Nagwek3"/>
       </w:pPr>
-      <w:bookmarkStart w:id="4" w:name="_Toc229934189"/>
+      <w:bookmarkStart w:id="4" w:name="_Toc229994256"/>
       <w:r>
         <w:t>Odk</w:t>
       </w:r>
@@ -2857,7 +3470,7 @@
       <w:pPr>
         <w:pStyle w:val="Nagwek3"/>
       </w:pPr>
-      <w:bookmarkStart w:id="5" w:name="_Toc229934190"/>
+      <w:bookmarkStart w:id="5" w:name="_Toc229994257"/>
       <w:r>
         <w:lastRenderedPageBreak/>
         <w:t>Szkic modelu dziedziny</w:t>
@@ -2913,7 +3526,7 @@
       <w:pPr>
         <w:pStyle w:val="Nagwek3"/>
       </w:pPr>
-      <w:bookmarkStart w:id="6" w:name="_Toc229934191"/>
+      <w:bookmarkStart w:id="6" w:name="_Toc229994258"/>
       <w:r>
         <w:t>Wyjaśnienie modelu</w:t>
       </w:r>
@@ -2985,7 +3598,7 @@
       <w:pPr>
         <w:pStyle w:val="Nagwek2"/>
       </w:pPr>
-      <w:bookmarkStart w:id="7" w:name="_Toc229934192"/>
+      <w:bookmarkStart w:id="7" w:name="_Toc229994259"/>
       <w:r>
         <w:lastRenderedPageBreak/>
         <w:t>Model przypadków użycia</w:t>
@@ -2996,7 +3609,7 @@
       <w:pPr>
         <w:pStyle w:val="Nagwek3"/>
       </w:pPr>
-      <w:bookmarkStart w:id="8" w:name="_Toc229934193"/>
+      <w:bookmarkStart w:id="8" w:name="_Toc229994260"/>
       <w:r>
         <w:t>Odkrywanie przypadków użycia</w:t>
       </w:r>
@@ -3113,7 +3726,7 @@
       <w:pPr>
         <w:pStyle w:val="Nagwek3"/>
       </w:pPr>
-      <w:bookmarkStart w:id="9" w:name="_Toc229934194"/>
+      <w:bookmarkStart w:id="9" w:name="_Toc229994261"/>
       <w:r>
         <w:t>Diagram przypadków użycia</w:t>
       </w:r>
@@ -3168,7 +3781,7 @@
       <w:pPr>
         <w:pStyle w:val="Nagwek3"/>
       </w:pPr>
-      <w:bookmarkStart w:id="10" w:name="_Toc229934195"/>
+      <w:bookmarkStart w:id="10" w:name="_Toc229994262"/>
       <w:r>
         <w:t>Opis przypadków użycia</w:t>
       </w:r>
@@ -3208,28 +3821,7 @@
     </w:p>
     <w:p>
       <w:r>
-        <w:t>PU odpowiada za wprowadzenie do systemu nowe</w:t>
-      </w:r>
-      <w:r>
-        <w:t xml:space="preserve"> usługi serwisowej </w:t>
-      </w:r>
-      <w:r>
-        <w:t xml:space="preserve">(encja </w:t>
-      </w:r>
-      <w:r>
-        <w:t>Usługa</w:t>
-      </w:r>
-      <w:r>
-        <w:t>)</w:t>
-      </w:r>
-      <w:r>
-        <w:t xml:space="preserve"> wraz z opcjonalnymi czynnościami (encja Czynność serwisowa)</w:t>
-      </w:r>
-      <w:r>
-        <w:t>.</w:t>
-      </w:r>
-      <w:r>
-        <w:t xml:space="preserve"> Usługa zawsze jest wykonywana w konkretnym warsztacie (encja Warsztat). Czynności serwisowa może być przypisana do pracownika (encja Pracownik). Na tym etapie przypisane do pracownika jest opcjonalne.</w:t>
+        <w:t>PU odpowiada za wprowadzenie do systemu nowe usługi serwisowej (encja Usługa) wraz z opcjonalnymi czynnościami (encja Czynność serwisowa). Usługa zawsze jest wykonywana w konkretnym warsztacie (encja Warsztat). Czynności serwisowa może być przypisana do pracownika (encja Pracownik). Na tym etapie przypisane do pracownika jest opcjonalne.</w:t>
       </w:r>
     </w:p>
     <w:p>
@@ -3332,7 +3924,7 @@
       <w:pPr>
         <w:pStyle w:val="Nagwek2"/>
       </w:pPr>
-      <w:bookmarkStart w:id="11" w:name="_Toc229934196"/>
+      <w:bookmarkStart w:id="11" w:name="_Toc229994263"/>
       <w:r>
         <w:t>Podział na konteksty</w:t>
       </w:r>
@@ -3342,7 +3934,7 @@
       <w:pPr>
         <w:pStyle w:val="Nagwek3"/>
       </w:pPr>
-      <w:bookmarkStart w:id="12" w:name="_Toc229934197"/>
+      <w:bookmarkStart w:id="12" w:name="_Toc229994264"/>
       <w:r>
         <w:t>Dziedzina</w:t>
       </w:r>
@@ -3650,7 +4242,7 @@
       <w:pPr>
         <w:pStyle w:val="Nagwek3"/>
       </w:pPr>
-      <w:bookmarkStart w:id="13" w:name="_Toc229934198"/>
+      <w:bookmarkStart w:id="13" w:name="_Toc229994265"/>
       <w:r>
         <w:t>Przypadki użycia</w:t>
       </w:r>
@@ -3905,7 +4497,7 @@
       <w:pPr>
         <w:pStyle w:val="Nagwek1"/>
       </w:pPr>
-      <w:bookmarkStart w:id="14" w:name="_Toc229934199"/>
+      <w:bookmarkStart w:id="14" w:name="_Toc229994266"/>
       <w:r>
         <w:t>Projekt</w:t>
       </w:r>
@@ -3915,7 +4507,7 @@
       <w:pPr>
         <w:pStyle w:val="Nagwek2"/>
       </w:pPr>
-      <w:bookmarkStart w:id="15" w:name="_Toc229934200"/>
+      <w:bookmarkStart w:id="15" w:name="_Toc229994267"/>
       <w:r>
         <w:t>Założenia projektowe</w:t>
       </w:r>
@@ -3930,74 +4522,6 @@
       </w:r>
       <w:r>
         <w:t>projektowe.</w:t>
-      </w:r>
-    </w:p>
-    <w:p>
-      <w:r>
-        <w:t>T</w:t>
-      </w:r>
-      <w:r>
-        <w:t>echnologiczne</w:t>
-      </w:r>
-    </w:p>
-    <w:p>
-      <w:pPr>
-        <w:pStyle w:val="Akapitzlist"/>
-        <w:numPr>
-          <w:ilvl w:val="0"/>
-          <w:numId w:val="4"/>
-        </w:numPr>
-      </w:pPr>
-      <w:r>
-        <w:t>E</w:t>
-      </w:r>
-      <w:r>
-        <w:t>ncja dziedziny jest mapowana wprost na encję JPA</w:t>
-      </w:r>
-      <w:r>
-        <w:t>.</w:t>
-      </w:r>
-    </w:p>
-    <w:p>
-      <w:pPr>
-        <w:pStyle w:val="Akapitzlist"/>
-        <w:numPr>
-          <w:ilvl w:val="0"/>
-          <w:numId w:val="4"/>
-        </w:numPr>
-      </w:pPr>
-      <w:r>
-        <w:t>K</w:t>
-      </w:r>
-      <w:r>
-        <w:t xml:space="preserve">onteksty ograniczone są </w:t>
-      </w:r>
-      <w:r>
-        <w:t>modelowane</w:t>
-      </w:r>
-      <w:r>
-        <w:t xml:space="preserve"> jako pakiety Java</w:t>
-      </w:r>
-      <w:r>
-        <w:t>.</w:t>
-      </w:r>
-    </w:p>
-    <w:p>
-      <w:pPr>
-        <w:pStyle w:val="Akapitzlist"/>
-        <w:numPr>
-          <w:ilvl w:val="0"/>
-          <w:numId w:val="4"/>
-        </w:numPr>
-      </w:pPr>
-      <w:r>
-        <w:t>I</w:t>
-      </w:r>
-      <w:r>
-        <w:t>dentyfikator encji jest generowany automatycznie mechanizmami bazy danych</w:t>
-      </w:r>
-      <w:r>
-        <w:t>.</w:t>
       </w:r>
     </w:p>
     <w:p>
@@ -4014,21 +4538,13 @@
         </w:numPr>
       </w:pPr>
       <w:r>
-        <w:t>K</w:t>
-      </w:r>
-      <w:r>
-        <w:t xml:space="preserve">ażda encja rozszerza </w:t>
-      </w:r>
-      <w:r>
-        <w:t>klasę bazową (</w:t>
-      </w:r>
-      <w:proofErr w:type="spellStart"/>
-      <w:r>
-        <w:t>BaseEntity</w:t>
-      </w:r>
-      <w:proofErr w:type="spellEnd"/>
-      <w:r>
-        <w:t>).</w:t>
+        <w:t>E</w:t>
+      </w:r>
+      <w:r>
+        <w:t>ncja dziedziny jest mapowana wprost na encję JPA</w:t>
+      </w:r>
+      <w:r>
+        <w:t>.</w:t>
       </w:r>
     </w:p>
     <w:p>
@@ -4040,22 +4556,17 @@
         </w:numPr>
       </w:pPr>
       <w:r>
-        <w:t>I</w:t>
-      </w:r>
-      <w:r>
-        <w:t xml:space="preserve">dentyfikator encji wewnątrz kontekstu jest </w:t>
-      </w:r>
-      <w:r>
-        <w:t xml:space="preserve">numeryczny i </w:t>
-      </w:r>
-      <w:r>
-        <w:t xml:space="preserve">modelowany jako </w:t>
-      </w:r>
-      <w:proofErr w:type="spellStart"/>
-      <w:r>
-        <w:t>Long</w:t>
-      </w:r>
-      <w:proofErr w:type="spellEnd"/>
+        <w:t>K</w:t>
+      </w:r>
+      <w:r>
+        <w:t xml:space="preserve">onteksty ograniczone są </w:t>
+      </w:r>
+      <w:r>
+        <w:t>modelowane</w:t>
+      </w:r>
+      <w:r>
+        <w:t xml:space="preserve"> jako pakiety Java</w:t>
+      </w:r>
       <w:r>
         <w:t>.</w:t>
       </w:r>
@@ -4069,16 +4580,86 @@
         </w:numPr>
       </w:pPr>
       <w:r>
+        <w:t>I</w:t>
+      </w:r>
+      <w:r>
+        <w:t>dentyfikator encji jest generowany automatycznie mechanizmami bazy danych</w:t>
+      </w:r>
+      <w:r>
+        <w:t>.</w:t>
+      </w:r>
+    </w:p>
+    <w:p>
+      <w:pPr>
+        <w:pStyle w:val="Akapitzlist"/>
+        <w:numPr>
+          <w:ilvl w:val="0"/>
+          <w:numId w:val="5"/>
+        </w:numPr>
+      </w:pPr>
+      <w:r>
         <w:t>K</w:t>
       </w:r>
       <w:r>
+        <w:t xml:space="preserve">ażda encja rozszerza </w:t>
+      </w:r>
+      <w:r>
+        <w:t>klasę bazową (</w:t>
+      </w:r>
+      <w:proofErr w:type="spellStart"/>
+      <w:r>
+        <w:t>BaseEntity</w:t>
+      </w:r>
+      <w:proofErr w:type="spellEnd"/>
+      <w:r>
+        <w:t>).</w:t>
+      </w:r>
+    </w:p>
+    <w:p>
+      <w:pPr>
+        <w:pStyle w:val="Akapitzlist"/>
+        <w:numPr>
+          <w:ilvl w:val="0"/>
+          <w:numId w:val="5"/>
+        </w:numPr>
+      </w:pPr>
+      <w:r>
+        <w:t>I</w:t>
+      </w:r>
+      <w:r>
+        <w:t xml:space="preserve">dentyfikator encji wewnątrz kontekstu jest </w:t>
+      </w:r>
+      <w:r>
+        <w:t xml:space="preserve">numeryczny i </w:t>
+      </w:r>
+      <w:r>
+        <w:t xml:space="preserve">modelowany jako </w:t>
+      </w:r>
+      <w:proofErr w:type="spellStart"/>
+      <w:r>
+        <w:t>Long</w:t>
+      </w:r>
+      <w:proofErr w:type="spellEnd"/>
+      <w:r>
+        <w:t>.</w:t>
+      </w:r>
+    </w:p>
+    <w:p>
+      <w:pPr>
+        <w:pStyle w:val="Akapitzlist"/>
+        <w:numPr>
+          <w:ilvl w:val="0"/>
+          <w:numId w:val="5"/>
+        </w:numPr>
+      </w:pPr>
+      <w:r>
+        <w:t>K</w:t>
+      </w:r>
+      <w:r>
         <w:t xml:space="preserve">ażda fabryka implementuje </w:t>
       </w:r>
       <w:r>
-        <w:t xml:space="preserve">interfejs </w:t>
-      </w:r>
-      <w:r>
-        <w:t>(</w:t>
+        <w:t>interfejs (</w:t>
       </w:r>
       <w:proofErr w:type="spellStart"/>
       <w:r>
@@ -4089,7 +4670,16 @@
         <w:t>)</w:t>
       </w:r>
       <w:r>
-        <w:t xml:space="preserve">, w którym znajduje się metoda </w:t>
+        <w:t xml:space="preserve"> z </w:t>
+      </w:r>
+      <w:r>
+        <w:t>metod</w:t>
+      </w:r>
+      <w:r>
+        <w:t>ą</w:t>
+      </w:r>
+      <w:r>
+        <w:t xml:space="preserve"> </w:t>
       </w:r>
       <w:proofErr w:type="spellStart"/>
       <w:r>
@@ -4172,13 +4762,13 @@
         </w:numPr>
       </w:pPr>
       <w:r>
-        <w:t>O</w:t>
-      </w:r>
-      <w:r>
-        <w:t>bsługa transakcji jest realizowana wyłącznie przez warstwę aplikacyjną</w:t>
-      </w:r>
-      <w:r>
-        <w:t>.</w:t>
+        <w:t>W</w:t>
+      </w:r>
+      <w:r>
+        <w:t xml:space="preserve"> warstwie aplikacyjnej są budowane</w:t>
+      </w:r>
+      <w:r>
+        <w:t xml:space="preserve"> kontrolery REST API.</w:t>
       </w:r>
     </w:p>
     <w:p>
@@ -4190,6 +4780,24 @@
         </w:numPr>
       </w:pPr>
       <w:r>
+        <w:t>O</w:t>
+      </w:r>
+      <w:r>
+        <w:t>bsługa transakcji jest realizowana wyłącznie przez warstwę aplikacyjną</w:t>
+      </w:r>
+      <w:r>
+        <w:t>.</w:t>
+      </w:r>
+    </w:p>
+    <w:p>
+      <w:pPr>
+        <w:pStyle w:val="Akapitzlist"/>
+        <w:numPr>
+          <w:ilvl w:val="0"/>
+          <w:numId w:val="6"/>
+        </w:numPr>
+      </w:pPr>
+      <w:r>
         <w:t>P</w:t>
       </w:r>
       <w:r>
@@ -4255,7 +4863,6 @@
     </w:p>
     <w:p>
       <w:r>
-        <w:lastRenderedPageBreak/>
         <w:t>REST API</w:t>
       </w:r>
     </w:p>
@@ -4268,10 +4875,20 @@
         </w:numPr>
       </w:pPr>
       <w:r>
-        <w:t>A</w:t>
-      </w:r>
-      <w:r>
-        <w:t>gregat jest publikowany jako zasób REST</w:t>
+        <w:lastRenderedPageBreak/>
+        <w:t>Z</w:t>
+      </w:r>
+      <w:r>
+        <w:t>as</w:t>
+      </w:r>
+      <w:r>
+        <w:t>oby</w:t>
+      </w:r>
+      <w:r>
+        <w:t xml:space="preserve"> REST</w:t>
+      </w:r>
+      <w:r>
+        <w:t xml:space="preserve"> modelują agregaty występujące w dziedzinie</w:t>
       </w:r>
       <w:r>
         <w:t>.</w:t>
@@ -4328,6 +4945,9 @@
         <w:t>sługi POST i PUT otrzymują na wejściu dedykowane obiekty żądania</w:t>
       </w:r>
       <w:r>
+        <w:t xml:space="preserve"> (nigdy agregat)</w:t>
+      </w:r>
+      <w:r>
         <w:t>.</w:t>
       </w:r>
     </w:p>
@@ -4335,13 +4955,17 @@
       <w:pPr>
         <w:pStyle w:val="Nagwek2"/>
       </w:pPr>
-      <w:bookmarkStart w:id="16" w:name="_Toc229934201"/>
+      <w:bookmarkStart w:id="16" w:name="_Toc229994268"/>
       <w:r>
         <w:t>Model projektowy</w:t>
       </w:r>
       <w:bookmarkEnd w:id="16"/>
     </w:p>
     <w:p>
+      <w:pPr>
+        <w:pStyle w:val="Nagwek3"/>
+      </w:pPr>
+      <w:bookmarkStart w:id="17" w:name="_Toc229994269"/>
       <w:r>
         <w:t>Kontekst</w:t>
       </w:r>
@@ -4352,10 +4976,8 @@
       <w:r>
         <w:t>Maintenance</w:t>
       </w:r>
+      <w:bookmarkEnd w:id="17"/>
       <w:proofErr w:type="spellEnd"/>
-      <w:r>
-        <w:t xml:space="preserve"> (dziedzina główna)</w:t>
-      </w:r>
     </w:p>
     <w:p>
       <w:r>
@@ -4403,34 +5025,702 @@
       <w:pPr>
         <w:pStyle w:val="Nagwek1"/>
       </w:pPr>
-      <w:bookmarkStart w:id="17" w:name="_Toc229934202"/>
+      <w:bookmarkStart w:id="18" w:name="_Toc229994270"/>
       <w:r>
         <w:t>Implementacja</w:t>
       </w:r>
-      <w:bookmarkEnd w:id="17"/>
-    </w:p>
-    <w:p/>
+      <w:bookmarkEnd w:id="18"/>
+    </w:p>
+    <w:p>
+      <w:pPr>
+        <w:pStyle w:val="Nagwek2"/>
+      </w:pPr>
+      <w:bookmarkStart w:id="19" w:name="_Toc229994271"/>
+      <w:r>
+        <w:t>Dziedzina</w:t>
+      </w:r>
+      <w:bookmarkEnd w:id="19"/>
+    </w:p>
+    <w:p>
+      <w:pPr>
+        <w:pStyle w:val="Nagwek3"/>
+      </w:pPr>
+      <w:bookmarkStart w:id="20" w:name="_Toc229994272"/>
+      <w:r>
+        <w:t xml:space="preserve">Kontekst </w:t>
+      </w:r>
+      <w:proofErr w:type="spellStart"/>
+      <w:r>
+        <w:t>Maintenance</w:t>
+      </w:r>
+      <w:bookmarkEnd w:id="20"/>
+      <w:proofErr w:type="spellEnd"/>
+    </w:p>
+    <w:p>
+      <w:r>
+        <w:t>Zamodelowano agregaty:</w:t>
+      </w:r>
+    </w:p>
+    <w:p>
+      <w:pPr>
+        <w:pStyle w:val="Akapitzlist"/>
+        <w:numPr>
+          <w:ilvl w:val="0"/>
+          <w:numId w:val="11"/>
+        </w:numPr>
+      </w:pPr>
+      <w:proofErr w:type="spellStart"/>
+      <w:r>
+        <w:t>MaintenanceOrder</w:t>
+      </w:r>
+      <w:proofErr w:type="spellEnd"/>
+      <w:r>
+        <w:t xml:space="preserve"> (Zgłoszenie),</w:t>
+      </w:r>
+    </w:p>
+    <w:p>
+      <w:pPr>
+        <w:pStyle w:val="Akapitzlist"/>
+        <w:numPr>
+          <w:ilvl w:val="0"/>
+          <w:numId w:val="11"/>
+        </w:numPr>
+      </w:pPr>
+      <w:proofErr w:type="spellStart"/>
+      <w:r>
+        <w:t>Maintenance</w:t>
+      </w:r>
+      <w:proofErr w:type="spellEnd"/>
+      <w:r>
+        <w:t xml:space="preserve"> (Usługa).</w:t>
+      </w:r>
+    </w:p>
+    <w:p>
+      <w:pPr>
+        <w:pStyle w:val="Nagwek2"/>
+      </w:pPr>
+      <w:bookmarkStart w:id="21" w:name="_Toc229994273"/>
+      <w:r>
+        <w:t xml:space="preserve">Przypadki </w:t>
+      </w:r>
+      <w:r>
+        <w:t>użycia</w:t>
+      </w:r>
+      <w:bookmarkEnd w:id="21"/>
+    </w:p>
+    <w:p>
+      <w:pPr>
+        <w:pStyle w:val="Nagwek3"/>
+      </w:pPr>
+      <w:bookmarkStart w:id="22" w:name="_Toc229994274"/>
+      <w:r>
+        <w:t>Uwagi ogólne</w:t>
+      </w:r>
+      <w:bookmarkEnd w:id="22"/>
+    </w:p>
+    <w:p>
+      <w:r>
+        <w:t>Wszystkie przypadki użycia udostępniono za pomocą usług REST</w:t>
+      </w:r>
+      <w:r>
+        <w:t xml:space="preserve"> i udokumentowano za pomocą specyfikacji </w:t>
+      </w:r>
+      <w:proofErr w:type="spellStart"/>
+      <w:r>
+        <w:t>OpenAPI</w:t>
+      </w:r>
+      <w:proofErr w:type="spellEnd"/>
+      <w:r>
+        <w:t xml:space="preserve"> z interfejsem </w:t>
+      </w:r>
+      <w:proofErr w:type="spellStart"/>
+      <w:r>
+        <w:t>Swagger</w:t>
+      </w:r>
+      <w:proofErr w:type="spellEnd"/>
+      <w:r>
+        <w:t xml:space="preserve"> serwowanym z aplikacji</w:t>
+      </w:r>
+      <w:r>
+        <w:t>.</w:t>
+      </w:r>
+    </w:p>
+    <w:p>
+      <w:pPr>
+        <w:pStyle w:val="Nagwek3"/>
+      </w:pPr>
+      <w:bookmarkStart w:id="23" w:name="_Toc229994275"/>
+      <w:r>
+        <w:lastRenderedPageBreak/>
+        <w:t xml:space="preserve">Kontekst </w:t>
+      </w:r>
+      <w:proofErr w:type="spellStart"/>
+      <w:r>
+        <w:t>Maintenance</w:t>
+      </w:r>
+      <w:bookmarkEnd w:id="23"/>
+      <w:proofErr w:type="spellEnd"/>
+    </w:p>
+    <w:p>
+      <w:r>
+        <w:t>Zaimplementowano przypadki użycia:</w:t>
+      </w:r>
+    </w:p>
+    <w:p>
+      <w:pPr>
+        <w:pStyle w:val="Akapitzlist"/>
+        <w:numPr>
+          <w:ilvl w:val="0"/>
+          <w:numId w:val="12"/>
+        </w:numPr>
+      </w:pPr>
+      <w:proofErr w:type="spellStart"/>
+      <w:r>
+        <w:t>AddMaintenanceOrderUseCase</w:t>
+      </w:r>
+      <w:proofErr w:type="spellEnd"/>
+      <w:r>
+        <w:t xml:space="preserve"> – Rejestracja zgłoszenia,</w:t>
+      </w:r>
+    </w:p>
+    <w:p>
+      <w:pPr>
+        <w:pStyle w:val="Akapitzlist"/>
+        <w:numPr>
+          <w:ilvl w:val="0"/>
+          <w:numId w:val="12"/>
+        </w:numPr>
+      </w:pPr>
+      <w:proofErr w:type="spellStart"/>
+      <w:r>
+        <w:t>ChangeMaintenanceOrderUseCase</w:t>
+      </w:r>
+      <w:proofErr w:type="spellEnd"/>
+      <w:r>
+        <w:t xml:space="preserve"> – Modyfikacja zgłoszenia (nieobecny na diagramie),</w:t>
+      </w:r>
+    </w:p>
+    <w:p>
+      <w:pPr>
+        <w:pStyle w:val="Akapitzlist"/>
+        <w:numPr>
+          <w:ilvl w:val="0"/>
+          <w:numId w:val="12"/>
+        </w:numPr>
+        <w:rPr>
+          <w:lang w:val="en-US"/>
+        </w:rPr>
+      </w:pPr>
+      <w:proofErr w:type="spellStart"/>
+      <w:r>
+        <w:rPr>
+          <w:lang w:val="en-US"/>
+        </w:rPr>
+        <w:t>AddMaintenanceUseCase</w:t>
+      </w:r>
+      <w:proofErr w:type="spellEnd"/>
+      <w:r>
+        <w:rPr>
+          <w:lang w:val="en-US"/>
+        </w:rPr>
+        <w:t xml:space="preserve"> – </w:t>
+      </w:r>
+      <w:proofErr w:type="spellStart"/>
+      <w:r>
+        <w:rPr>
+          <w:lang w:val="en-US"/>
+        </w:rPr>
+        <w:t>Rejestracja</w:t>
+      </w:r>
+      <w:proofErr w:type="spellEnd"/>
+      <w:r>
+        <w:rPr>
+          <w:lang w:val="en-US"/>
+        </w:rPr>
+        <w:t xml:space="preserve"> </w:t>
+      </w:r>
+      <w:proofErr w:type="spellStart"/>
+      <w:r>
+        <w:rPr>
+          <w:lang w:val="en-US"/>
+        </w:rPr>
+        <w:t>usługi</w:t>
+      </w:r>
+      <w:proofErr w:type="spellEnd"/>
+      <w:r>
+        <w:rPr>
+          <w:lang w:val="en-US"/>
+        </w:rPr>
+        <w:t>,</w:t>
+      </w:r>
+    </w:p>
+    <w:p>
+      <w:pPr>
+        <w:pStyle w:val="Akapitzlist"/>
+        <w:numPr>
+          <w:ilvl w:val="0"/>
+          <w:numId w:val="12"/>
+        </w:numPr>
+      </w:pPr>
+      <w:proofErr w:type="spellStart"/>
+      <w:r>
+        <w:t>ChangeMaintenanceUseCase</w:t>
+      </w:r>
+      <w:proofErr w:type="spellEnd"/>
+      <w:r>
+        <w:t xml:space="preserve"> – Modyfikacja usługi (nieobecny n</w:t>
+      </w:r>
+      <w:r>
+        <w:t>a diagramie),</w:t>
+      </w:r>
+    </w:p>
+    <w:p>
+      <w:pPr>
+        <w:pStyle w:val="Akapitzlist"/>
+        <w:numPr>
+          <w:ilvl w:val="0"/>
+          <w:numId w:val="12"/>
+        </w:numPr>
+        <w:rPr>
+          <w:lang w:val="en-US"/>
+        </w:rPr>
+      </w:pPr>
+      <w:proofErr w:type="spellStart"/>
+      <w:r>
+        <w:rPr>
+          <w:lang w:val="en-US"/>
+        </w:rPr>
+        <w:t>AddMaintenanceTaskUseCase</w:t>
+      </w:r>
+      <w:proofErr w:type="spellEnd"/>
+      <w:r>
+        <w:rPr>
+          <w:lang w:val="en-US"/>
+        </w:rPr>
+        <w:t xml:space="preserve"> – </w:t>
+      </w:r>
+      <w:proofErr w:type="spellStart"/>
+      <w:r>
+        <w:rPr>
+          <w:lang w:val="en-US"/>
+        </w:rPr>
+        <w:t>Rejestracja</w:t>
+      </w:r>
+      <w:proofErr w:type="spellEnd"/>
+      <w:r>
+        <w:rPr>
+          <w:lang w:val="en-US"/>
+        </w:rPr>
+        <w:t xml:space="preserve"> </w:t>
+      </w:r>
+      <w:proofErr w:type="spellStart"/>
+      <w:r>
+        <w:rPr>
+          <w:lang w:val="en-US"/>
+        </w:rPr>
+        <w:t>czynności</w:t>
+      </w:r>
+      <w:proofErr w:type="spellEnd"/>
+      <w:r>
+        <w:rPr>
+          <w:lang w:val="en-US"/>
+        </w:rPr>
+        <w:t xml:space="preserve"> </w:t>
+      </w:r>
+      <w:proofErr w:type="spellStart"/>
+      <w:r>
+        <w:rPr>
+          <w:lang w:val="en-US"/>
+        </w:rPr>
+        <w:t>serwisowej</w:t>
+      </w:r>
+      <w:proofErr w:type="spellEnd"/>
+      <w:r>
+        <w:rPr>
+          <w:lang w:val="en-US"/>
+        </w:rPr>
+        <w:t>.</w:t>
+      </w:r>
+    </w:p>
     <w:p>
       <w:pPr>
         <w:pStyle w:val="Nagwek1"/>
       </w:pPr>
-      <w:bookmarkStart w:id="18" w:name="_Toc229934203"/>
+      <w:bookmarkStart w:id="24" w:name="_Toc229994276"/>
       <w:r>
         <w:t>Testy</w:t>
       </w:r>
-      <w:bookmarkEnd w:id="18"/>
-    </w:p>
-    <w:p/>
+      <w:bookmarkEnd w:id="24"/>
+    </w:p>
+    <w:p>
+      <w:r>
+        <w:t>Testy przypadków użycia oprogramowano za pośrednictwem usług REST. Użyto narzędzia Bruno.</w:t>
+      </w:r>
+      <w:r>
+        <w:t xml:space="preserve"> </w:t>
+      </w:r>
+    </w:p>
+    <w:p>
+      <w:r>
+        <w:t>Baza danych H2 po wykonaniu testów znajduje się w folderze „data”.</w:t>
+      </w:r>
+    </w:p>
+    <w:p>
+      <w:pPr>
+        <w:pStyle w:val="Nagwek3"/>
+      </w:pPr>
+      <w:bookmarkStart w:id="25" w:name="_Toc229994277"/>
+      <w:r>
+        <w:t xml:space="preserve">Kontekst </w:t>
+      </w:r>
+      <w:proofErr w:type="spellStart"/>
+      <w:r>
+        <w:t>Maintenance</w:t>
+      </w:r>
+      <w:bookmarkEnd w:id="25"/>
+      <w:proofErr w:type="spellEnd"/>
+    </w:p>
+    <w:p>
+      <w:r>
+        <w:drawing>
+          <wp:inline distT="0" distB="0" distL="0" distR="0" wp14:anchorId="3F959106" wp14:editId="67E9727D">
+            <wp:extent cx="3010320" cy="3229426"/>
+            <wp:effectExtent l="0" t="0" r="0" b="9525"/>
+            <wp:docPr id="1061241512" name="Obraz 1"/>
+            <wp:cNvGraphicFramePr>
+              <a:graphicFrameLocks xmlns:a="http://schemas.openxmlformats.org/drawingml/2006/main" noChangeAspect="1"/>
+            </wp:cNvGraphicFramePr>
+            <a:graphic xmlns:a="http://schemas.openxmlformats.org/drawingml/2006/main">
+              <a:graphicData uri="http://schemas.openxmlformats.org/drawingml/2006/picture">
+                <pic:pic xmlns:pic="http://schemas.openxmlformats.org/drawingml/2006/picture">
+                  <pic:nvPicPr>
+                    <pic:cNvPr id="1061241512" name=""/>
+                    <pic:cNvPicPr/>
+                  </pic:nvPicPr>
+                  <pic:blipFill>
+                    <a:blip r:embed="rId21"/>
+                    <a:stretch>
+                      <a:fillRect/>
+                    </a:stretch>
+                  </pic:blipFill>
+                  <pic:spPr>
+                    <a:xfrm>
+                      <a:off x="0" y="0"/>
+                      <a:ext cx="3010320" cy="3229426"/>
+                    </a:xfrm>
+                    <a:prstGeom prst="rect">
+                      <a:avLst/>
+                    </a:prstGeom>
+                  </pic:spPr>
+                </pic:pic>
+              </a:graphicData>
+            </a:graphic>
+          </wp:inline>
+        </w:drawing>
+      </w:r>
+    </w:p>
     <w:p>
       <w:pPr>
         <w:pStyle w:val="Nagwek1"/>
       </w:pPr>
-      <w:bookmarkStart w:id="19" w:name="_Toc229934204"/>
-      <w:r>
+      <w:bookmarkStart w:id="26" w:name="_Toc229994278"/>
+      <w:r>
+        <w:lastRenderedPageBreak/>
         <w:t>Role w projekcie</w:t>
       </w:r>
-      <w:bookmarkEnd w:id="19"/>
-    </w:p>
+      <w:bookmarkEnd w:id="26"/>
+    </w:p>
+    <w:tbl>
+      <w:tblPr>
+        <w:tblStyle w:val="Tabelasiatki1jasna"/>
+        <w:tblW w:w="0" w:type="auto"/>
+        <w:tblLook w:val="04A0" w:firstRow="1" w:lastRow="0" w:firstColumn="1" w:lastColumn="0" w:noHBand="0" w:noVBand="1"/>
+      </w:tblPr>
+      <w:tblGrid>
+        <w:gridCol w:w="2689"/>
+        <w:gridCol w:w="6373"/>
+      </w:tblGrid>
+      <w:tr>
+        <w:trPr>
+          <w:cnfStyle w:val="100000000000" w:firstRow="1" w:lastRow="0" w:firstColumn="0" w:lastColumn="0" w:oddVBand="0" w:evenVBand="0" w:oddHBand="0" w:evenHBand="0" w:firstRowFirstColumn="0" w:firstRowLastColumn="0" w:lastRowFirstColumn="0" w:lastRowLastColumn="0"/>
+        </w:trPr>
+        <w:tc>
+          <w:tcPr>
+            <w:cnfStyle w:val="001000000000" w:firstRow="0" w:lastRow="0" w:firstColumn="1" w:lastColumn="0" w:oddVBand="0" w:evenVBand="0" w:oddHBand="0" w:evenHBand="0" w:firstRowFirstColumn="0" w:firstRowLastColumn="0" w:lastRowFirstColumn="0" w:lastRowLastColumn="0"/>
+            <w:tcW w:w="2689" w:type="dxa"/>
+          </w:tcPr>
+          <w:p>
+            <w:pPr>
+              <w:keepNext/>
+              <w:jc w:val="left"/>
+              <w:rPr>
+                <w:b w:val="0"/>
+                <w:bCs w:val="0"/>
+              </w:rPr>
+            </w:pPr>
+          </w:p>
+          <w:p>
+            <w:pPr>
+              <w:keepNext/>
+              <w:jc w:val="left"/>
+              <w:rPr>
+                <w:b w:val="0"/>
+                <w:bCs w:val="0"/>
+              </w:rPr>
+            </w:pPr>
+            <w:r>
+              <w:t>Uczestnik projektu</w:t>
+            </w:r>
+          </w:p>
+          <w:p>
+            <w:pPr>
+              <w:keepNext/>
+              <w:jc w:val="left"/>
+            </w:pPr>
+          </w:p>
+        </w:tc>
+        <w:tc>
+          <w:tcPr>
+            <w:tcW w:w="6373" w:type="dxa"/>
+          </w:tcPr>
+          <w:p>
+            <w:pPr>
+              <w:keepNext/>
+              <w:jc w:val="left"/>
+              <w:cnfStyle w:val="100000000000" w:firstRow="1" w:lastRow="0" w:firstColumn="0" w:lastColumn="0" w:oddVBand="0" w:evenVBand="0" w:oddHBand="0" w:evenHBand="0" w:firstRowFirstColumn="0" w:firstRowLastColumn="0" w:lastRowFirstColumn="0" w:lastRowLastColumn="0"/>
+              <w:rPr>
+                <w:b w:val="0"/>
+                <w:bCs w:val="0"/>
+              </w:rPr>
+            </w:pPr>
+          </w:p>
+          <w:p>
+            <w:pPr>
+              <w:keepNext/>
+              <w:jc w:val="left"/>
+              <w:cnfStyle w:val="100000000000" w:firstRow="1" w:lastRow="0" w:firstColumn="0" w:lastColumn="0" w:oddVBand="0" w:evenVBand="0" w:oddHBand="0" w:evenHBand="0" w:firstRowFirstColumn="0" w:firstRowLastColumn="0" w:lastRowFirstColumn="0" w:lastRowLastColumn="0"/>
+              <w:rPr>
+                <w:b w:val="0"/>
+                <w:bCs w:val="0"/>
+              </w:rPr>
+            </w:pPr>
+            <w:r>
+              <w:t>Zakres prac</w:t>
+            </w:r>
+          </w:p>
+          <w:p>
+            <w:pPr>
+              <w:keepNext/>
+              <w:jc w:val="left"/>
+              <w:cnfStyle w:val="100000000000" w:firstRow="1" w:lastRow="0" w:firstColumn="0" w:lastColumn="0" w:oddVBand="0" w:evenVBand="0" w:oddHBand="0" w:evenHBand="0" w:firstRowFirstColumn="0" w:firstRowLastColumn="0" w:lastRowFirstColumn="0" w:lastRowLastColumn="0"/>
+            </w:pPr>
+          </w:p>
+        </w:tc>
+      </w:tr>
+      <w:tr>
+        <w:tc>
+          <w:tcPr>
+            <w:cnfStyle w:val="001000000000" w:firstRow="0" w:lastRow="0" w:firstColumn="1" w:lastColumn="0" w:oddVBand="0" w:evenVBand="0" w:oddHBand="0" w:evenHBand="0" w:firstRowFirstColumn="0" w:firstRowLastColumn="0" w:lastRowFirstColumn="0" w:lastRowLastColumn="0"/>
+            <w:tcW w:w="2689" w:type="dxa"/>
+          </w:tcPr>
+          <w:p>
+            <w:pPr>
+              <w:keepNext/>
+              <w:jc w:val="left"/>
+              <w:rPr>
+                <w:b w:val="0"/>
+                <w:bCs w:val="0"/>
+              </w:rPr>
+            </w:pPr>
+            <w:r>
+              <w:rPr>
+                <w:b w:val="0"/>
+                <w:bCs w:val="0"/>
+              </w:rPr>
+              <w:t>Anna Kowalska</w:t>
+            </w:r>
+          </w:p>
+        </w:tc>
+        <w:tc>
+          <w:tcPr>
+            <w:tcW w:w="6373" w:type="dxa"/>
+          </w:tcPr>
+          <w:p>
+            <w:pPr>
+              <w:keepNext/>
+              <w:jc w:val="left"/>
+              <w:cnfStyle w:val="000000000000" w:firstRow="0" w:lastRow="0" w:firstColumn="0" w:lastColumn="0" w:oddVBand="0" w:evenVBand="0" w:oddHBand="0" w:evenHBand="0" w:firstRowFirstColumn="0" w:firstRowLastColumn="0" w:lastRowFirstColumn="0" w:lastRowLastColumn="0"/>
+            </w:pPr>
+            <w:r>
+              <w:t>opis wymagań, odkrywanie pojęć, szkic modelu dziedziny</w:t>
+            </w:r>
+            <w:r>
+              <w:t>, wyjaśnienie modelu</w:t>
+            </w:r>
+          </w:p>
+        </w:tc>
+      </w:tr>
+      <w:tr>
+        <w:tc>
+          <w:tcPr>
+            <w:cnfStyle w:val="001000000000" w:firstRow="0" w:lastRow="0" w:firstColumn="1" w:lastColumn="0" w:oddVBand="0" w:evenVBand="0" w:oddHBand="0" w:evenHBand="0" w:firstRowFirstColumn="0" w:firstRowLastColumn="0" w:lastRowFirstColumn="0" w:lastRowLastColumn="0"/>
+            <w:tcW w:w="2689" w:type="dxa"/>
+          </w:tcPr>
+          <w:p>
+            <w:pPr>
+              <w:keepNext/>
+              <w:jc w:val="left"/>
+              <w:rPr>
+                <w:b w:val="0"/>
+                <w:bCs w:val="0"/>
+              </w:rPr>
+            </w:pPr>
+            <w:r>
+              <w:rPr>
+                <w:b w:val="0"/>
+                <w:bCs w:val="0"/>
+              </w:rPr>
+              <w:t>Marek Ogarek</w:t>
+            </w:r>
+          </w:p>
+        </w:tc>
+        <w:tc>
+          <w:tcPr>
+            <w:tcW w:w="6373" w:type="dxa"/>
+          </w:tcPr>
+          <w:p>
+            <w:pPr>
+              <w:keepNext/>
+              <w:jc w:val="left"/>
+              <w:cnfStyle w:val="000000000000" w:firstRow="0" w:lastRow="0" w:firstColumn="0" w:lastColumn="0" w:oddVBand="0" w:evenVBand="0" w:oddHBand="0" w:evenHBand="0" w:firstRowFirstColumn="0" w:firstRowLastColumn="0" w:lastRowFirstColumn="0" w:lastRowLastColumn="0"/>
+            </w:pPr>
+            <w:r>
+              <w:t>odkrywanie przypadków użycia i aktorów, diagram przypadków użycia, opis przypadków użycia</w:t>
+            </w:r>
+          </w:p>
+        </w:tc>
+      </w:tr>
+      <w:tr>
+        <w:tc>
+          <w:tcPr>
+            <w:cnfStyle w:val="001000000000" w:firstRow="0" w:lastRow="0" w:firstColumn="1" w:lastColumn="0" w:oddVBand="0" w:evenVBand="0" w:oddHBand="0" w:evenHBand="0" w:firstRowFirstColumn="0" w:firstRowLastColumn="0" w:lastRowFirstColumn="0" w:lastRowLastColumn="0"/>
+            <w:tcW w:w="2689" w:type="dxa"/>
+          </w:tcPr>
+          <w:p>
+            <w:pPr>
+              <w:keepNext/>
+              <w:jc w:val="left"/>
+              <w:rPr>
+                <w:b w:val="0"/>
+                <w:bCs w:val="0"/>
+              </w:rPr>
+            </w:pPr>
+            <w:r>
+              <w:rPr>
+                <w:b w:val="0"/>
+                <w:bCs w:val="0"/>
+              </w:rPr>
+              <w:t>Marta Szary</w:t>
+            </w:r>
+          </w:p>
+        </w:tc>
+        <w:tc>
+          <w:tcPr>
+            <w:tcW w:w="6373" w:type="dxa"/>
+          </w:tcPr>
+          <w:p>
+            <w:pPr>
+              <w:keepNext/>
+              <w:jc w:val="left"/>
+              <w:cnfStyle w:val="000000000000" w:firstRow="0" w:lastRow="0" w:firstColumn="0" w:lastColumn="0" w:oddVBand="0" w:evenVBand="0" w:oddHBand="0" w:evenHBand="0" w:firstRowFirstColumn="0" w:firstRowLastColumn="0" w:lastRowFirstColumn="0" w:lastRowLastColumn="0"/>
+            </w:pPr>
+            <w:r>
+              <w:t>opis wymagań, odkrywanie pojęć, szkic modelu dziedziny, wyjaśnienie modelu</w:t>
+            </w:r>
+          </w:p>
+        </w:tc>
+      </w:tr>
+      <w:tr>
+        <w:tc>
+          <w:tcPr>
+            <w:cnfStyle w:val="001000000000" w:firstRow="0" w:lastRow="0" w:firstColumn="1" w:lastColumn="0" w:oddVBand="0" w:evenVBand="0" w:oddHBand="0" w:evenHBand="0" w:firstRowFirstColumn="0" w:firstRowLastColumn="0" w:lastRowFirstColumn="0" w:lastRowLastColumn="0"/>
+            <w:tcW w:w="2689" w:type="dxa"/>
+          </w:tcPr>
+          <w:p>
+            <w:pPr>
+              <w:keepNext/>
+              <w:jc w:val="left"/>
+              <w:rPr>
+                <w:b w:val="0"/>
+                <w:bCs w:val="0"/>
+              </w:rPr>
+            </w:pPr>
+            <w:r>
+              <w:rPr>
+                <w:b w:val="0"/>
+                <w:bCs w:val="0"/>
+              </w:rPr>
+              <w:t>…</w:t>
+            </w:r>
+          </w:p>
+        </w:tc>
+        <w:tc>
+          <w:tcPr>
+            <w:tcW w:w="6373" w:type="dxa"/>
+          </w:tcPr>
+          <w:p>
+            <w:pPr>
+              <w:keepNext/>
+              <w:jc w:val="left"/>
+              <w:cnfStyle w:val="000000000000" w:firstRow="0" w:lastRow="0" w:firstColumn="0" w:lastColumn="0" w:oddVBand="0" w:evenVBand="0" w:oddHBand="0" w:evenHBand="0" w:firstRowFirstColumn="0" w:firstRowLastColumn="0" w:lastRowFirstColumn="0" w:lastRowLastColumn="0"/>
+            </w:pPr>
+            <w:r>
+              <w:t>…</w:t>
+            </w:r>
+          </w:p>
+        </w:tc>
+      </w:tr>
+      <w:tr>
+        <w:tc>
+          <w:tcPr>
+            <w:cnfStyle w:val="001000000000" w:firstRow="0" w:lastRow="0" w:firstColumn="1" w:lastColumn="0" w:oddVBand="0" w:evenVBand="0" w:oddHBand="0" w:evenHBand="0" w:firstRowFirstColumn="0" w:firstRowLastColumn="0" w:lastRowFirstColumn="0" w:lastRowLastColumn="0"/>
+            <w:tcW w:w="2689" w:type="dxa"/>
+          </w:tcPr>
+          <w:p>
+            <w:pPr>
+              <w:keepNext/>
+              <w:jc w:val="left"/>
+              <w:rPr>
+                <w:b w:val="0"/>
+                <w:bCs w:val="0"/>
+              </w:rPr>
+            </w:pPr>
+            <w:r>
+              <w:rPr>
+                <w:b w:val="0"/>
+                <w:bCs w:val="0"/>
+              </w:rPr>
+              <w:t>…</w:t>
+            </w:r>
+          </w:p>
+        </w:tc>
+        <w:tc>
+          <w:tcPr>
+            <w:tcW w:w="6373" w:type="dxa"/>
+          </w:tcPr>
+          <w:p>
+            <w:pPr>
+              <w:keepNext/>
+              <w:jc w:val="left"/>
+              <w:cnfStyle w:val="000000000000" w:firstRow="0" w:lastRow="0" w:firstColumn="0" w:lastColumn="0" w:oddVBand="0" w:evenVBand="0" w:oddHBand="0" w:evenHBand="0" w:firstRowFirstColumn="0" w:firstRowLastColumn="0" w:lastRowFirstColumn="0" w:lastRowLastColumn="0"/>
+            </w:pPr>
+            <w:r>
+              <w:t>…</w:t>
+            </w:r>
+          </w:p>
+        </w:tc>
+      </w:tr>
+    </w:tbl>
     <w:p/>
     <w:sectPr>
       <w:pgSz w:w="11906" w:h="16838"/>
@@ -4623,6 +5913,119 @@
     </w:lvl>
   </w:abstractNum>
   <w:abstractNum w:abstractNumId="2" w15:restartNumberingAfterBreak="0">
+    <w:nsid w:val="16224631"/>
+    <w:multiLevelType w:val="hybridMultilevel"/>
+    <w:tmpl w:val="FBC2DC0C"/>
+    <w:lvl w:ilvl="0" w:tplc="04150001">
+      <w:start w:val="1"/>
+      <w:numFmt w:val="bullet"/>
+      <w:lvlText w:val=""/>
+      <w:lvlJc w:val="left"/>
+      <w:pPr>
+        <w:ind w:left="720" w:hanging="360"/>
+      </w:pPr>
+      <w:rPr>
+        <w:rFonts w:ascii="Symbol" w:hAnsi="Symbol" w:hint="default"/>
+      </w:rPr>
+    </w:lvl>
+    <w:lvl w:ilvl="1" w:tplc="04150003" w:tentative="1">
+      <w:start w:val="1"/>
+      <w:numFmt w:val="bullet"/>
+      <w:lvlText w:val="o"/>
+      <w:lvlJc w:val="left"/>
+      <w:pPr>
+        <w:ind w:left="1440" w:hanging="360"/>
+      </w:pPr>
+      <w:rPr>
+        <w:rFonts w:ascii="Courier New" w:hAnsi="Courier New" w:cs="Courier New" w:hint="default"/>
+      </w:rPr>
+    </w:lvl>
+    <w:lvl w:ilvl="2" w:tplc="04150005" w:tentative="1">
+      <w:start w:val="1"/>
+      <w:numFmt w:val="bullet"/>
+      <w:lvlText w:val=""/>
+      <w:lvlJc w:val="left"/>
+      <w:pPr>
+        <w:ind w:left="2160" w:hanging="360"/>
+      </w:pPr>
+      <w:rPr>
+        <w:rFonts w:ascii="Wingdings" w:hAnsi="Wingdings" w:hint="default"/>
+      </w:rPr>
+    </w:lvl>
+    <w:lvl w:ilvl="3" w:tplc="04150001" w:tentative="1">
+      <w:start w:val="1"/>
+      <w:numFmt w:val="bullet"/>
+      <w:lvlText w:val=""/>
+      <w:lvlJc w:val="left"/>
+      <w:pPr>
+        <w:ind w:left="2880" w:hanging="360"/>
+      </w:pPr>
+      <w:rPr>
+        <w:rFonts w:ascii="Symbol" w:hAnsi="Symbol" w:hint="default"/>
+      </w:rPr>
+    </w:lvl>
+    <w:lvl w:ilvl="4" w:tplc="04150003" w:tentative="1">
+      <w:start w:val="1"/>
+      <w:numFmt w:val="bullet"/>
+      <w:lvlText w:val="o"/>
+      <w:lvlJc w:val="left"/>
+      <w:pPr>
+        <w:ind w:left="3600" w:hanging="360"/>
+      </w:pPr>
+      <w:rPr>
+        <w:rFonts w:ascii="Courier New" w:hAnsi="Courier New" w:cs="Courier New" w:hint="default"/>
+      </w:rPr>
+    </w:lvl>
+    <w:lvl w:ilvl="5" w:tplc="04150005" w:tentative="1">
+      <w:start w:val="1"/>
+      <w:numFmt w:val="bullet"/>
+      <w:lvlText w:val=""/>
+      <w:lvlJc w:val="left"/>
+      <w:pPr>
+        <w:ind w:left="4320" w:hanging="360"/>
+      </w:pPr>
+      <w:rPr>
+        <w:rFonts w:ascii="Wingdings" w:hAnsi="Wingdings" w:hint="default"/>
+      </w:rPr>
+    </w:lvl>
+    <w:lvl w:ilvl="6" w:tplc="04150001" w:tentative="1">
+      <w:start w:val="1"/>
+      <w:numFmt w:val="bullet"/>
+      <w:lvlText w:val=""/>
+      <w:lvlJc w:val="left"/>
+      <w:pPr>
+        <w:ind w:left="5040" w:hanging="360"/>
+      </w:pPr>
+      <w:rPr>
+        <w:rFonts w:ascii="Symbol" w:hAnsi="Symbol" w:hint="default"/>
+      </w:rPr>
+    </w:lvl>
+    <w:lvl w:ilvl="7" w:tplc="04150003" w:tentative="1">
+      <w:start w:val="1"/>
+      <w:numFmt w:val="bullet"/>
+      <w:lvlText w:val="o"/>
+      <w:lvlJc w:val="left"/>
+      <w:pPr>
+        <w:ind w:left="5760" w:hanging="360"/>
+      </w:pPr>
+      <w:rPr>
+        <w:rFonts w:ascii="Courier New" w:hAnsi="Courier New" w:cs="Courier New" w:hint="default"/>
+      </w:rPr>
+    </w:lvl>
+    <w:lvl w:ilvl="8" w:tplc="04150005" w:tentative="1">
+      <w:start w:val="1"/>
+      <w:numFmt w:val="bullet"/>
+      <w:lvlText w:val=""/>
+      <w:lvlJc w:val="left"/>
+      <w:pPr>
+        <w:ind w:left="6480" w:hanging="360"/>
+      </w:pPr>
+      <w:rPr>
+        <w:rFonts w:ascii="Wingdings" w:hAnsi="Wingdings" w:hint="default"/>
+      </w:rPr>
+    </w:lvl>
+  </w:abstractNum>
+  <w:abstractNum w:abstractNumId="3" w15:restartNumberingAfterBreak="0">
     <w:nsid w:val="17221FC5"/>
     <w:multiLevelType w:val="hybridMultilevel"/>
     <w:tmpl w:val="F072DED2"/>
@@ -4711,7 +6114,7 @@
       </w:pPr>
     </w:lvl>
   </w:abstractNum>
-  <w:abstractNum w:abstractNumId="3" w15:restartNumberingAfterBreak="0">
+  <w:abstractNum w:abstractNumId="4" w15:restartNumberingAfterBreak="0">
     <w:nsid w:val="219D422E"/>
     <w:multiLevelType w:val="hybridMultilevel"/>
     <w:tmpl w:val="AB30CE8A"/>
@@ -4800,7 +6203,7 @@
       </w:pPr>
     </w:lvl>
   </w:abstractNum>
-  <w:abstractNum w:abstractNumId="4" w15:restartNumberingAfterBreak="0">
+  <w:abstractNum w:abstractNumId="5" w15:restartNumberingAfterBreak="0">
     <w:nsid w:val="32412629"/>
     <w:multiLevelType w:val="hybridMultilevel"/>
     <w:tmpl w:val="9216D9C4"/>
@@ -4889,7 +6292,7 @@
       </w:pPr>
     </w:lvl>
   </w:abstractNum>
-  <w:abstractNum w:abstractNumId="5" w15:restartNumberingAfterBreak="0">
+  <w:abstractNum w:abstractNumId="6" w15:restartNumberingAfterBreak="0">
     <w:nsid w:val="37BE39A8"/>
     <w:multiLevelType w:val="hybridMultilevel"/>
     <w:tmpl w:val="A150106E"/>
@@ -4978,7 +6381,7 @@
       </w:pPr>
     </w:lvl>
   </w:abstractNum>
-  <w:abstractNum w:abstractNumId="6" w15:restartNumberingAfterBreak="0">
+  <w:abstractNum w:abstractNumId="7" w15:restartNumberingAfterBreak="0">
     <w:nsid w:val="3CE00D2B"/>
     <w:multiLevelType w:val="hybridMultilevel"/>
     <w:tmpl w:val="A448E240"/>
@@ -5064,7 +6467,7 @@
       </w:pPr>
     </w:lvl>
   </w:abstractNum>
-  <w:abstractNum w:abstractNumId="7" w15:restartNumberingAfterBreak="0">
+  <w:abstractNum w:abstractNumId="8" w15:restartNumberingAfterBreak="0">
     <w:nsid w:val="46D36010"/>
     <w:multiLevelType w:val="hybridMultilevel"/>
     <w:tmpl w:val="735C0E12"/>
@@ -5153,7 +6556,7 @@
       </w:pPr>
     </w:lvl>
   </w:abstractNum>
-  <w:abstractNum w:abstractNumId="8" w15:restartNumberingAfterBreak="0">
+  <w:abstractNum w:abstractNumId="9" w15:restartNumberingAfterBreak="0">
     <w:nsid w:val="48F9312D"/>
     <w:multiLevelType w:val="multilevel"/>
     <w:tmpl w:val="04150025"/>
@@ -5248,7 +6651,120 @@
       </w:pPr>
     </w:lvl>
   </w:abstractNum>
-  <w:abstractNum w:abstractNumId="9" w15:restartNumberingAfterBreak="0">
+  <w:abstractNum w:abstractNumId="10" w15:restartNumberingAfterBreak="0">
+    <w:nsid w:val="56D02C44"/>
+    <w:multiLevelType w:val="hybridMultilevel"/>
+    <w:tmpl w:val="CDACCCBA"/>
+    <w:lvl w:ilvl="0" w:tplc="04150001">
+      <w:start w:val="1"/>
+      <w:numFmt w:val="bullet"/>
+      <w:lvlText w:val=""/>
+      <w:lvlJc w:val="left"/>
+      <w:pPr>
+        <w:ind w:left="720" w:hanging="360"/>
+      </w:pPr>
+      <w:rPr>
+        <w:rFonts w:ascii="Symbol" w:hAnsi="Symbol" w:hint="default"/>
+      </w:rPr>
+    </w:lvl>
+    <w:lvl w:ilvl="1" w:tplc="04150003" w:tentative="1">
+      <w:start w:val="1"/>
+      <w:numFmt w:val="bullet"/>
+      <w:lvlText w:val="o"/>
+      <w:lvlJc w:val="left"/>
+      <w:pPr>
+        <w:ind w:left="1440" w:hanging="360"/>
+      </w:pPr>
+      <w:rPr>
+        <w:rFonts w:ascii="Courier New" w:hAnsi="Courier New" w:cs="Courier New" w:hint="default"/>
+      </w:rPr>
+    </w:lvl>
+    <w:lvl w:ilvl="2" w:tplc="04150005" w:tentative="1">
+      <w:start w:val="1"/>
+      <w:numFmt w:val="bullet"/>
+      <w:lvlText w:val=""/>
+      <w:lvlJc w:val="left"/>
+      <w:pPr>
+        <w:ind w:left="2160" w:hanging="360"/>
+      </w:pPr>
+      <w:rPr>
+        <w:rFonts w:ascii="Wingdings" w:hAnsi="Wingdings" w:hint="default"/>
+      </w:rPr>
+    </w:lvl>
+    <w:lvl w:ilvl="3" w:tplc="04150001" w:tentative="1">
+      <w:start w:val="1"/>
+      <w:numFmt w:val="bullet"/>
+      <w:lvlText w:val=""/>
+      <w:lvlJc w:val="left"/>
+      <w:pPr>
+        <w:ind w:left="2880" w:hanging="360"/>
+      </w:pPr>
+      <w:rPr>
+        <w:rFonts w:ascii="Symbol" w:hAnsi="Symbol" w:hint="default"/>
+      </w:rPr>
+    </w:lvl>
+    <w:lvl w:ilvl="4" w:tplc="04150003" w:tentative="1">
+      <w:start w:val="1"/>
+      <w:numFmt w:val="bullet"/>
+      <w:lvlText w:val="o"/>
+      <w:lvlJc w:val="left"/>
+      <w:pPr>
+        <w:ind w:left="3600" w:hanging="360"/>
+      </w:pPr>
+      <w:rPr>
+        <w:rFonts w:ascii="Courier New" w:hAnsi="Courier New" w:cs="Courier New" w:hint="default"/>
+      </w:rPr>
+    </w:lvl>
+    <w:lvl w:ilvl="5" w:tplc="04150005" w:tentative="1">
+      <w:start w:val="1"/>
+      <w:numFmt w:val="bullet"/>
+      <w:lvlText w:val=""/>
+      <w:lvlJc w:val="left"/>
+      <w:pPr>
+        <w:ind w:left="4320" w:hanging="360"/>
+      </w:pPr>
+      <w:rPr>
+        <w:rFonts w:ascii="Wingdings" w:hAnsi="Wingdings" w:hint="default"/>
+      </w:rPr>
+    </w:lvl>
+    <w:lvl w:ilvl="6" w:tplc="04150001" w:tentative="1">
+      <w:start w:val="1"/>
+      <w:numFmt w:val="bullet"/>
+      <w:lvlText w:val=""/>
+      <w:lvlJc w:val="left"/>
+      <w:pPr>
+        <w:ind w:left="5040" w:hanging="360"/>
+      </w:pPr>
+      <w:rPr>
+        <w:rFonts w:ascii="Symbol" w:hAnsi="Symbol" w:hint="default"/>
+      </w:rPr>
+    </w:lvl>
+    <w:lvl w:ilvl="7" w:tplc="04150003" w:tentative="1">
+      <w:start w:val="1"/>
+      <w:numFmt w:val="bullet"/>
+      <w:lvlText w:val="o"/>
+      <w:lvlJc w:val="left"/>
+      <w:pPr>
+        <w:ind w:left="5760" w:hanging="360"/>
+      </w:pPr>
+      <w:rPr>
+        <w:rFonts w:ascii="Courier New" w:hAnsi="Courier New" w:cs="Courier New" w:hint="default"/>
+      </w:rPr>
+    </w:lvl>
+    <w:lvl w:ilvl="8" w:tplc="04150005" w:tentative="1">
+      <w:start w:val="1"/>
+      <w:numFmt w:val="bullet"/>
+      <w:lvlText w:val=""/>
+      <w:lvlJc w:val="left"/>
+      <w:pPr>
+        <w:ind w:left="6480" w:hanging="360"/>
+      </w:pPr>
+      <w:rPr>
+        <w:rFonts w:ascii="Wingdings" w:hAnsi="Wingdings" w:hint="default"/>
+      </w:rPr>
+    </w:lvl>
+  </w:abstractNum>
+  <w:abstractNum w:abstractNumId="11" w15:restartNumberingAfterBreak="0">
     <w:nsid w:val="65221211"/>
     <w:multiLevelType w:val="hybridMultilevel"/>
     <w:tmpl w:val="AE80D56C"/>
@@ -5361,26 +6877,139 @@
       </w:rPr>
     </w:lvl>
   </w:abstractNum>
+  <w:abstractNum w:abstractNumId="12" w15:restartNumberingAfterBreak="0">
+    <w:nsid w:val="6D760BE4"/>
+    <w:multiLevelType w:val="hybridMultilevel"/>
+    <w:tmpl w:val="91B69052"/>
+    <w:lvl w:ilvl="0" w:tplc="04150001">
+      <w:start w:val="1"/>
+      <w:numFmt w:val="bullet"/>
+      <w:lvlText w:val=""/>
+      <w:lvlJc w:val="left"/>
+      <w:pPr>
+        <w:ind w:left="720" w:hanging="360"/>
+      </w:pPr>
+      <w:rPr>
+        <w:rFonts w:ascii="Symbol" w:hAnsi="Symbol" w:hint="default"/>
+      </w:rPr>
+    </w:lvl>
+    <w:lvl w:ilvl="1" w:tplc="04150003" w:tentative="1">
+      <w:start w:val="1"/>
+      <w:numFmt w:val="bullet"/>
+      <w:lvlText w:val="o"/>
+      <w:lvlJc w:val="left"/>
+      <w:pPr>
+        <w:ind w:left="1440" w:hanging="360"/>
+      </w:pPr>
+      <w:rPr>
+        <w:rFonts w:ascii="Courier New" w:hAnsi="Courier New" w:cs="Courier New" w:hint="default"/>
+      </w:rPr>
+    </w:lvl>
+    <w:lvl w:ilvl="2" w:tplc="04150005" w:tentative="1">
+      <w:start w:val="1"/>
+      <w:numFmt w:val="bullet"/>
+      <w:lvlText w:val=""/>
+      <w:lvlJc w:val="left"/>
+      <w:pPr>
+        <w:ind w:left="2160" w:hanging="360"/>
+      </w:pPr>
+      <w:rPr>
+        <w:rFonts w:ascii="Wingdings" w:hAnsi="Wingdings" w:hint="default"/>
+      </w:rPr>
+    </w:lvl>
+    <w:lvl w:ilvl="3" w:tplc="04150001" w:tentative="1">
+      <w:start w:val="1"/>
+      <w:numFmt w:val="bullet"/>
+      <w:lvlText w:val=""/>
+      <w:lvlJc w:val="left"/>
+      <w:pPr>
+        <w:ind w:left="2880" w:hanging="360"/>
+      </w:pPr>
+      <w:rPr>
+        <w:rFonts w:ascii="Symbol" w:hAnsi="Symbol" w:hint="default"/>
+      </w:rPr>
+    </w:lvl>
+    <w:lvl w:ilvl="4" w:tplc="04150003" w:tentative="1">
+      <w:start w:val="1"/>
+      <w:numFmt w:val="bullet"/>
+      <w:lvlText w:val="o"/>
+      <w:lvlJc w:val="left"/>
+      <w:pPr>
+        <w:ind w:left="3600" w:hanging="360"/>
+      </w:pPr>
+      <w:rPr>
+        <w:rFonts w:ascii="Courier New" w:hAnsi="Courier New" w:cs="Courier New" w:hint="default"/>
+      </w:rPr>
+    </w:lvl>
+    <w:lvl w:ilvl="5" w:tplc="04150005" w:tentative="1">
+      <w:start w:val="1"/>
+      <w:numFmt w:val="bullet"/>
+      <w:lvlText w:val=""/>
+      <w:lvlJc w:val="left"/>
+      <w:pPr>
+        <w:ind w:left="4320" w:hanging="360"/>
+      </w:pPr>
+      <w:rPr>
+        <w:rFonts w:ascii="Wingdings" w:hAnsi="Wingdings" w:hint="default"/>
+      </w:rPr>
+    </w:lvl>
+    <w:lvl w:ilvl="6" w:tplc="04150001" w:tentative="1">
+      <w:start w:val="1"/>
+      <w:numFmt w:val="bullet"/>
+      <w:lvlText w:val=""/>
+      <w:lvlJc w:val="left"/>
+      <w:pPr>
+        <w:ind w:left="5040" w:hanging="360"/>
+      </w:pPr>
+      <w:rPr>
+        <w:rFonts w:ascii="Symbol" w:hAnsi="Symbol" w:hint="default"/>
+      </w:rPr>
+    </w:lvl>
+    <w:lvl w:ilvl="7" w:tplc="04150003" w:tentative="1">
+      <w:start w:val="1"/>
+      <w:numFmt w:val="bullet"/>
+      <w:lvlText w:val="o"/>
+      <w:lvlJc w:val="left"/>
+      <w:pPr>
+        <w:ind w:left="5760" w:hanging="360"/>
+      </w:pPr>
+      <w:rPr>
+        <w:rFonts w:ascii="Courier New" w:hAnsi="Courier New" w:cs="Courier New" w:hint="default"/>
+      </w:rPr>
+    </w:lvl>
+    <w:lvl w:ilvl="8" w:tplc="04150005" w:tentative="1">
+      <w:start w:val="1"/>
+      <w:numFmt w:val="bullet"/>
+      <w:lvlText w:val=""/>
+      <w:lvlJc w:val="left"/>
+      <w:pPr>
+        <w:ind w:left="6480" w:hanging="360"/>
+      </w:pPr>
+      <w:rPr>
+        <w:rFonts w:ascii="Wingdings" w:hAnsi="Wingdings" w:hint="default"/>
+      </w:rPr>
+    </w:lvl>
+  </w:abstractNum>
   <w:num w:numId="1" w16cid:durableId="1709257362">
-    <w:abstractNumId w:val="8"/>
+    <w:abstractNumId w:val="9"/>
   </w:num>
   <w:num w:numId="2" w16cid:durableId="727071145">
+    <w:abstractNumId w:val="7"/>
+  </w:num>
+  <w:num w:numId="3" w16cid:durableId="397829646">
+    <w:abstractNumId w:val="11"/>
+  </w:num>
+  <w:num w:numId="4" w16cid:durableId="1134830716">
+    <w:abstractNumId w:val="4"/>
+  </w:num>
+  <w:num w:numId="5" w16cid:durableId="2064671298">
+    <w:abstractNumId w:val="5"/>
+  </w:num>
+  <w:num w:numId="6" w16cid:durableId="1044332050">
     <w:abstractNumId w:val="6"/>
   </w:num>
-  <w:num w:numId="3" w16cid:durableId="397829646">
-    <w:abstractNumId w:val="9"/>
-  </w:num>
-  <w:num w:numId="4" w16cid:durableId="1134830716">
-    <w:abstractNumId w:val="3"/>
-  </w:num>
-  <w:num w:numId="5" w16cid:durableId="2064671298">
-    <w:abstractNumId w:val="4"/>
-  </w:num>
-  <w:num w:numId="6" w16cid:durableId="1044332050">
-    <w:abstractNumId w:val="5"/>
-  </w:num>
   <w:num w:numId="7" w16cid:durableId="1900743931">
-    <w:abstractNumId w:val="7"/>
+    <w:abstractNumId w:val="8"/>
   </w:num>
   <w:num w:numId="8" w16cid:durableId="606691639">
     <w:abstractNumId w:val="1"/>
@@ -5389,6 +7018,15 @@
     <w:abstractNumId w:val="0"/>
   </w:num>
   <w:num w:numId="10" w16cid:durableId="1859538004">
+    <w:abstractNumId w:val="3"/>
+  </w:num>
+  <w:num w:numId="11" w16cid:durableId="340592705">
+    <w:abstractNumId w:val="10"/>
+  </w:num>
+  <w:num w:numId="12" w16cid:durableId="365447762">
+    <w:abstractNumId w:val="12"/>
+  </w:num>
+  <w:num w:numId="13" w16cid:durableId="682904691">
     <w:abstractNumId w:val="2"/>
   </w:num>
 </w:numbering>
@@ -5794,7 +7432,7 @@
   <w:style w:type="paragraph" w:default="1" w:styleId="Normalny">
     <w:name w:val="Normal"/>
     <w:qFormat/>
-    <w:rsid w:val="006016D5"/>
+    <w:rsid w:val="00234BBA"/>
     <w:pPr>
       <w:spacing w:line="240" w:lineRule="auto"/>
       <w:jc w:val="both"/>
@@ -6508,6 +8146,187 @@
       <w:shd w:val="clear" w:color="auto" w:fill="E1DFDD"/>
     </w:rPr>
   </w:style>
+  <w:style w:type="table" w:styleId="Tabelalisty3">
+    <w:name w:val="List Table 3"/>
+    <w:basedOn w:val="Standardowy"/>
+    <w:uiPriority w:val="48"/>
+    <w:rsid w:val="00895A73"/>
+    <w:pPr>
+      <w:spacing w:after="0" w:line="240" w:lineRule="auto"/>
+    </w:pPr>
+    <w:tblPr>
+      <w:tblStyleRowBandSize w:val="1"/>
+      <w:tblStyleColBandSize w:val="1"/>
+      <w:tblBorders>
+        <w:top w:val="single" w:sz="4" w:space="0" w:color="000000" w:themeColor="text1"/>
+        <w:left w:val="single" w:sz="4" w:space="0" w:color="000000" w:themeColor="text1"/>
+        <w:bottom w:val="single" w:sz="4" w:space="0" w:color="000000" w:themeColor="text1"/>
+        <w:right w:val="single" w:sz="4" w:space="0" w:color="000000" w:themeColor="text1"/>
+      </w:tblBorders>
+    </w:tblPr>
+    <w:tblStylePr w:type="firstRow">
+      <w:rPr>
+        <w:b/>
+        <w:bCs/>
+        <w:color w:val="FFFFFF" w:themeColor="background1"/>
+      </w:rPr>
+      <w:tblPr/>
+      <w:tcPr>
+        <w:shd w:val="clear" w:color="auto" w:fill="000000" w:themeFill="text1"/>
+      </w:tcPr>
+    </w:tblStylePr>
+    <w:tblStylePr w:type="lastRow">
+      <w:rPr>
+        <w:b/>
+        <w:bCs/>
+      </w:rPr>
+      <w:tblPr/>
+      <w:tcPr>
+        <w:tcBorders>
+          <w:top w:val="double" w:sz="4" w:space="0" w:color="000000" w:themeColor="text1"/>
+        </w:tcBorders>
+        <w:shd w:val="clear" w:color="auto" w:fill="FFFFFF" w:themeFill="background1"/>
+      </w:tcPr>
+    </w:tblStylePr>
+    <w:tblStylePr w:type="firstCol">
+      <w:rPr>
+        <w:b/>
+        <w:bCs/>
+      </w:rPr>
+      <w:tblPr/>
+      <w:tcPr>
+        <w:tcBorders>
+          <w:right w:val="nil"/>
+        </w:tcBorders>
+        <w:shd w:val="clear" w:color="auto" w:fill="FFFFFF" w:themeFill="background1"/>
+      </w:tcPr>
+    </w:tblStylePr>
+    <w:tblStylePr w:type="lastCol">
+      <w:rPr>
+        <w:b/>
+        <w:bCs/>
+      </w:rPr>
+      <w:tblPr/>
+      <w:tcPr>
+        <w:tcBorders>
+          <w:left w:val="nil"/>
+        </w:tcBorders>
+        <w:shd w:val="clear" w:color="auto" w:fill="FFFFFF" w:themeFill="background1"/>
+      </w:tcPr>
+    </w:tblStylePr>
+    <w:tblStylePr w:type="band1Vert">
+      <w:tblPr/>
+      <w:tcPr>
+        <w:tcBorders>
+          <w:left w:val="single" w:sz="4" w:space="0" w:color="000000" w:themeColor="text1"/>
+          <w:right w:val="single" w:sz="4" w:space="0" w:color="000000" w:themeColor="text1"/>
+        </w:tcBorders>
+      </w:tcPr>
+    </w:tblStylePr>
+    <w:tblStylePr w:type="band1Horz">
+      <w:tblPr/>
+      <w:tcPr>
+        <w:tcBorders>
+          <w:top w:val="single" w:sz="4" w:space="0" w:color="000000" w:themeColor="text1"/>
+          <w:bottom w:val="single" w:sz="4" w:space="0" w:color="000000" w:themeColor="text1"/>
+          <w:insideH w:val="nil"/>
+        </w:tcBorders>
+      </w:tcPr>
+    </w:tblStylePr>
+    <w:tblStylePr w:type="neCell">
+      <w:tblPr/>
+      <w:tcPr>
+        <w:tcBorders>
+          <w:left w:val="nil"/>
+          <w:bottom w:val="nil"/>
+        </w:tcBorders>
+      </w:tcPr>
+    </w:tblStylePr>
+    <w:tblStylePr w:type="nwCell">
+      <w:tblPr/>
+      <w:tcPr>
+        <w:tcBorders>
+          <w:bottom w:val="nil"/>
+          <w:right w:val="nil"/>
+        </w:tcBorders>
+      </w:tcPr>
+    </w:tblStylePr>
+    <w:tblStylePr w:type="seCell">
+      <w:tblPr/>
+      <w:tcPr>
+        <w:tcBorders>
+          <w:top w:val="double" w:sz="4" w:space="0" w:color="000000" w:themeColor="text1"/>
+          <w:left w:val="nil"/>
+        </w:tcBorders>
+      </w:tcPr>
+    </w:tblStylePr>
+    <w:tblStylePr w:type="swCell">
+      <w:tblPr/>
+      <w:tcPr>
+        <w:tcBorders>
+          <w:top w:val="double" w:sz="4" w:space="0" w:color="000000" w:themeColor="text1"/>
+          <w:right w:val="nil"/>
+        </w:tcBorders>
+      </w:tcPr>
+    </w:tblStylePr>
+  </w:style>
+  <w:style w:type="table" w:styleId="Tabelasiatki1jasna">
+    <w:name w:val="Grid Table 1 Light"/>
+    <w:basedOn w:val="Standardowy"/>
+    <w:uiPriority w:val="46"/>
+    <w:rsid w:val="00790AD6"/>
+    <w:pPr>
+      <w:spacing w:after="0" w:line="240" w:lineRule="auto"/>
+    </w:pPr>
+    <w:tblPr>
+      <w:tblStyleRowBandSize w:val="1"/>
+      <w:tblStyleColBandSize w:val="1"/>
+      <w:tblBorders>
+        <w:top w:val="single" w:sz="4" w:space="0" w:color="999999" w:themeColor="text1" w:themeTint="66"/>
+        <w:left w:val="single" w:sz="4" w:space="0" w:color="999999" w:themeColor="text1" w:themeTint="66"/>
+        <w:bottom w:val="single" w:sz="4" w:space="0" w:color="999999" w:themeColor="text1" w:themeTint="66"/>
+        <w:right w:val="single" w:sz="4" w:space="0" w:color="999999" w:themeColor="text1" w:themeTint="66"/>
+        <w:insideH w:val="single" w:sz="4" w:space="0" w:color="999999" w:themeColor="text1" w:themeTint="66"/>
+        <w:insideV w:val="single" w:sz="4" w:space="0" w:color="999999" w:themeColor="text1" w:themeTint="66"/>
+      </w:tblBorders>
+    </w:tblPr>
+    <w:tblStylePr w:type="firstRow">
+      <w:rPr>
+        <w:b/>
+        <w:bCs/>
+      </w:rPr>
+      <w:tblPr/>
+      <w:tcPr>
+        <w:tcBorders>
+          <w:bottom w:val="single" w:sz="12" w:space="0" w:color="666666" w:themeColor="text1" w:themeTint="99"/>
+        </w:tcBorders>
+      </w:tcPr>
+    </w:tblStylePr>
+    <w:tblStylePr w:type="lastRow">
+      <w:rPr>
+        <w:b/>
+        <w:bCs/>
+      </w:rPr>
+      <w:tblPr/>
+      <w:tcPr>
+        <w:tcBorders>
+          <w:top w:val="double" w:sz="2" w:space="0" w:color="666666" w:themeColor="text1" w:themeTint="99"/>
+        </w:tcBorders>
+      </w:tcPr>
+    </w:tblStylePr>
+    <w:tblStylePr w:type="firstCol">
+      <w:rPr>
+        <w:b/>
+        <w:bCs/>
+      </w:rPr>
+    </w:tblStylePr>
+    <w:tblStylePr w:type="lastCol">
+      <w:rPr>
+        <w:b/>
+        <w:bCs/>
+      </w:rPr>
+    </w:tblStylePr>
+  </w:style>
 </w:styles>
 </file>
 
